--- a/06-学生侧材料/讲义/学生专用版/3-物理化学/胶体与表面物理化学-超级充实版（学生专用版）.docx
+++ b/06-学生侧材料/讲义/学生专用版/3-物理化学/胶体与表面物理化学-超级充实版（学生专用版）.docx
@@ -2,700 +2,7 @@
 <file path=word/document.xml><?xml version="1.0" encoding="utf-8"?>
 <w:document xmlns:w="http://schemas.openxmlformats.org/wordprocessingml/2006/main" xmlns:m="http://schemas.openxmlformats.org/officeDocument/2006/math" xmlns:r="http://schemas.openxmlformats.org/officeDocument/2006/relationships" xmlns:o="urn:schemas-microsoft-com:office:office" xmlns:v="urn:schemas-microsoft-com:vml" xmlns:w10="urn:schemas-microsoft-com:office:word" xmlns:a="http://schemas.openxmlformats.org/drawingml/2006/main" xmlns:pic="http://schemas.openxmlformats.org/drawingml/2006/picture" xmlns:wp="http://schemas.openxmlformats.org/drawingml/2006/wordprocessingDrawing">
   <w:body>
-    <w:bookmarkStart w:id="9" w:name="学习目标与考纲锚点"/>
-    <w:p>
-      <w:pPr>
-        <w:pStyle w:val="Heading2"/>
-        <w:spacing w:before="280" w:after="120"/>
-      </w:pPr>
-      <w:r>
-        <w:rPr>
-          <w:rFonts w:hint="eastAsia" w:ascii="Times New Roman" w:hAnsi="Times New Roman" w:eastAsia="SimHei" w:cs="Times New Roman"/>
-        </w:rPr>
-        <w:t xml:space="preserve">学习目标与考纲锚点</w:t>
-      </w:r>
-    </w:p>
-    <w:p>
-      <w:pPr>
-        <w:pStyle w:val="BlockText"/>
-        <w:spacing w:after="80"/>
-        <w:ind w:firstLine="420"/>
-      </w:pPr>
-      <w:r>
-        <w:rPr>
-          <w:rFonts w:hint="eastAsia" w:ascii="Times New Roman" w:hAnsi="Times New Roman" w:eastAsia="FangSong" w:cs="Times New Roman"/>
-        </w:rPr>
-        <w:t>对齐考纲</w:t>
-      </w:r>
-      <w:r>
-        <w:rPr>
-          <w:rFonts w:hint="eastAsia" w:ascii="Times New Roman" w:hAnsi="Times New Roman" w:eastAsia="Times New Roman" w:cs="Times New Roman"/>
-        </w:rPr>
-        <w:t>：</w:t>
-      </w:r>
-      <w:r>
-        <w:rPr>
-          <w:rFonts w:hint="eastAsia" w:ascii="Times New Roman" w:hAnsi="Times New Roman" w:eastAsia="FangSong" w:cs="Times New Roman"/>
-        </w:rPr>
-        <w:t>决赛</w:t>
-      </w:r>
-      <w:r>
-        <w:rPr>
-          <w:rFonts w:hint="eastAsia" w:ascii="Times New Roman" w:hAnsi="Times New Roman" w:eastAsia="Times New Roman" w:cs="Times New Roman"/>
-        </w:rPr>
-        <w:t>06</w:t>
-      </w:r>
-      <w:r>
-        <w:rPr>
-          <w:rFonts w:ascii="Times New Roman" w:hAnsi="Times New Roman" w:eastAsia="Times New Roman" w:cs="Times New Roman"/>
-        </w:rPr>
-        <w:t xml:space="preserve"> </w:t>
-      </w:r>
-      <w:r>
-        <w:rPr>
-          <w:rFonts w:hint="eastAsia" w:ascii="Times New Roman" w:hAnsi="Times New Roman" w:eastAsia="FangSong" w:cs="Times New Roman"/>
-        </w:rPr>
-        <w:t xml:space="preserve">两亲性分子和胶体</w:t>
-      </w:r>
-      <w:r>
-        <w:rPr>
-          <w:rFonts w:ascii="Times New Roman" w:hAnsi="Times New Roman" w:eastAsia="Times New Roman" w:cs="Times New Roman"/>
-        </w:rPr>
-        <w:t xml:space="preserve"> · </w:t>
-      </w:r>
-      <w:r>
-        <w:rPr>
-          <w:rFonts w:hint="eastAsia" w:ascii="Times New Roman" w:hAnsi="Times New Roman" w:eastAsia="FangSong" w:cs="Times New Roman"/>
-        </w:rPr>
-        <w:t>决赛</w:t>
-      </w:r>
-      <w:r>
-        <w:rPr>
-          <w:rFonts w:hint="eastAsia" w:ascii="Times New Roman" w:hAnsi="Times New Roman" w:eastAsia="Times New Roman" w:cs="Times New Roman"/>
-        </w:rPr>
-        <w:t>09</w:t>
-      </w:r>
-      <w:r>
-        <w:rPr>
-          <w:rFonts w:ascii="Times New Roman" w:hAnsi="Times New Roman" w:eastAsia="Times New Roman" w:cs="Times New Roman"/>
-        </w:rPr>
-        <w:t xml:space="preserve"> </w:t>
-      </w:r>
-      <w:r>
-        <w:rPr>
-          <w:rFonts w:hint="eastAsia" w:ascii="Times New Roman" w:hAnsi="Times New Roman" w:eastAsia="FangSong" w:cs="Times New Roman"/>
-        </w:rPr>
-        <w:t xml:space="preserve">表面物理化学</w:t>
-      </w:r>
-    </w:p>
-    <w:tbl>
-      <w:tblPr>
-        <w:tblStyle w:val="Table"/>
-        <w:tblW w:type="pct" w:w="5000"/>
-        <w:tblLayout w:type="fixed"/>
-        <w:tblLook w:firstRow="1" w:lastRow="0" w:firstColumn="0" w:lastColumn="0" w:noHBand="0" w:noVBand="0" w:val="0020"/>
-        <w:jc w:val="center"/>
-        <w:tblBorders>
-          <w:top w:val="single" w:sz="12" w:space="0" w:color="333333"/>
-          <w:bottom w:val="single" w:sz="12" w:space="0" w:color="333333"/>
-          <w:left w:val="none"/>
-          <w:right w:val="none"/>
-          <w:insideH w:val="none"/>
-          <w:insideV w:val="none"/>
-        </w:tblBorders>
-      </w:tblPr>
-      <w:tblGrid>
-        <w:gridCol w:w="3960"/>
-        <w:gridCol w:w="3960"/>
-      </w:tblGrid>
-      <w:tr>
-        <w:trPr>
-          <w:tblHeader w:val="on"/>
-        </w:trPr>
-        <w:tc>
-          <w:tcPr>
-            <w:tcBorders>
-              <w:bottom w:val="single" w:sz="6" w:space="0" w:color="333333"/>
-            </w:tcBorders>
-          </w:tcPr>
-          <w:p>
-            <w:pPr>
-              <w:pStyle w:val="Compact"/>
-              <w:jc w:val="center"/>
-            </w:pPr>
-            <w:r>
-              <w:rPr>
-                <w:rFonts w:hint="eastAsia" w:ascii="Times New Roman" w:hAnsi="Times New Roman" w:eastAsia="SimHei" w:cs="Times New Roman"/>
-                <w:b/>
-              </w:rPr>
-              <w:t xml:space="preserve">考纲条目</w:t>
-            </w:r>
-          </w:p>
-        </w:tc>
-        <w:tc>
-          <w:tcPr>
-            <w:tcBorders>
-              <w:bottom w:val="single" w:sz="6" w:space="0" w:color="333333"/>
-            </w:tcBorders>
-          </w:tcPr>
-          <w:p>
-            <w:pPr>
-              <w:pStyle w:val="Compact"/>
-              <w:jc w:val="center"/>
-            </w:pPr>
-            <w:r>
-              <w:rPr>
-                <w:rFonts w:hint="eastAsia" w:ascii="Times New Roman" w:hAnsi="Times New Roman" w:eastAsia="SimHei" w:cs="Times New Roman"/>
-                <w:b/>
-              </w:rPr>
-              <w:t xml:space="preserve">学完本讲你应能</w:t>
-            </w:r>
-          </w:p>
-        </w:tc>
-      </w:tr>
-      <w:tr>
-        <w:tc>
-          <w:tcPr/>
-          <w:p>
-            <w:pPr>
-              <w:pStyle w:val="Compact"/>
-              <w:jc w:val="center"/>
-            </w:pPr>
-            <w:r>
-              <w:rPr>
-                <w:rFonts w:hint="eastAsia" w:ascii="Times New Roman" w:hAnsi="Times New Roman" w:eastAsia="FangSong" w:cs="Times New Roman"/>
-              </w:rPr>
-              <w:t>决赛</w:t>
-            </w:r>
-            <w:r>
-              <w:rPr>
-                <w:rFonts w:hint="eastAsia" w:ascii="Times New Roman" w:hAnsi="Times New Roman" w:eastAsia="Times New Roman" w:cs="Times New Roman"/>
-              </w:rPr>
-              <w:t>06</w:t>
-            </w:r>
-            <w:r>
-              <w:rPr>
-                <w:rFonts w:ascii="Times New Roman" w:hAnsi="Times New Roman" w:eastAsia="Times New Roman" w:cs="Times New Roman"/>
-              </w:rPr>
-              <w:t xml:space="preserve"> </w:t>
-            </w:r>
-            <w:r>
-              <w:rPr>
-                <w:rFonts w:hint="eastAsia" w:ascii="Times New Roman" w:hAnsi="Times New Roman" w:eastAsia="FangSong" w:cs="Times New Roman"/>
-              </w:rPr>
-              <w:t xml:space="preserve">两亲性分子和胶体</w:t>
-            </w:r>
-            <w:r>
-              <w:rPr>
-                <w:rFonts w:ascii="Times New Roman" w:hAnsi="Times New Roman" w:eastAsia="Times New Roman" w:cs="Times New Roman"/>
-              </w:rPr>
-              <w:t xml:space="preserve"> · </w:t>
-            </w:r>
-            <w:r>
-              <w:rPr>
-                <w:rFonts w:hint="eastAsia" w:ascii="Times New Roman" w:hAnsi="Times New Roman" w:eastAsia="FangSong" w:cs="Times New Roman"/>
-              </w:rPr>
-              <w:t xml:space="preserve">胶束化热力学</w:t>
-            </w:r>
-          </w:p>
-        </w:tc>
-        <w:tc>
-          <w:tcPr/>
-          <w:p>
-            <w:pPr>
-              <w:pStyle w:val="Compact"/>
-              <w:jc w:val="center"/>
-            </w:pPr>
-            <w:r>
-              <w:rPr>
-                <w:rFonts w:hint="eastAsia" w:ascii="Times New Roman" w:hAnsi="Times New Roman" w:eastAsia="FangSong" w:cs="Times New Roman"/>
-              </w:rPr>
-              <w:t>用疏水效应解释胶束自发形成的熵驱动本质</w:t>
-            </w:r>
-            <w:r>
-              <w:rPr>
-                <w:rFonts w:hint="eastAsia" w:ascii="Times New Roman" w:hAnsi="Times New Roman" w:eastAsia="Times New Roman" w:cs="Times New Roman"/>
-              </w:rPr>
-              <w:t>，</w:t>
-            </w:r>
-            <w:r>
-              <w:rPr>
-                <w:rFonts w:hint="eastAsia" w:ascii="Times New Roman" w:hAnsi="Times New Roman" w:eastAsia="FangSong" w:cs="Times New Roman"/>
-              </w:rPr>
-              <w:t>由</w:t>
-            </w:r>
-            <w:r>
-              <w:rPr>
-                <w:rFonts w:ascii="Times New Roman" w:hAnsi="Times New Roman" w:eastAsia="Times New Roman" w:cs="Times New Roman"/>
-              </w:rPr>
-              <w:t xml:space="preserve"> CMC </w:t>
-            </w:r>
-            <w:r>
-              <w:rPr>
-                <w:rFonts w:hint="eastAsia" w:ascii="Times New Roman" w:hAnsi="Times New Roman" w:eastAsia="FangSong" w:cs="Times New Roman"/>
-              </w:rPr>
-              <w:t xml:space="preserve">与依数性判定缔合行为</w:t>
-            </w:r>
-          </w:p>
-        </w:tc>
-      </w:tr>
-      <w:tr>
-        <w:tc>
-          <w:tcPr/>
-          <w:p>
-            <w:pPr>
-              <w:pStyle w:val="Compact"/>
-              <w:jc w:val="center"/>
-            </w:pPr>
-            <w:r>
-              <w:rPr>
-                <w:rFonts w:hint="eastAsia" w:ascii="Times New Roman" w:hAnsi="Times New Roman" w:eastAsia="FangSong" w:cs="Times New Roman"/>
-              </w:rPr>
-              <w:t>决赛</w:t>
-            </w:r>
-            <w:r>
-              <w:rPr>
-                <w:rFonts w:hint="eastAsia" w:ascii="Times New Roman" w:hAnsi="Times New Roman" w:eastAsia="Times New Roman" w:cs="Times New Roman"/>
-              </w:rPr>
-              <w:t>06</w:t>
-            </w:r>
-            <w:r>
-              <w:rPr>
-                <w:rFonts w:ascii="Times New Roman" w:hAnsi="Times New Roman" w:eastAsia="Times New Roman" w:cs="Times New Roman"/>
-              </w:rPr>
-              <w:t xml:space="preserve"> </w:t>
-            </w:r>
-            <w:r>
-              <w:rPr>
-                <w:rFonts w:hint="eastAsia" w:ascii="Times New Roman" w:hAnsi="Times New Roman" w:eastAsia="FangSong" w:cs="Times New Roman"/>
-              </w:rPr>
-              <w:t xml:space="preserve">两亲性分子和胶体</w:t>
-            </w:r>
-            <w:r>
-              <w:rPr>
-                <w:rFonts w:ascii="Times New Roman" w:hAnsi="Times New Roman" w:eastAsia="Times New Roman" w:cs="Times New Roman"/>
-              </w:rPr>
-              <w:t xml:space="preserve"> · </w:t>
-            </w:r>
-            <w:r>
-              <w:rPr>
-                <w:rFonts w:hint="eastAsia" w:ascii="Times New Roman" w:hAnsi="Times New Roman" w:eastAsia="FangSong" w:cs="Times New Roman"/>
-              </w:rPr>
-              <w:t xml:space="preserve">胶团结构</w:t>
-            </w:r>
-          </w:p>
-        </w:tc>
-        <w:tc>
-          <w:tcPr/>
-          <w:p>
-            <w:pPr>
-              <w:pStyle w:val="Compact"/>
-              <w:jc w:val="center"/>
-            </w:pPr>
-            <w:r>
-              <w:rPr>
-                <w:rFonts w:hint="eastAsia" w:ascii="Times New Roman" w:hAnsi="Times New Roman" w:eastAsia="FangSong" w:cs="Times New Roman"/>
-              </w:rPr>
-              <w:t>写出胶团的扩散双电层结构</w:t>
-            </w:r>
-            <w:r>
-              <w:rPr>
-                <w:rFonts w:hint="eastAsia" w:ascii="Times New Roman" w:hAnsi="Times New Roman" w:eastAsia="Times New Roman" w:cs="Times New Roman"/>
-              </w:rPr>
-              <w:t>，</w:t>
-            </w:r>
-            <w:r>
-              <w:rPr>
-                <w:rFonts w:hint="eastAsia" w:ascii="Times New Roman" w:hAnsi="Times New Roman" w:eastAsia="FangSong" w:cs="Times New Roman"/>
-              </w:rPr>
-              <w:t>说明电泳</w:t>
-            </w:r>
-            <w:r>
-              <w:rPr>
-                <w:rFonts w:hint="eastAsia" w:ascii="Times New Roman" w:hAnsi="Times New Roman" w:eastAsia="Times New Roman" w:cs="Times New Roman"/>
-              </w:rPr>
-              <w:t>、</w:t>
-            </w:r>
-            <w:r>
-              <w:rPr>
-                <w:rFonts w:hint="eastAsia" w:ascii="Times New Roman" w:hAnsi="Times New Roman" w:eastAsia="FangSong" w:cs="Times New Roman"/>
-              </w:rPr>
-              <w:t>电渗与聚沉价数规则</w:t>
-            </w:r>
-          </w:p>
-        </w:tc>
-      </w:tr>
-      <w:tr>
-        <w:tc>
-          <w:tcPr/>
-          <w:p>
-            <w:pPr>
-              <w:pStyle w:val="Compact"/>
-              <w:jc w:val="center"/>
-            </w:pPr>
-            <w:r>
-              <w:rPr>
-                <w:rFonts w:hint="eastAsia" w:ascii="Times New Roman" w:hAnsi="Times New Roman" w:eastAsia="FangSong" w:cs="Times New Roman"/>
-              </w:rPr>
-              <w:t>决赛</w:t>
-            </w:r>
-            <w:r>
-              <w:rPr>
-                <w:rFonts w:hint="eastAsia" w:ascii="Times New Roman" w:hAnsi="Times New Roman" w:eastAsia="Times New Roman" w:cs="Times New Roman"/>
-              </w:rPr>
-              <w:t>09</w:t>
-            </w:r>
-            <w:r>
-              <w:rPr>
-                <w:rFonts w:ascii="Times New Roman" w:hAnsi="Times New Roman" w:eastAsia="Times New Roman" w:cs="Times New Roman"/>
-              </w:rPr>
-              <w:t xml:space="preserve"> </w:t>
-            </w:r>
-            <w:r>
-              <w:rPr>
-                <w:rFonts w:hint="eastAsia" w:ascii="Times New Roman" w:hAnsi="Times New Roman" w:eastAsia="FangSong" w:cs="Times New Roman"/>
-              </w:rPr>
-              <w:t xml:space="preserve">表面物理化学</w:t>
-            </w:r>
-            <w:r>
-              <w:rPr>
-                <w:rFonts w:ascii="Times New Roman" w:hAnsi="Times New Roman" w:eastAsia="Times New Roman" w:cs="Times New Roman"/>
-              </w:rPr>
-              <w:t xml:space="preserve"> · </w:t>
-            </w:r>
-            <w:r>
-              <w:rPr>
-                <w:rFonts w:hint="eastAsia" w:ascii="Times New Roman" w:hAnsi="Times New Roman" w:eastAsia="FangSong" w:cs="Times New Roman"/>
-              </w:rPr>
-              <w:t xml:space="preserve">界面热力学</w:t>
-            </w:r>
-          </w:p>
-        </w:tc>
-        <w:tc>
-          <w:tcPr/>
-          <w:p>
-            <w:pPr>
-              <w:pStyle w:val="Compact"/>
-              <w:jc w:val="center"/>
-            </w:pPr>
-            <w:r>
-              <w:rPr>
-                <w:rFonts w:hint="eastAsia" w:ascii="Times New Roman" w:hAnsi="Times New Roman" w:eastAsia="FangSong" w:cs="Times New Roman"/>
-              </w:rPr>
-              <w:t xml:space="preserve">由</w:t>
-            </w:r>
-            <w:r>
-              <w:rPr>
-                <w:rFonts w:ascii="Times New Roman" w:hAnsi="Times New Roman" w:eastAsia="Times New Roman" w:cs="Times New Roman"/>
-              </w:rPr>
-              <w:t xml:space="preserve"> Gibbs </w:t>
-            </w:r>
-            <w:r>
-              <w:rPr>
-                <w:rFonts w:hint="eastAsia" w:ascii="Times New Roman" w:hAnsi="Times New Roman" w:eastAsia="FangSong" w:cs="Times New Roman"/>
-              </w:rPr>
-              <w:t>吸附等温式计算表面超额与表面张力变化</w:t>
-            </w:r>
-            <w:r>
-              <w:rPr>
-                <w:rFonts w:hint="eastAsia" w:ascii="Times New Roman" w:hAnsi="Times New Roman" w:eastAsia="Times New Roman" w:cs="Times New Roman"/>
-              </w:rPr>
-              <w:t>，</w:t>
-            </w:r>
-            <w:r>
-              <w:rPr>
-                <w:rFonts w:hint="eastAsia" w:ascii="Times New Roman" w:hAnsi="Times New Roman" w:eastAsia="FangSong" w:cs="Times New Roman"/>
-              </w:rPr>
-              <w:t>判断表面活性剂的定向吸附</w:t>
-            </w:r>
-          </w:p>
-        </w:tc>
-      </w:tr>
-      <w:tr>
-        <w:tc>
-          <w:tcPr/>
-          <w:p>
-            <w:pPr>
-              <w:pStyle w:val="Compact"/>
-              <w:jc w:val="center"/>
-            </w:pPr>
-            <w:r>
-              <w:rPr>
-                <w:rFonts w:hint="eastAsia" w:ascii="Times New Roman" w:hAnsi="Times New Roman" w:eastAsia="FangSong" w:cs="Times New Roman"/>
-              </w:rPr>
-              <w:t>决赛</w:t>
-            </w:r>
-            <w:r>
-              <w:rPr>
-                <w:rFonts w:hint="eastAsia" w:ascii="Times New Roman" w:hAnsi="Times New Roman" w:eastAsia="Times New Roman" w:cs="Times New Roman"/>
-              </w:rPr>
-              <w:t>09</w:t>
-            </w:r>
-            <w:r>
-              <w:rPr>
-                <w:rFonts w:ascii="Times New Roman" w:hAnsi="Times New Roman" w:eastAsia="Times New Roman" w:cs="Times New Roman"/>
-              </w:rPr>
-              <w:t xml:space="preserve"> </w:t>
-            </w:r>
-            <w:r>
-              <w:rPr>
-                <w:rFonts w:hint="eastAsia" w:ascii="Times New Roman" w:hAnsi="Times New Roman" w:eastAsia="FangSong" w:cs="Times New Roman"/>
-              </w:rPr>
-              <w:t xml:space="preserve">表面物理化学</w:t>
-            </w:r>
-            <w:r>
-              <w:rPr>
-                <w:rFonts w:ascii="Times New Roman" w:hAnsi="Times New Roman" w:eastAsia="Times New Roman" w:cs="Times New Roman"/>
-              </w:rPr>
-              <w:t xml:space="preserve"> · </w:t>
-            </w:r>
-            <w:r>
-              <w:rPr>
-                <w:rFonts w:hint="eastAsia" w:ascii="Times New Roman" w:hAnsi="Times New Roman" w:eastAsia="FangSong" w:cs="Times New Roman"/>
-              </w:rPr>
-              <w:t xml:space="preserve">弯曲液面与润湿</w:t>
-            </w:r>
-          </w:p>
-        </w:tc>
-        <w:tc>
-          <w:tcPr/>
-          <w:p>
-            <w:pPr>
-              <w:pStyle w:val="Compact"/>
-              <w:jc w:val="center"/>
-            </w:pPr>
-            <w:r>
-              <w:rPr>
-                <w:rFonts w:hint="eastAsia" w:ascii="Times New Roman" w:hAnsi="Times New Roman" w:eastAsia="FangSong" w:cs="Times New Roman"/>
-              </w:rPr>
-              <w:t xml:space="preserve">用</w:t>
-            </w:r>
-            <w:r>
-              <w:rPr>
-                <w:rFonts w:ascii="Times New Roman" w:hAnsi="Times New Roman" w:eastAsia="Times New Roman" w:cs="Times New Roman"/>
-              </w:rPr>
-              <w:t xml:space="preserve"> Kelvin </w:t>
-            </w:r>
-            <w:r>
-              <w:rPr>
-                <w:rFonts w:hint="eastAsia" w:ascii="Times New Roman" w:hAnsi="Times New Roman" w:eastAsia="FangSong" w:cs="Times New Roman"/>
-              </w:rPr>
-              <w:t xml:space="preserve">方程与</w:t>
-            </w:r>
-            <w:r>
-              <w:rPr>
-                <w:rFonts w:ascii="Times New Roman" w:hAnsi="Times New Roman" w:eastAsia="Times New Roman" w:cs="Times New Roman"/>
-              </w:rPr>
-              <w:t xml:space="preserve"> Young </w:t>
-            </w:r>
-            <w:r>
-              <w:rPr>
-                <w:rFonts w:hint="eastAsia" w:ascii="Times New Roman" w:hAnsi="Times New Roman" w:eastAsia="FangSong" w:cs="Times New Roman"/>
-              </w:rPr>
-              <w:t>方程处理毛细凝结</w:t>
-            </w:r>
-            <w:r>
-              <w:rPr>
-                <w:rFonts w:hint="eastAsia" w:ascii="Times New Roman" w:hAnsi="Times New Roman" w:eastAsia="Times New Roman" w:cs="Times New Roman"/>
-              </w:rPr>
-              <w:t>、</w:t>
-            </w:r>
-            <w:r>
-              <w:rPr>
-                <w:rFonts w:hint="eastAsia" w:ascii="Times New Roman" w:hAnsi="Times New Roman" w:eastAsia="FangSong" w:cs="Times New Roman"/>
-              </w:rPr>
-              <w:t>过饱和与接触角问题</w:t>
-            </w:r>
-          </w:p>
-        </w:tc>
-      </w:tr>
-      <w:tr>
-        <w:tc>
-          <w:tcPr/>
-          <w:p>
-            <w:pPr>
-              <w:pStyle w:val="Compact"/>
-              <w:jc w:val="center"/>
-            </w:pPr>
-            <w:r>
-              <w:rPr>
-                <w:rFonts w:hint="eastAsia" w:ascii="Times New Roman" w:hAnsi="Times New Roman" w:eastAsia="FangSong" w:cs="Times New Roman"/>
-              </w:rPr>
-              <w:t>决赛</w:t>
-            </w:r>
-            <w:r>
-              <w:rPr>
-                <w:rFonts w:hint="eastAsia" w:ascii="Times New Roman" w:hAnsi="Times New Roman" w:eastAsia="Times New Roman" w:cs="Times New Roman"/>
-              </w:rPr>
-              <w:t>09</w:t>
-            </w:r>
-            <w:r>
-              <w:rPr>
-                <w:rFonts w:ascii="Times New Roman" w:hAnsi="Times New Roman" w:eastAsia="Times New Roman" w:cs="Times New Roman"/>
-              </w:rPr>
-              <w:t xml:space="preserve"> </w:t>
-            </w:r>
-            <w:r>
-              <w:rPr>
-                <w:rFonts w:hint="eastAsia" w:ascii="Times New Roman" w:hAnsi="Times New Roman" w:eastAsia="FangSong" w:cs="Times New Roman"/>
-              </w:rPr>
-              <w:t xml:space="preserve">表面物理化学</w:t>
-            </w:r>
-            <w:r>
-              <w:rPr>
-                <w:rFonts w:ascii="Times New Roman" w:hAnsi="Times New Roman" w:eastAsia="Times New Roman" w:cs="Times New Roman"/>
-              </w:rPr>
-              <w:t xml:space="preserve"> · </w:t>
-            </w:r>
-            <w:r>
-              <w:rPr>
-                <w:rFonts w:hint="eastAsia" w:ascii="Times New Roman" w:hAnsi="Times New Roman" w:eastAsia="FangSong" w:cs="Times New Roman"/>
-              </w:rPr>
-              <w:t xml:space="preserve">吸附等温式</w:t>
-            </w:r>
-          </w:p>
-        </w:tc>
-        <w:tc>
-          <w:tcPr/>
-          <w:p>
-            <w:pPr>
-              <w:pStyle w:val="Compact"/>
-              <w:jc w:val="center"/>
-            </w:pPr>
-            <w:r>
-              <w:rPr>
-                <w:rFonts w:hint="eastAsia" w:ascii="Times New Roman" w:hAnsi="Times New Roman" w:eastAsia="FangSong" w:cs="Times New Roman"/>
-              </w:rPr>
-              <w:t xml:space="preserve">推导并应用</w:t>
-            </w:r>
-            <w:r>
-              <w:rPr>
-                <w:rFonts w:ascii="Times New Roman" w:hAnsi="Times New Roman" w:eastAsia="Times New Roman" w:cs="Times New Roman"/>
-              </w:rPr>
-              <w:t xml:space="preserve"> Langmuir </w:t>
-            </w:r>
-            <w:r>
-              <w:rPr>
-                <w:rFonts w:hint="eastAsia" w:ascii="Times New Roman" w:hAnsi="Times New Roman" w:eastAsia="FangSong" w:cs="Times New Roman"/>
-              </w:rPr>
-              <w:t xml:space="preserve">单分子层吸附与</w:t>
-            </w:r>
-            <w:r>
-              <w:rPr>
-                <w:rFonts w:ascii="Times New Roman" w:hAnsi="Times New Roman" w:eastAsia="Times New Roman" w:cs="Times New Roman"/>
-              </w:rPr>
-              <w:t xml:space="preserve"> BET </w:t>
-            </w:r>
-            <w:r>
-              <w:rPr>
-                <w:rFonts w:hint="eastAsia" w:ascii="Times New Roman" w:hAnsi="Times New Roman" w:eastAsia="FangSong" w:cs="Times New Roman"/>
-              </w:rPr>
-              <w:t>多分子层吸附方程</w:t>
-            </w:r>
-            <w:r>
-              <w:rPr>
-                <w:rFonts w:hint="eastAsia" w:ascii="Times New Roman" w:hAnsi="Times New Roman" w:eastAsia="Times New Roman" w:cs="Times New Roman"/>
-              </w:rPr>
-              <w:t>，</w:t>
-            </w:r>
-            <w:r>
-              <w:rPr>
-                <w:rFonts w:hint="eastAsia" w:ascii="Times New Roman" w:hAnsi="Times New Roman" w:eastAsia="FangSong" w:cs="Times New Roman"/>
-              </w:rPr>
-              <w:t>测定比表面积</w:t>
-            </w:r>
-          </w:p>
-        </w:tc>
-      </w:tr>
-      <w:tr>
-        <w:tc>
-          <w:tcPr/>
-          <w:p>
-            <w:pPr>
-              <w:pStyle w:val="Compact"/>
-              <w:jc w:val="center"/>
-            </w:pPr>
-            <w:r>
-              <w:rPr>
-                <w:rFonts w:hint="eastAsia" w:ascii="Times New Roman" w:hAnsi="Times New Roman" w:eastAsia="FangSong" w:cs="Times New Roman"/>
-              </w:rPr>
-              <w:t>决赛</w:t>
-            </w:r>
-            <w:r>
-              <w:rPr>
-                <w:rFonts w:hint="eastAsia" w:ascii="Times New Roman" w:hAnsi="Times New Roman" w:eastAsia="Times New Roman" w:cs="Times New Roman"/>
-              </w:rPr>
-              <w:t>09</w:t>
-            </w:r>
-            <w:r>
-              <w:rPr>
-                <w:rFonts w:ascii="Times New Roman" w:hAnsi="Times New Roman" w:eastAsia="Times New Roman" w:cs="Times New Roman"/>
-              </w:rPr>
-              <w:t xml:space="preserve"> </w:t>
-            </w:r>
-            <w:r>
-              <w:rPr>
-                <w:rFonts w:hint="eastAsia" w:ascii="Times New Roman" w:hAnsi="Times New Roman" w:eastAsia="FangSong" w:cs="Times New Roman"/>
-              </w:rPr>
-              <w:t xml:space="preserve">表面物理化学</w:t>
-            </w:r>
-            <w:r>
-              <w:rPr>
-                <w:rFonts w:ascii="Times New Roman" w:hAnsi="Times New Roman" w:eastAsia="Times New Roman" w:cs="Times New Roman"/>
-              </w:rPr>
-              <w:t xml:space="preserve"> · </w:t>
-            </w:r>
-            <w:r>
-              <w:rPr>
-                <w:rFonts w:hint="eastAsia" w:ascii="Times New Roman" w:hAnsi="Times New Roman" w:eastAsia="FangSong" w:cs="Times New Roman"/>
-              </w:rPr>
-              <w:t xml:space="preserve">多相催化</w:t>
-            </w:r>
-          </w:p>
-        </w:tc>
-        <w:tc>
-          <w:tcPr/>
-          <w:p>
-            <w:pPr>
-              <w:pStyle w:val="Compact"/>
-              <w:jc w:val="center"/>
-            </w:pPr>
-            <w:r>
-              <w:rPr>
-                <w:rFonts w:hint="eastAsia" w:ascii="Times New Roman" w:hAnsi="Times New Roman" w:eastAsia="FangSong" w:cs="Times New Roman"/>
-              </w:rPr>
-              <w:t xml:space="preserve">由</w:t>
-            </w:r>
-            <w:r>
-              <w:rPr>
-                <w:rFonts w:ascii="Times New Roman" w:hAnsi="Times New Roman" w:eastAsia="Times New Roman" w:cs="Times New Roman"/>
-              </w:rPr>
-              <w:t xml:space="preserve"> Langmuir-Hinshelwood </w:t>
-            </w:r>
-            <w:r>
-              <w:rPr>
-                <w:rFonts w:hint="eastAsia" w:ascii="Times New Roman" w:hAnsi="Times New Roman" w:eastAsia="FangSong" w:cs="Times New Roman"/>
-              </w:rPr>
-              <w:t xml:space="preserve">与</w:t>
-            </w:r>
-            <w:r>
-              <w:rPr>
-                <w:rFonts w:ascii="Times New Roman" w:hAnsi="Times New Roman" w:eastAsia="Times New Roman" w:cs="Times New Roman"/>
-              </w:rPr>
-              <w:t xml:space="preserve"> Eley-Rideal </w:t>
-            </w:r>
-            <w:r>
-              <w:rPr>
-                <w:rFonts w:hint="eastAsia" w:ascii="Times New Roman" w:hAnsi="Times New Roman" w:eastAsia="FangSong" w:cs="Times New Roman"/>
-              </w:rPr>
-              <w:t xml:space="preserve">机理推导表面反应速率方程</w:t>
-            </w:r>
-          </w:p>
-        </w:tc>
-      </w:tr>
-    </w:tbl>
-    <w:bookmarkEnd w:id="9"/>
-    <w:bookmarkStart w:id="13" w:name="两亲性分子与胶束热力学"/>
+    <w:bookmarkStart w:id="12" w:name="两亲性分子与胶束热力学"/>
     <w:p>
       <w:pPr>
         <w:pStyle w:val="Heading2"/>
@@ -2268,18 +1575,18 @@
           <wp:inline>
             <wp:extent cx="2667000" cy="1704300"/>
             <wp:effectExtent b="0" l="0" r="0" t="0"/>
-            <wp:docPr descr="" title="" id="11" name="Picture"/>
+            <wp:docPr descr="" title="" id="10" name="Picture"/>
             <a:graphic>
               <a:graphicData uri="http://schemas.openxmlformats.org/drawingml/2006/picture">
                 <pic:pic>
                   <pic:nvPicPr>
-                    <pic:cNvPr descr="bb6c9d4f0dceea4ae5c58a6f06a17d03cce08db716b87be7191a364b5cb0652f.jpg" id="12" name="Picture"/>
+                    <pic:cNvPr descr="bb6c9d4f0dceea4ae5c58a6f06a17d03cce08db716b87be7191a364b5cb0652f.jpg" id="11" name="Picture"/>
                     <pic:cNvPicPr>
                       <a:picLocks noChangeArrowheads="1" noChangeAspect="1"/>
                     </pic:cNvPicPr>
                   </pic:nvPicPr>
                   <pic:blipFill>
-                    <a:blip r:embed="rId10"/>
+                    <a:blip r:embed="rId9"/>
                     <a:stretch>
                       <a:fillRect/>
                     </a:stretch>
@@ -3527,8 +2834,8 @@
         <w:t>。</w:t>
       </w:r>
     </w:p>
-    <w:bookmarkEnd w:id="13"/>
-    <w:bookmarkStart w:id="20" w:name="胶体分散系物理化学"/>
+    <w:bookmarkEnd w:id="12"/>
+    <w:bookmarkStart w:id="19" w:name="胶体分散系物理化学"/>
     <w:p>
       <w:pPr>
         <w:pStyle w:val="Heading2"/>
@@ -4537,18 +3844,18 @@
           <wp:inline>
             <wp:extent cx="2667000" cy="1302805"/>
             <wp:effectExtent b="0" l="0" r="0" t="0"/>
-            <wp:docPr descr="" title="" id="15" name="Picture"/>
+            <wp:docPr descr="" title="" id="14" name="Picture"/>
             <a:graphic>
               <a:graphicData uri="http://schemas.openxmlformats.org/drawingml/2006/picture">
                 <pic:pic>
                   <pic:nvPicPr>
-                    <pic:cNvPr descr="977f7d41bf153374a8eff146aae29570a8cbb834c0fd510380b765dd9b4cd6ea.jpg" id="16" name="Picture"/>
+                    <pic:cNvPr descr="977f7d41bf153374a8eff146aae29570a8cbb834c0fd510380b765dd9b4cd6ea.jpg" id="15" name="Picture"/>
                     <pic:cNvPicPr>
                       <a:picLocks noChangeArrowheads="1" noChangeAspect="1"/>
                     </pic:cNvPicPr>
                   </pic:nvPicPr>
                   <pic:blipFill>
-                    <a:blip r:embed="rId14"/>
+                    <a:blip r:embed="rId13"/>
                     <a:stretch>
                       <a:fillRect/>
                     </a:stretch>
@@ -6033,18 +5340,18 @@
           <wp:inline>
             <wp:extent cx="2667000" cy="1549862"/>
             <wp:effectExtent b="0" l="0" r="0" t="0"/>
-            <wp:docPr descr="" title="" id="18" name="Picture"/>
+            <wp:docPr descr="" title="" id="17" name="Picture"/>
             <a:graphic>
               <a:graphicData uri="http://schemas.openxmlformats.org/drawingml/2006/picture">
                 <pic:pic>
                   <pic:nvPicPr>
-                    <pic:cNvPr descr="a3db6dbb675217e4c91998cbc99f7e634402d47cc3b46a361a8d9acc5143420c.jpg" id="19" name="Picture"/>
+                    <pic:cNvPr descr="a3db6dbb675217e4c91998cbc99f7e634402d47cc3b46a361a8d9acc5143420c.jpg" id="18" name="Picture"/>
                     <pic:cNvPicPr>
                       <a:picLocks noChangeArrowheads="1" noChangeAspect="1"/>
                     </pic:cNvPicPr>
                   </pic:nvPicPr>
                   <pic:blipFill>
-                    <a:blip r:embed="rId17"/>
+                    <a:blip r:embed="rId16"/>
                     <a:stretch>
                       <a:fillRect/>
                     </a:stretch>
@@ -8141,8 +7448,8 @@
         <w:t>。</w:t>
       </w:r>
     </w:p>
-    <w:bookmarkEnd w:id="20"/>
-    <w:bookmarkStart w:id="21" w:name="界面热力学基础"/>
+    <w:bookmarkEnd w:id="19"/>
+    <w:bookmarkStart w:id="20" w:name="界面热力学基础"/>
     <w:p>
       <w:pPr>
         <w:pStyle w:val="Heading2"/>
@@ -12394,8 +11701,8 @@
         <w:t>。</w:t>
       </w:r>
     </w:p>
-    <w:bookmarkEnd w:id="21"/>
-    <w:bookmarkStart w:id="22" w:name="弯曲液面与润湿现象"/>
+    <w:bookmarkEnd w:id="20"/>
+    <w:bookmarkStart w:id="21" w:name="弯曲液面与润湿现象"/>
     <w:p>
       <w:pPr>
         <w:pStyle w:val="Heading2"/>
@@ -12846,24 +12153,15 @@
         </w:rPr>
         <w:t>）。</w:t>
       </w:r>
-      <w:r>
-        <w:rPr>
-          <w:rFonts w:ascii="Times New Roman" w:hAnsi="Times New Roman" w:eastAsia="Times New Roman" w:cs="Times New Roman"/>
-        </w:rPr>
-        <w:t xml:space="preserve"> </w:t>
-      </w:r>
-      <w:r>
-        <w:rPr>
-          <w:rFonts w:ascii="Times New Roman" w:hAnsi="Times New Roman" w:eastAsia="Times New Roman" w:cs="Times New Roman"/>
-        </w:rPr>
-        <w:t xml:space="preserve">1.</w:t>
-      </w:r>
-      <w:r>
-        <w:rPr>
-          <w:rFonts w:ascii="Times New Roman" w:hAnsi="Times New Roman" w:eastAsia="Times New Roman" w:cs="Times New Roman"/>
-        </w:rPr>
-        <w:t xml:space="preserve"> </w:t>
-      </w:r>
+    </w:p>
+    <w:p>
+      <w:pPr>
+        <w:numPr>
+          <w:ilvl w:val="0"/>
+          <w:numId w:val="1001"/>
+        </w:numPr>
+        <w:ind w:firstLine="420"/>
+      </w:pPr>
       <w:r>
         <w:rPr>
           <w:rFonts w:hint="eastAsia" w:ascii="Times New Roman" w:hAnsi="Times New Roman" w:eastAsia="FangSong" w:cs="Times New Roman"/>
@@ -13035,7 +12333,10 @@
     </w:p>
     <w:p>
       <w:pPr>
-        <w:pStyle w:val="FirstParagraph"/>
+        <w:numPr>
+          <w:ilvl w:val="0"/>
+          <w:numId w:val="1000"/>
+        </w:numPr>
         <w:ind w:firstLine="420"/>
       </w:pPr>
       <w:r>
@@ -13208,24 +12509,15 @@
         </w:rPr>
         <w:t>。</w:t>
       </w:r>
-      <w:r>
-        <w:rPr>
-          <w:rFonts w:ascii="Times New Roman" w:hAnsi="Times New Roman" w:eastAsia="Times New Roman" w:cs="Times New Roman"/>
-        </w:rPr>
-        <w:t xml:space="preserve"> </w:t>
-      </w:r>
-      <w:r>
-        <w:rPr>
-          <w:rFonts w:ascii="Times New Roman" w:hAnsi="Times New Roman" w:eastAsia="Times New Roman" w:cs="Times New Roman"/>
-        </w:rPr>
-        <w:t xml:space="preserve">2.</w:t>
-      </w:r>
-      <w:r>
-        <w:rPr>
-          <w:rFonts w:ascii="Times New Roman" w:hAnsi="Times New Roman" w:eastAsia="Times New Roman" w:cs="Times New Roman"/>
-        </w:rPr>
-        <w:t xml:space="preserve"> </w:t>
-      </w:r>
+    </w:p>
+    <w:p>
+      <w:pPr>
+        <w:numPr>
+          <w:ilvl w:val="0"/>
+          <w:numId w:val="1001"/>
+        </w:numPr>
+        <w:ind w:firstLine="420"/>
+      </w:pPr>
       <w:r>
         <w:rPr>
           <w:rFonts w:hint="eastAsia" w:ascii="Times New Roman" w:hAnsi="Times New Roman" w:eastAsia="FangSong" w:cs="Times New Roman"/>
@@ -14641,24 +13933,15 @@
         </w:rPr>
         <w:t>：</w:t>
       </w:r>
-      <w:r>
-        <w:rPr>
-          <w:rFonts w:ascii="Times New Roman" w:hAnsi="Times New Roman" w:eastAsia="Times New Roman" w:cs="Times New Roman"/>
-        </w:rPr>
-        <w:t xml:space="preserve"> </w:t>
-      </w:r>
-      <w:r>
-        <w:rPr>
-          <w:rFonts w:ascii="Times New Roman" w:hAnsi="Times New Roman" w:eastAsia="Times New Roman" w:cs="Times New Roman"/>
-        </w:rPr>
-        <w:t xml:space="preserve">1.</w:t>
-      </w:r>
-      <w:r>
-        <w:rPr>
-          <w:rFonts w:ascii="Times New Roman" w:hAnsi="Times New Roman" w:eastAsia="Times New Roman" w:cs="Times New Roman"/>
-        </w:rPr>
-        <w:t xml:space="preserve"> </w:t>
-      </w:r>
+    </w:p>
+    <w:p>
+      <w:pPr>
+        <w:numPr>
+          <w:ilvl w:val="0"/>
+          <w:numId w:val="1002"/>
+        </w:numPr>
+        <w:ind w:firstLine="420"/>
+      </w:pPr>
       <w:r>
         <w:rPr>
           <w:rFonts w:hint="eastAsia" w:ascii="Times New Roman" w:hAnsi="Times New Roman" w:eastAsia="FangSong" w:cs="Times New Roman"/>
@@ -14879,24 +14162,15 @@
         </w:rPr>
         <w:t xml:space="preserve">ripening）。</w:t>
       </w:r>
-      <w:r>
-        <w:rPr>
-          <w:rFonts w:ascii="Times New Roman" w:hAnsi="Times New Roman" w:eastAsia="Times New Roman" w:cs="Times New Roman"/>
-        </w:rPr>
-        <w:t xml:space="preserve"> </w:t>
-      </w:r>
-      <w:r>
-        <w:rPr>
-          <w:rFonts w:ascii="Times New Roman" w:hAnsi="Times New Roman" w:eastAsia="Times New Roman" w:cs="Times New Roman"/>
-        </w:rPr>
-        <w:t xml:space="preserve">2.</w:t>
-      </w:r>
-      <w:r>
-        <w:rPr>
-          <w:rFonts w:ascii="Times New Roman" w:hAnsi="Times New Roman" w:eastAsia="Times New Roman" w:cs="Times New Roman"/>
-        </w:rPr>
-        <w:t xml:space="preserve"> </w:t>
-      </w:r>
+    </w:p>
+    <w:p>
+      <w:pPr>
+        <w:numPr>
+          <w:ilvl w:val="0"/>
+          <w:numId w:val="1002"/>
+        </w:numPr>
+        <w:ind w:firstLine="420"/>
+      </w:pPr>
       <w:r>
         <w:rPr>
           <w:rFonts w:hint="eastAsia" w:ascii="Times New Roman" w:hAnsi="Times New Roman" w:eastAsia="FangSong" w:cs="Times New Roman"/>
@@ -15159,348 +14433,330 @@
         </w:rPr>
         <w:t>）。</w:t>
       </w:r>
-      <w:r>
-        <w:rPr>
-          <w:rFonts w:ascii="Times New Roman" w:hAnsi="Times New Roman" w:eastAsia="Times New Roman" w:cs="Times New Roman"/>
-        </w:rPr>
-        <w:t xml:space="preserve"> </w:t>
-      </w:r>
-      <w:r>
-        <w:rPr>
-          <w:rFonts w:ascii="Times New Roman" w:hAnsi="Times New Roman" w:eastAsia="Times New Roman" w:cs="Times New Roman"/>
-        </w:rPr>
-        <w:t xml:space="preserve">3.</w:t>
-      </w:r>
-      <w:r>
-        <w:rPr>
-          <w:rFonts w:ascii="Times New Roman" w:hAnsi="Times New Roman" w:eastAsia="Times New Roman" w:cs="Times New Roman"/>
-        </w:rPr>
-        <w:t xml:space="preserve"> </w:t>
-      </w:r>
-      <w:r>
-        <w:rPr>
-          <w:rFonts w:hint="eastAsia" w:ascii="Times New Roman" w:hAnsi="Times New Roman" w:eastAsia="FangSong" w:cs="Times New Roman"/>
-          <w:b/>
-          <w:bCs/>
-        </w:rPr>
-        <w:t xml:space="preserve">过饱和蒸气与人工降雨</w:t>
-      </w:r>
-      <w:r>
-        <w:rPr>
-          <w:rFonts w:hint="eastAsia" w:ascii="Times New Roman" w:hAnsi="Times New Roman" w:eastAsia="Times New Roman" w:cs="Times New Roman"/>
-        </w:rPr>
-        <w:t>：</w:t>
-      </w:r>
-      <w:r>
-        <w:rPr>
-          <w:rFonts w:hint="eastAsia" w:ascii="Times New Roman" w:hAnsi="Times New Roman" w:eastAsia="FangSong" w:cs="Times New Roman"/>
-        </w:rPr>
-        <w:t>若纯净蒸气中缺乏尘埃等大曲率半径的外来凝聚核心</w:t>
-      </w:r>
-      <w:r>
-        <w:rPr>
-          <w:rFonts w:hint="eastAsia" w:ascii="Times New Roman" w:hAnsi="Times New Roman" w:eastAsia="Times New Roman" w:cs="Times New Roman"/>
-        </w:rPr>
-        <w:t>，</w:t>
-      </w:r>
-      <w:r>
-        <w:rPr>
-          <w:rFonts w:hint="eastAsia" w:ascii="Times New Roman" w:hAnsi="Times New Roman" w:eastAsia="FangSong" w:cs="Times New Roman"/>
-        </w:rPr>
-        <w:t>由于最初随机成核生成的微观分子簇液核尺寸处于亚纳米量级</w:t>
-      </w:r>
-      <w:r>
-        <w:rPr>
-          <w:rFonts w:hint="eastAsia" w:ascii="Times New Roman" w:hAnsi="Times New Roman" w:eastAsia="Times New Roman" w:cs="Times New Roman"/>
-        </w:rPr>
-        <w:t>（</w:t>
-      </w:r>
-      <m:oMath>
-        <m:r>
-          <m:t>r</m:t>
-        </m:r>
-        <m:r>
-          <m:rPr>
-            <m:sty m:val="p"/>
-          </m:rPr>
-          <m:t>→</m:t>
-        </m:r>
-        <m:r>
-          <m:t>0</m:t>
-        </m:r>
-      </m:oMath>
-      <w:r>
-        <w:rPr>
-          <w:rFonts w:hint="eastAsia" w:ascii="Times New Roman" w:hAnsi="Times New Roman" w:eastAsia="Times New Roman" w:cs="Times New Roman"/>
-        </w:rPr>
-        <w:t>），</w:t>
-      </w:r>
-      <w:r>
-        <w:rPr>
-          <w:rFonts w:hint="eastAsia" w:ascii="Times New Roman" w:hAnsi="Times New Roman" w:eastAsia="FangSong" w:cs="Times New Roman"/>
-        </w:rPr>
-        <w:t>其理论平衡蒸气压极高</w:t>
-      </w:r>
-      <w:r>
-        <w:rPr>
-          <w:rFonts w:hint="eastAsia" w:ascii="Times New Roman" w:hAnsi="Times New Roman" w:eastAsia="Times New Roman" w:cs="Times New Roman"/>
-        </w:rPr>
-        <w:t>，</w:t>
-      </w:r>
-      <w:r>
-        <w:rPr>
-          <w:rFonts w:hint="eastAsia" w:ascii="Times New Roman" w:hAnsi="Times New Roman" w:eastAsia="FangSong" w:cs="Times New Roman"/>
-        </w:rPr>
-        <w:t>导致蒸气即使达到数倍的过饱和度也不会自发液化</w:t>
-      </w:r>
-      <w:r>
-        <w:rPr>
-          <w:rFonts w:hint="eastAsia" w:ascii="Times New Roman" w:hAnsi="Times New Roman" w:eastAsia="Times New Roman" w:cs="Times New Roman"/>
-        </w:rPr>
-        <w:t>（</w:t>
-      </w:r>
-      <w:r>
-        <w:rPr>
-          <w:rFonts w:hint="eastAsia" w:ascii="Times New Roman" w:hAnsi="Times New Roman" w:eastAsia="FangSong" w:cs="Times New Roman"/>
-        </w:rPr>
-        <w:t>亚稳过饱和状态</w:t>
-      </w:r>
-      <w:r>
-        <w:rPr>
-          <w:rFonts w:hint="eastAsia" w:ascii="Times New Roman" w:hAnsi="Times New Roman" w:eastAsia="Times New Roman" w:cs="Times New Roman"/>
-        </w:rPr>
-        <w:t>）。</w:t>
-      </w:r>
-      <w:r>
-        <w:rPr>
-          <w:rFonts w:hint="eastAsia" w:ascii="Times New Roman" w:hAnsi="Times New Roman" w:eastAsia="FangSong" w:cs="Times New Roman"/>
-        </w:rPr>
-        <w:t>向积雨云层中喷洒碘化银</w:t>
-      </w:r>
-      <w:r>
-        <w:rPr>
-          <w:rFonts w:hint="eastAsia" w:ascii="Times New Roman" w:hAnsi="Times New Roman" w:eastAsia="Times New Roman" w:cs="Times New Roman"/>
-        </w:rPr>
-        <w:t>（</w:t>
-      </w:r>
-      <m:oMath>
-        <m:r>
-          <m:rPr>
-            <m:sty m:val="p"/>
-          </m:rPr>
-          <m:t>A</m:t>
-        </m:r>
-        <m:r>
-          <m:rPr>
-            <m:sty m:val="p"/>
-          </m:rPr>
-          <m:t>g</m:t>
-        </m:r>
-        <m:r>
-          <m:rPr>
-            <m:sty m:val="p"/>
-          </m:rPr>
-          <m:t>I</m:t>
-        </m:r>
-      </m:oMath>
-      <w:r>
-        <w:rPr>
-          <w:rFonts w:hint="eastAsia" w:ascii="Times New Roman" w:hAnsi="Times New Roman" w:eastAsia="Times New Roman" w:cs="Times New Roman"/>
-        </w:rPr>
-        <w:t>）</w:t>
-      </w:r>
-      <w:r>
-        <w:rPr>
-          <w:rFonts w:hint="eastAsia" w:ascii="Times New Roman" w:hAnsi="Times New Roman" w:eastAsia="FangSong" w:cs="Times New Roman"/>
-        </w:rPr>
-        <w:t>气溶胶或干冰</w:t>
-      </w:r>
-      <w:r>
-        <w:rPr>
-          <w:rFonts w:hint="eastAsia" w:ascii="Times New Roman" w:hAnsi="Times New Roman" w:eastAsia="Times New Roman" w:cs="Times New Roman"/>
-        </w:rPr>
-        <w:t>，</w:t>
-      </w:r>
-      <w:r>
-        <w:rPr>
-          <w:rFonts w:hint="eastAsia" w:ascii="Times New Roman" w:hAnsi="Times New Roman" w:eastAsia="FangSong" w:cs="Times New Roman"/>
-        </w:rPr>
-        <w:t>能以极高效率提供与冰晶相近的大尺寸人工结晶晶核</w:t>
-      </w:r>
-      <w:r>
-        <w:rPr>
-          <w:rFonts w:hint="eastAsia" w:ascii="Times New Roman" w:hAnsi="Times New Roman" w:eastAsia="Times New Roman" w:cs="Times New Roman"/>
-        </w:rPr>
-        <w:t>，</w:t>
-      </w:r>
-      <w:r>
-        <w:rPr>
-          <w:rFonts w:hint="eastAsia" w:ascii="Times New Roman" w:hAnsi="Times New Roman" w:eastAsia="FangSong" w:cs="Times New Roman"/>
-        </w:rPr>
-        <w:t>迅速打破过饱和亚稳态并引发雨滴降落</w:t>
-      </w:r>
-      <w:r>
-        <w:rPr>
-          <w:rFonts w:hint="eastAsia" w:ascii="Times New Roman" w:hAnsi="Times New Roman" w:eastAsia="Times New Roman" w:cs="Times New Roman"/>
-        </w:rPr>
-        <w:t>。</w:t>
-      </w:r>
-      <w:r>
-        <w:rPr>
-          <w:rFonts w:ascii="Times New Roman" w:hAnsi="Times New Roman" w:eastAsia="Times New Roman" w:cs="Times New Roman"/>
-        </w:rPr>
-        <w:t xml:space="preserve"> </w:t>
-      </w:r>
-      <w:r>
-        <w:rPr>
-          <w:rFonts w:ascii="Times New Roman" w:hAnsi="Times New Roman" w:eastAsia="Times New Roman" w:cs="Times New Roman"/>
-        </w:rPr>
-        <w:t xml:space="preserve">4.</w:t>
-      </w:r>
-      <w:r>
-        <w:rPr>
-          <w:rFonts w:ascii="Times New Roman" w:hAnsi="Times New Roman" w:eastAsia="Times New Roman" w:cs="Times New Roman"/>
-        </w:rPr>
-        <w:t xml:space="preserve"> </w:t>
-      </w:r>
-      <w:r>
-        <w:rPr>
-          <w:rFonts w:hint="eastAsia" w:ascii="Times New Roman" w:hAnsi="Times New Roman" w:eastAsia="FangSong" w:cs="Times New Roman"/>
-          <w:b/>
-          <w:bCs/>
-        </w:rPr>
-        <w:t xml:space="preserve">过热液体与防暴沸</w:t>
-      </w:r>
-      <w:r>
-        <w:rPr>
-          <w:rFonts w:hint="eastAsia" w:ascii="Times New Roman" w:hAnsi="Times New Roman" w:eastAsia="Times New Roman" w:cs="Times New Roman"/>
-        </w:rPr>
-        <w:t>：</w:t>
-      </w:r>
-      <w:r>
-        <w:rPr>
-          <w:rFonts w:hint="eastAsia" w:ascii="Times New Roman" w:hAnsi="Times New Roman" w:eastAsia="FangSong" w:cs="Times New Roman"/>
-        </w:rPr>
-        <w:t>无汽化中心的均质液体受热升温时</w:t>
-      </w:r>
-      <w:r>
-        <w:rPr>
-          <w:rFonts w:hint="eastAsia" w:ascii="Times New Roman" w:hAnsi="Times New Roman" w:eastAsia="Times New Roman" w:cs="Times New Roman"/>
-        </w:rPr>
-        <w:t>，</w:t>
-      </w:r>
-      <w:r>
-        <w:rPr>
-          <w:rFonts w:hint="eastAsia" w:ascii="Times New Roman" w:hAnsi="Times New Roman" w:eastAsia="FangSong" w:cs="Times New Roman"/>
-        </w:rPr>
-        <w:t>新生成的小气泡在微观上表现为极微小的凹液面空腔</w:t>
-      </w:r>
-      <w:r>
-        <w:rPr>
-          <w:rFonts w:hint="eastAsia" w:ascii="Times New Roman" w:hAnsi="Times New Roman" w:eastAsia="Times New Roman" w:cs="Times New Roman"/>
-        </w:rPr>
-        <w:t>，</w:t>
-      </w:r>
-      <w:r>
-        <w:rPr>
-          <w:rFonts w:hint="eastAsia" w:ascii="Times New Roman" w:hAnsi="Times New Roman" w:eastAsia="FangSong" w:cs="Times New Roman"/>
-        </w:rPr>
-        <w:t>外部液体对气泡施加巨大的收缩性附加压力</w:t>
-      </w:r>
-      <w:r>
-        <w:rPr>
-          <w:rFonts w:hint="eastAsia" w:ascii="Times New Roman" w:hAnsi="Times New Roman" w:eastAsia="Times New Roman" w:cs="Times New Roman"/>
-        </w:rPr>
-        <w:t>，</w:t>
-      </w:r>
-      <w:r>
-        <w:rPr>
-          <w:rFonts w:hint="eastAsia" w:ascii="Times New Roman" w:hAnsi="Times New Roman" w:eastAsia="FangSong" w:cs="Times New Roman"/>
-        </w:rPr>
-        <w:t>导致小气泡极易被压缩湮灭</w:t>
-      </w:r>
-      <w:r>
-        <w:rPr>
-          <w:rFonts w:hint="eastAsia" w:ascii="Times New Roman" w:hAnsi="Times New Roman" w:eastAsia="Times New Roman" w:cs="Times New Roman"/>
-        </w:rPr>
-        <w:t>。</w:t>
-      </w:r>
-      <w:r>
-        <w:rPr>
-          <w:rFonts w:hint="eastAsia" w:ascii="Times New Roman" w:hAnsi="Times New Roman" w:eastAsia="FangSong" w:cs="Times New Roman"/>
-        </w:rPr>
-        <w:t>液体即便加热超过标称沸点仍无法自发形成气泡沸腾</w:t>
-      </w:r>
-      <w:r>
-        <w:rPr>
-          <w:rFonts w:hint="eastAsia" w:ascii="Times New Roman" w:hAnsi="Times New Roman" w:eastAsia="Times New Roman" w:cs="Times New Roman"/>
-        </w:rPr>
-        <w:t>，</w:t>
-      </w:r>
-      <w:r>
-        <w:rPr>
-          <w:rFonts w:hint="eastAsia" w:ascii="Times New Roman" w:hAnsi="Times New Roman" w:eastAsia="FangSong" w:cs="Times New Roman"/>
-        </w:rPr>
-        <w:t>形成高能的过热液体</w:t>
-      </w:r>
-      <w:r>
-        <w:rPr>
-          <w:rFonts w:hint="eastAsia" w:ascii="Times New Roman" w:hAnsi="Times New Roman" w:eastAsia="Times New Roman" w:cs="Times New Roman"/>
-        </w:rPr>
-        <w:t>（superheated</w:t>
-      </w:r>
-      <w:r>
-        <w:rPr>
-          <w:rFonts w:ascii="Times New Roman" w:hAnsi="Times New Roman" w:eastAsia="Times New Roman" w:cs="Times New Roman"/>
-        </w:rPr>
-        <w:t xml:space="preserve"> </w:t>
-      </w:r>
-      <w:r>
-        <w:rPr>
-          <w:rFonts w:hint="eastAsia" w:ascii="Times New Roman" w:hAnsi="Times New Roman" w:eastAsia="Times New Roman" w:cs="Times New Roman"/>
-        </w:rPr>
-        <w:t>liquid）。</w:t>
-      </w:r>
-      <w:r>
-        <w:rPr>
-          <w:rFonts w:hint="eastAsia" w:ascii="Times New Roman" w:hAnsi="Times New Roman" w:eastAsia="FangSong" w:cs="Times New Roman"/>
-        </w:rPr>
-        <w:t>加入素烧瓷片或沸石等多孔助剂</w:t>
-      </w:r>
-      <w:r>
-        <w:rPr>
-          <w:rFonts w:hint="eastAsia" w:ascii="Times New Roman" w:hAnsi="Times New Roman" w:eastAsia="Times New Roman" w:cs="Times New Roman"/>
-        </w:rPr>
-        <w:t>，</w:t>
-      </w:r>
-      <w:r>
-        <w:rPr>
-          <w:rFonts w:hint="eastAsia" w:ascii="Times New Roman" w:hAnsi="Times New Roman" w:eastAsia="FangSong" w:cs="Times New Roman"/>
-        </w:rPr>
-        <w:t>其孔道内截留的大量微气泡提供了宏观曲率半径的气化核心</w:t>
-      </w:r>
-      <w:r>
-        <w:rPr>
-          <w:rFonts w:hint="eastAsia" w:ascii="Times New Roman" w:hAnsi="Times New Roman" w:eastAsia="Times New Roman" w:cs="Times New Roman"/>
-        </w:rPr>
-        <w:t>，</w:t>
-      </w:r>
-      <w:r>
-        <w:rPr>
-          <w:rFonts w:hint="eastAsia" w:ascii="Times New Roman" w:hAnsi="Times New Roman" w:eastAsia="FangSong" w:cs="Times New Roman"/>
-        </w:rPr>
-        <w:t>从而彻底消除了突沸暴沸的安全隐患</w:t>
-      </w:r>
-      <w:r>
-        <w:rPr>
-          <w:rFonts w:hint="eastAsia" w:ascii="Times New Roman" w:hAnsi="Times New Roman" w:eastAsia="Times New Roman" w:cs="Times New Roman"/>
-        </w:rPr>
-        <w:t>。</w:t>
-      </w:r>
     </w:p>
     <w:p>
       <w:pPr>
-        <w:pStyle w:val="BodyText"/>
+        <w:numPr>
+          <w:ilvl w:val="0"/>
+          <w:numId w:val="1002"/>
+        </w:numPr>
+        <w:ind w:firstLine="420"/>
+      </w:pPr>
+      <w:r>
+        <w:rPr>
+          <w:rFonts w:hint="eastAsia" w:ascii="Times New Roman" w:hAnsi="Times New Roman" w:eastAsia="FangSong" w:cs="Times New Roman"/>
+          <w:b/>
+          <w:bCs/>
+        </w:rPr>
+        <w:t xml:space="preserve">过饱和蒸气与人工降雨</w:t>
+      </w:r>
+      <w:r>
+        <w:rPr>
+          <w:rFonts w:hint="eastAsia" w:ascii="Times New Roman" w:hAnsi="Times New Roman" w:eastAsia="Times New Roman" w:cs="Times New Roman"/>
+        </w:rPr>
+        <w:t>：</w:t>
+      </w:r>
+      <w:r>
+        <w:rPr>
+          <w:rFonts w:hint="eastAsia" w:ascii="Times New Roman" w:hAnsi="Times New Roman" w:eastAsia="FangSong" w:cs="Times New Roman"/>
+        </w:rPr>
+        <w:t>若纯净蒸气中缺乏尘埃等大曲率半径的外来凝聚核心</w:t>
+      </w:r>
+      <w:r>
+        <w:rPr>
+          <w:rFonts w:hint="eastAsia" w:ascii="Times New Roman" w:hAnsi="Times New Roman" w:eastAsia="Times New Roman" w:cs="Times New Roman"/>
+        </w:rPr>
+        <w:t>，</w:t>
+      </w:r>
+      <w:r>
+        <w:rPr>
+          <w:rFonts w:hint="eastAsia" w:ascii="Times New Roman" w:hAnsi="Times New Roman" w:eastAsia="FangSong" w:cs="Times New Roman"/>
+        </w:rPr>
+        <w:t>由于最初随机成核生成的微观分子簇液核尺寸处于亚纳米量级</w:t>
+      </w:r>
+      <w:r>
+        <w:rPr>
+          <w:rFonts w:hint="eastAsia" w:ascii="Times New Roman" w:hAnsi="Times New Roman" w:eastAsia="Times New Roman" w:cs="Times New Roman"/>
+        </w:rPr>
+        <w:t>（</w:t>
+      </w:r>
+      <m:oMath>
+        <m:r>
+          <m:t>r</m:t>
+        </m:r>
+        <m:r>
+          <m:rPr>
+            <m:sty m:val="p"/>
+          </m:rPr>
+          <m:t>→</m:t>
+        </m:r>
+        <m:r>
+          <m:t>0</m:t>
+        </m:r>
+      </m:oMath>
+      <w:r>
+        <w:rPr>
+          <w:rFonts w:hint="eastAsia" w:ascii="Times New Roman" w:hAnsi="Times New Roman" w:eastAsia="Times New Roman" w:cs="Times New Roman"/>
+        </w:rPr>
+        <w:t>），</w:t>
+      </w:r>
+      <w:r>
+        <w:rPr>
+          <w:rFonts w:hint="eastAsia" w:ascii="Times New Roman" w:hAnsi="Times New Roman" w:eastAsia="FangSong" w:cs="Times New Roman"/>
+        </w:rPr>
+        <w:t>其理论平衡蒸气压极高</w:t>
+      </w:r>
+      <w:r>
+        <w:rPr>
+          <w:rFonts w:hint="eastAsia" w:ascii="Times New Roman" w:hAnsi="Times New Roman" w:eastAsia="Times New Roman" w:cs="Times New Roman"/>
+        </w:rPr>
+        <w:t>，</w:t>
+      </w:r>
+      <w:r>
+        <w:rPr>
+          <w:rFonts w:hint="eastAsia" w:ascii="Times New Roman" w:hAnsi="Times New Roman" w:eastAsia="FangSong" w:cs="Times New Roman"/>
+        </w:rPr>
+        <w:t>导致蒸气即使达到数倍的过饱和度也不会自发液化</w:t>
+      </w:r>
+      <w:r>
+        <w:rPr>
+          <w:rFonts w:hint="eastAsia" w:ascii="Times New Roman" w:hAnsi="Times New Roman" w:eastAsia="Times New Roman" w:cs="Times New Roman"/>
+        </w:rPr>
+        <w:t>（</w:t>
+      </w:r>
+      <w:r>
+        <w:rPr>
+          <w:rFonts w:hint="eastAsia" w:ascii="Times New Roman" w:hAnsi="Times New Roman" w:eastAsia="FangSong" w:cs="Times New Roman"/>
+        </w:rPr>
+        <w:t>亚稳过饱和状态</w:t>
+      </w:r>
+      <w:r>
+        <w:rPr>
+          <w:rFonts w:hint="eastAsia" w:ascii="Times New Roman" w:hAnsi="Times New Roman" w:eastAsia="Times New Roman" w:cs="Times New Roman"/>
+        </w:rPr>
+        <w:t>）。</w:t>
+      </w:r>
+      <w:r>
+        <w:rPr>
+          <w:rFonts w:hint="eastAsia" w:ascii="Times New Roman" w:hAnsi="Times New Roman" w:eastAsia="FangSong" w:cs="Times New Roman"/>
+        </w:rPr>
+        <w:t>向积雨云层中喷洒碘化银</w:t>
+      </w:r>
+      <w:r>
+        <w:rPr>
+          <w:rFonts w:hint="eastAsia" w:ascii="Times New Roman" w:hAnsi="Times New Roman" w:eastAsia="Times New Roman" w:cs="Times New Roman"/>
+        </w:rPr>
+        <w:t>（</w:t>
+      </w:r>
+      <m:oMath>
+        <m:r>
+          <m:rPr>
+            <m:sty m:val="p"/>
+          </m:rPr>
+          <m:t>A</m:t>
+        </m:r>
+        <m:r>
+          <m:rPr>
+            <m:sty m:val="p"/>
+          </m:rPr>
+          <m:t>g</m:t>
+        </m:r>
+        <m:r>
+          <m:rPr>
+            <m:sty m:val="p"/>
+          </m:rPr>
+          <m:t>I</m:t>
+        </m:r>
+      </m:oMath>
+      <w:r>
+        <w:rPr>
+          <w:rFonts w:hint="eastAsia" w:ascii="Times New Roman" w:hAnsi="Times New Roman" w:eastAsia="Times New Roman" w:cs="Times New Roman"/>
+        </w:rPr>
+        <w:t>）</w:t>
+      </w:r>
+      <w:r>
+        <w:rPr>
+          <w:rFonts w:hint="eastAsia" w:ascii="Times New Roman" w:hAnsi="Times New Roman" w:eastAsia="FangSong" w:cs="Times New Roman"/>
+        </w:rPr>
+        <w:t>气溶胶或干冰</w:t>
+      </w:r>
+      <w:r>
+        <w:rPr>
+          <w:rFonts w:hint="eastAsia" w:ascii="Times New Roman" w:hAnsi="Times New Roman" w:eastAsia="Times New Roman" w:cs="Times New Roman"/>
+        </w:rPr>
+        <w:t>，</w:t>
+      </w:r>
+      <w:r>
+        <w:rPr>
+          <w:rFonts w:hint="eastAsia" w:ascii="Times New Roman" w:hAnsi="Times New Roman" w:eastAsia="FangSong" w:cs="Times New Roman"/>
+        </w:rPr>
+        <w:t>能以极高效率提供与冰晶相近的大尺寸人工结晶晶核</w:t>
+      </w:r>
+      <w:r>
+        <w:rPr>
+          <w:rFonts w:hint="eastAsia" w:ascii="Times New Roman" w:hAnsi="Times New Roman" w:eastAsia="Times New Roman" w:cs="Times New Roman"/>
+        </w:rPr>
+        <w:t>，</w:t>
+      </w:r>
+      <w:r>
+        <w:rPr>
+          <w:rFonts w:hint="eastAsia" w:ascii="Times New Roman" w:hAnsi="Times New Roman" w:eastAsia="FangSong" w:cs="Times New Roman"/>
+        </w:rPr>
+        <w:t>迅速打破过饱和亚稳态并引发雨滴降落</w:t>
+      </w:r>
+      <w:r>
+        <w:rPr>
+          <w:rFonts w:hint="eastAsia" w:ascii="Times New Roman" w:hAnsi="Times New Roman" w:eastAsia="Times New Roman" w:cs="Times New Roman"/>
+        </w:rPr>
+        <w:t>。</w:t>
+      </w:r>
+    </w:p>
+    <w:p>
+      <w:pPr>
+        <w:numPr>
+          <w:ilvl w:val="0"/>
+          <w:numId w:val="1002"/>
+        </w:numPr>
+        <w:ind w:firstLine="420"/>
+      </w:pPr>
+      <w:r>
+        <w:rPr>
+          <w:rFonts w:hint="eastAsia" w:ascii="Times New Roman" w:hAnsi="Times New Roman" w:eastAsia="FangSong" w:cs="Times New Roman"/>
+          <w:b/>
+          <w:bCs/>
+        </w:rPr>
+        <w:t xml:space="preserve">过热液体与防暴沸</w:t>
+      </w:r>
+      <w:r>
+        <w:rPr>
+          <w:rFonts w:hint="eastAsia" w:ascii="Times New Roman" w:hAnsi="Times New Roman" w:eastAsia="Times New Roman" w:cs="Times New Roman"/>
+        </w:rPr>
+        <w:t>：</w:t>
+      </w:r>
+      <w:r>
+        <w:rPr>
+          <w:rFonts w:hint="eastAsia" w:ascii="Times New Roman" w:hAnsi="Times New Roman" w:eastAsia="FangSong" w:cs="Times New Roman"/>
+        </w:rPr>
+        <w:t>无汽化中心的均质液体受热升温时</w:t>
+      </w:r>
+      <w:r>
+        <w:rPr>
+          <w:rFonts w:hint="eastAsia" w:ascii="Times New Roman" w:hAnsi="Times New Roman" w:eastAsia="Times New Roman" w:cs="Times New Roman"/>
+        </w:rPr>
+        <w:t>，</w:t>
+      </w:r>
+      <w:r>
+        <w:rPr>
+          <w:rFonts w:hint="eastAsia" w:ascii="Times New Roman" w:hAnsi="Times New Roman" w:eastAsia="FangSong" w:cs="Times New Roman"/>
+        </w:rPr>
+        <w:t>新生成的小气泡在微观上表现为极微小的凹液面空腔</w:t>
+      </w:r>
+      <w:r>
+        <w:rPr>
+          <w:rFonts w:hint="eastAsia" w:ascii="Times New Roman" w:hAnsi="Times New Roman" w:eastAsia="Times New Roman" w:cs="Times New Roman"/>
+        </w:rPr>
+        <w:t>，</w:t>
+      </w:r>
+      <w:r>
+        <w:rPr>
+          <w:rFonts w:hint="eastAsia" w:ascii="Times New Roman" w:hAnsi="Times New Roman" w:eastAsia="FangSong" w:cs="Times New Roman"/>
+        </w:rPr>
+        <w:t>外部液体对气泡施加巨大的收缩性附加压力</w:t>
+      </w:r>
+      <w:r>
+        <w:rPr>
+          <w:rFonts w:hint="eastAsia" w:ascii="Times New Roman" w:hAnsi="Times New Roman" w:eastAsia="Times New Roman" w:cs="Times New Roman"/>
+        </w:rPr>
+        <w:t>，</w:t>
+      </w:r>
+      <w:r>
+        <w:rPr>
+          <w:rFonts w:hint="eastAsia" w:ascii="Times New Roman" w:hAnsi="Times New Roman" w:eastAsia="FangSong" w:cs="Times New Roman"/>
+        </w:rPr>
+        <w:t>导致小气泡极易被压缩湮灭</w:t>
+      </w:r>
+      <w:r>
+        <w:rPr>
+          <w:rFonts w:hint="eastAsia" w:ascii="Times New Roman" w:hAnsi="Times New Roman" w:eastAsia="Times New Roman" w:cs="Times New Roman"/>
+        </w:rPr>
+        <w:t>。</w:t>
+      </w:r>
+      <w:r>
+        <w:rPr>
+          <w:rFonts w:hint="eastAsia" w:ascii="Times New Roman" w:hAnsi="Times New Roman" w:eastAsia="FangSong" w:cs="Times New Roman"/>
+        </w:rPr>
+        <w:t>液体即便加热超过标称沸点仍无法自发形成气泡沸腾</w:t>
+      </w:r>
+      <w:r>
+        <w:rPr>
+          <w:rFonts w:hint="eastAsia" w:ascii="Times New Roman" w:hAnsi="Times New Roman" w:eastAsia="Times New Roman" w:cs="Times New Roman"/>
+        </w:rPr>
+        <w:t>，</w:t>
+      </w:r>
+      <w:r>
+        <w:rPr>
+          <w:rFonts w:hint="eastAsia" w:ascii="Times New Roman" w:hAnsi="Times New Roman" w:eastAsia="FangSong" w:cs="Times New Roman"/>
+        </w:rPr>
+        <w:t>形成高能的过热液体</w:t>
+      </w:r>
+      <w:r>
+        <w:rPr>
+          <w:rFonts w:hint="eastAsia" w:ascii="Times New Roman" w:hAnsi="Times New Roman" w:eastAsia="Times New Roman" w:cs="Times New Roman"/>
+        </w:rPr>
+        <w:t>（superheated</w:t>
+      </w:r>
+      <w:r>
+        <w:rPr>
+          <w:rFonts w:ascii="Times New Roman" w:hAnsi="Times New Roman" w:eastAsia="Times New Roman" w:cs="Times New Roman"/>
+        </w:rPr>
+        <w:t xml:space="preserve"> </w:t>
+      </w:r>
+      <w:r>
+        <w:rPr>
+          <w:rFonts w:hint="eastAsia" w:ascii="Times New Roman" w:hAnsi="Times New Roman" w:eastAsia="Times New Roman" w:cs="Times New Roman"/>
+        </w:rPr>
+        <w:t>liquid）。</w:t>
+      </w:r>
+      <w:r>
+        <w:rPr>
+          <w:rFonts w:hint="eastAsia" w:ascii="Times New Roman" w:hAnsi="Times New Roman" w:eastAsia="FangSong" w:cs="Times New Roman"/>
+        </w:rPr>
+        <w:t>加入素烧瓷片或沸石等多孔助剂</w:t>
+      </w:r>
+      <w:r>
+        <w:rPr>
+          <w:rFonts w:hint="eastAsia" w:ascii="Times New Roman" w:hAnsi="Times New Roman" w:eastAsia="Times New Roman" w:cs="Times New Roman"/>
+        </w:rPr>
+        <w:t>，</w:t>
+      </w:r>
+      <w:r>
+        <w:rPr>
+          <w:rFonts w:hint="eastAsia" w:ascii="Times New Roman" w:hAnsi="Times New Roman" w:eastAsia="FangSong" w:cs="Times New Roman"/>
+        </w:rPr>
+        <w:t>其孔道内截留的大量微气泡提供了宏观曲率半径的气化核心</w:t>
+      </w:r>
+      <w:r>
+        <w:rPr>
+          <w:rFonts w:hint="eastAsia" w:ascii="Times New Roman" w:hAnsi="Times New Roman" w:eastAsia="Times New Roman" w:cs="Times New Roman"/>
+        </w:rPr>
+        <w:t>，</w:t>
+      </w:r>
+      <w:r>
+        <w:rPr>
+          <w:rFonts w:hint="eastAsia" w:ascii="Times New Roman" w:hAnsi="Times New Roman" w:eastAsia="FangSong" w:cs="Times New Roman"/>
+        </w:rPr>
+        <w:t>从而彻底消除了突沸暴沸的安全隐患</w:t>
+      </w:r>
+      <w:r>
+        <w:rPr>
+          <w:rFonts w:hint="eastAsia" w:ascii="Times New Roman" w:hAnsi="Times New Roman" w:eastAsia="Times New Roman" w:cs="Times New Roman"/>
+        </w:rPr>
+        <w:t>。</w:t>
+      </w:r>
+    </w:p>
+    <w:p>
+      <w:pPr>
+        <w:pStyle w:val="FirstParagraph"/>
         <w:ind w:firstLine="420"/>
       </w:pPr>
       <w:r>
@@ -16903,8 +16159,8 @@
         </w:tc>
       </w:tr>
     </w:tbl>
-    <w:bookmarkEnd w:id="22"/>
-    <w:bookmarkStart w:id="26" w:name="多组分界面热力学与吸附理论"/>
+    <w:bookmarkEnd w:id="21"/>
+    <w:bookmarkStart w:id="25" w:name="多组分界面热力学与吸附理论"/>
     <w:p>
       <w:pPr>
         <w:pStyle w:val="Heading2"/>
@@ -19427,24 +18683,15 @@
         </w:rPr>
         <w:t>：</w:t>
       </w:r>
-      <w:r>
-        <w:rPr>
-          <w:rFonts w:ascii="Times New Roman" w:hAnsi="Times New Roman" w:eastAsia="Times New Roman" w:cs="Times New Roman"/>
-        </w:rPr>
-        <w:t xml:space="preserve"> </w:t>
-      </w:r>
-      <w:r>
-        <w:rPr>
-          <w:rFonts w:ascii="Times New Roman" w:hAnsi="Times New Roman" w:eastAsia="Times New Roman" w:cs="Times New Roman"/>
-        </w:rPr>
-        <w:t xml:space="preserve">1.</w:t>
-      </w:r>
-      <w:r>
-        <w:rPr>
-          <w:rFonts w:ascii="Times New Roman" w:hAnsi="Times New Roman" w:eastAsia="Times New Roman" w:cs="Times New Roman"/>
-        </w:rPr>
-        <w:t xml:space="preserve"> </w:t>
-      </w:r>
+    </w:p>
+    <w:p>
+      <w:pPr>
+        <w:numPr>
+          <w:ilvl w:val="0"/>
+          <w:numId w:val="1003"/>
+        </w:numPr>
+        <w:ind w:firstLine="420"/>
+      </w:pPr>
       <w:r>
         <w:rPr>
           <w:rFonts w:hint="eastAsia" w:ascii="Times New Roman" w:hAnsi="Times New Roman" w:eastAsia="FangSong" w:cs="Times New Roman"/>
@@ -19742,24 +18989,15 @@
         </w:rPr>
         <w:t>。</w:t>
       </w:r>
-      <w:r>
-        <w:rPr>
-          <w:rFonts w:ascii="Times New Roman" w:hAnsi="Times New Roman" w:eastAsia="Times New Roman" w:cs="Times New Roman"/>
-        </w:rPr>
-        <w:t xml:space="preserve"> </w:t>
-      </w:r>
-      <w:r>
-        <w:rPr>
-          <w:rFonts w:ascii="Times New Roman" w:hAnsi="Times New Roman" w:eastAsia="Times New Roman" w:cs="Times New Roman"/>
-        </w:rPr>
-        <w:t xml:space="preserve">2.</w:t>
-      </w:r>
-      <w:r>
-        <w:rPr>
-          <w:rFonts w:ascii="Times New Roman" w:hAnsi="Times New Roman" w:eastAsia="Times New Roman" w:cs="Times New Roman"/>
-        </w:rPr>
-        <w:t xml:space="preserve"> </w:t>
-      </w:r>
+    </w:p>
+    <w:p>
+      <w:pPr>
+        <w:numPr>
+          <w:ilvl w:val="0"/>
+          <w:numId w:val="1003"/>
+        </w:numPr>
+        <w:ind w:firstLine="420"/>
+      </w:pPr>
       <w:r>
         <w:rPr>
           <w:rFonts w:hint="eastAsia" w:ascii="Times New Roman" w:hAnsi="Times New Roman" w:eastAsia="FangSong" w:cs="Times New Roman"/>
@@ -20142,7 +19380,7 @@
     </w:p>
     <w:p>
       <w:pPr>
-        <w:pStyle w:val="BodyText"/>
+        <w:pStyle w:val="FirstParagraph"/>
         <w:ind w:firstLine="420"/>
       </w:pPr>
       <w:r>
@@ -20216,179 +19454,167 @@
           <w:rFonts w:hint="eastAsia" w:ascii="Times New Roman" w:hAnsi="Times New Roman" w:eastAsia="Times New Roman" w:cs="Times New Roman"/>
         </w:rPr>
         <w:t>：</w:t>
-      </w:r>
-      <w:r>
-        <w:rPr>
-          <w:rFonts w:ascii="Times New Roman" w:hAnsi="Times New Roman" w:eastAsia="Times New Roman" w:cs="Times New Roman"/>
-        </w:rPr>
-        <w:t xml:space="preserve"> </w:t>
-      </w:r>
-      <w:r>
-        <w:rPr>
-          <w:rFonts w:ascii="Times New Roman" w:hAnsi="Times New Roman" w:eastAsia="Times New Roman" w:cs="Times New Roman"/>
-        </w:rPr>
-        <w:t xml:space="preserve">1. </w:t>
-      </w:r>
-      <w:r>
-        <w:rPr>
-          <w:rFonts w:hint="eastAsia" w:ascii="Times New Roman" w:hAnsi="Times New Roman" w:eastAsia="FangSong" w:cs="Times New Roman"/>
-        </w:rPr>
-        <w:t>固体吸附剂表面能量在微观上完全均一</w:t>
-      </w:r>
-      <w:r>
-        <w:rPr>
-          <w:rFonts w:hint="eastAsia" w:ascii="Times New Roman" w:hAnsi="Times New Roman" w:eastAsia="Times New Roman" w:cs="Times New Roman"/>
-        </w:rPr>
-        <w:t>，</w:t>
-      </w:r>
-      <w:r>
-        <w:rPr>
-          <w:rFonts w:hint="eastAsia" w:ascii="Times New Roman" w:hAnsi="Times New Roman" w:eastAsia="FangSong" w:cs="Times New Roman"/>
-        </w:rPr>
-        <w:t>所有吸附位点</w:t>
-      </w:r>
-      <w:r>
-        <w:rPr>
-          <w:rFonts w:hint="eastAsia" w:ascii="Times New Roman" w:hAnsi="Times New Roman" w:eastAsia="Times New Roman" w:cs="Times New Roman"/>
-        </w:rPr>
-        <w:t>（adsorption</w:t>
-      </w:r>
-      <w:r>
-        <w:rPr>
-          <w:rFonts w:ascii="Times New Roman" w:hAnsi="Times New Roman" w:eastAsia="Times New Roman" w:cs="Times New Roman"/>
-        </w:rPr>
-        <w:t xml:space="preserve"> </w:t>
-      </w:r>
-      <w:r>
-        <w:rPr>
-          <w:rFonts w:hint="eastAsia" w:ascii="Times New Roman" w:hAnsi="Times New Roman" w:eastAsia="Times New Roman" w:cs="Times New Roman"/>
-        </w:rPr>
-        <w:t>sites）</w:t>
-      </w:r>
-      <w:r>
-        <w:rPr>
-          <w:rFonts w:hint="eastAsia" w:ascii="Times New Roman" w:hAnsi="Times New Roman" w:eastAsia="FangSong" w:cs="Times New Roman"/>
-        </w:rPr>
-        <w:t>具有完全等价的微观几何构型与吸附活化能</w:t>
-      </w:r>
-      <w:r>
-        <w:rPr>
-          <w:rFonts w:hint="eastAsia" w:ascii="Times New Roman" w:hAnsi="Times New Roman" w:eastAsia="Times New Roman" w:cs="Times New Roman"/>
-        </w:rPr>
-        <w:t>；</w:t>
-      </w:r>
-      <w:r>
-        <w:rPr>
-          <w:rFonts w:ascii="Times New Roman" w:hAnsi="Times New Roman" w:eastAsia="Times New Roman" w:cs="Times New Roman"/>
-        </w:rPr>
-        <w:t xml:space="preserve"> </w:t>
-      </w:r>
-      <w:r>
-        <w:rPr>
-          <w:rFonts w:ascii="Times New Roman" w:hAnsi="Times New Roman" w:eastAsia="Times New Roman" w:cs="Times New Roman"/>
-        </w:rPr>
-        <w:t xml:space="preserve">2. </w:t>
-      </w:r>
-      <w:r>
-        <w:rPr>
-          <w:rFonts w:hint="eastAsia" w:ascii="Times New Roman" w:hAnsi="Times New Roman" w:eastAsia="FangSong" w:cs="Times New Roman"/>
-        </w:rPr>
-        <w:t>吸附质分子在固体表面仅形成局域化的单分子层吸附</w:t>
-      </w:r>
-      <w:r>
-        <w:rPr>
-          <w:rFonts w:hint="eastAsia" w:ascii="Times New Roman" w:hAnsi="Times New Roman" w:eastAsia="Times New Roman" w:cs="Times New Roman"/>
-        </w:rPr>
-        <w:t>，</w:t>
-      </w:r>
-      <w:r>
-        <w:rPr>
-          <w:rFonts w:hint="eastAsia" w:ascii="Times New Roman" w:hAnsi="Times New Roman" w:eastAsia="FangSong" w:cs="Times New Roman"/>
-        </w:rPr>
-        <w:t>每个活性吸附中心最多仅能容纳吸附一个气体分子</w:t>
-      </w:r>
-      <w:r>
-        <w:rPr>
-          <w:rFonts w:hint="eastAsia" w:ascii="Times New Roman" w:hAnsi="Times New Roman" w:eastAsia="Times New Roman" w:cs="Times New Roman"/>
-        </w:rPr>
-        <w:t>；</w:t>
-      </w:r>
-      <w:r>
-        <w:rPr>
-          <w:rFonts w:ascii="Times New Roman" w:hAnsi="Times New Roman" w:eastAsia="Times New Roman" w:cs="Times New Roman"/>
-        </w:rPr>
-        <w:t xml:space="preserve"> </w:t>
-      </w:r>
-      <w:r>
-        <w:rPr>
-          <w:rFonts w:ascii="Times New Roman" w:hAnsi="Times New Roman" w:eastAsia="Times New Roman" w:cs="Times New Roman"/>
-        </w:rPr>
-        <w:t xml:space="preserve">3. </w:t>
-      </w:r>
-      <w:r>
-        <w:rPr>
-          <w:rFonts w:hint="eastAsia" w:ascii="Times New Roman" w:hAnsi="Times New Roman" w:eastAsia="FangSong" w:cs="Times New Roman"/>
-        </w:rPr>
-        <w:t>已吸附在邻近位点上的吸附质分子之间不存在横向侧向的相互吸引或排斥作用</w:t>
-      </w:r>
-      <w:r>
-        <w:rPr>
-          <w:rFonts w:hint="eastAsia" w:ascii="Times New Roman" w:hAnsi="Times New Roman" w:eastAsia="Times New Roman" w:cs="Times New Roman"/>
-        </w:rPr>
-        <w:t>，</w:t>
-      </w:r>
-      <w:r>
-        <w:rPr>
-          <w:rFonts w:hint="eastAsia" w:ascii="Times New Roman" w:hAnsi="Times New Roman" w:eastAsia="FangSong" w:cs="Times New Roman"/>
-        </w:rPr>
-        <w:t>吸附热不随表面覆盖度的改变而变化</w:t>
-      </w:r>
-      <w:r>
-        <w:rPr>
-          <w:rFonts w:hint="eastAsia" w:ascii="Times New Roman" w:hAnsi="Times New Roman" w:eastAsia="Times New Roman" w:cs="Times New Roman"/>
-        </w:rPr>
-        <w:t>；</w:t>
-      </w:r>
-      <w:r>
-        <w:rPr>
-          <w:rFonts w:ascii="Times New Roman" w:hAnsi="Times New Roman" w:eastAsia="Times New Roman" w:cs="Times New Roman"/>
-        </w:rPr>
-        <w:t xml:space="preserve"> </w:t>
-      </w:r>
-      <w:r>
-        <w:rPr>
-          <w:rFonts w:ascii="Times New Roman" w:hAnsi="Times New Roman" w:eastAsia="Times New Roman" w:cs="Times New Roman"/>
-        </w:rPr>
-        <w:t xml:space="preserve">4. </w:t>
-      </w:r>
-      <w:r>
-        <w:rPr>
-          <w:rFonts w:hint="eastAsia" w:ascii="Times New Roman" w:hAnsi="Times New Roman" w:eastAsia="FangSong" w:cs="Times New Roman"/>
-        </w:rPr>
-        <w:t>吸附过程是一个处于动态统计平衡的可逆过程</w:t>
-      </w:r>
-      <w:r>
-        <w:rPr>
-          <w:rFonts w:hint="eastAsia" w:ascii="Times New Roman" w:hAnsi="Times New Roman" w:eastAsia="Times New Roman" w:cs="Times New Roman"/>
-        </w:rPr>
-        <w:t>，</w:t>
-      </w:r>
-      <w:r>
-        <w:rPr>
-          <w:rFonts w:hint="eastAsia" w:ascii="Times New Roman" w:hAnsi="Times New Roman" w:eastAsia="FangSong" w:cs="Times New Roman"/>
-        </w:rPr>
-        <w:t>即气相分子的表面撞击吸附速率与吸附态分子的热解吸速率在宏观平衡时相等</w:t>
-      </w:r>
-      <w:r>
-        <w:rPr>
-          <w:rFonts w:hint="eastAsia" w:ascii="Times New Roman" w:hAnsi="Times New Roman" w:eastAsia="Times New Roman" w:cs="Times New Roman"/>
-        </w:rPr>
-        <w:t>。</w:t>
       </w:r>
     </w:p>
     <w:p>
       <w:pPr>
-        <w:pStyle w:val="BodyText"/>
+        <w:numPr>
+          <w:ilvl w:val="0"/>
+          <w:numId w:val="1004"/>
+        </w:numPr>
+        <w:ind w:firstLine="420"/>
+      </w:pPr>
+      <w:r>
+        <w:rPr>
+          <w:rFonts w:hint="eastAsia" w:ascii="Times New Roman" w:hAnsi="Times New Roman" w:eastAsia="FangSong" w:cs="Times New Roman"/>
+        </w:rPr>
+        <w:t>固体吸附剂表面能量在微观上完全均一</w:t>
+      </w:r>
+      <w:r>
+        <w:rPr>
+          <w:rFonts w:hint="eastAsia" w:ascii="Times New Roman" w:hAnsi="Times New Roman" w:eastAsia="Times New Roman" w:cs="Times New Roman"/>
+        </w:rPr>
+        <w:t>，</w:t>
+      </w:r>
+      <w:r>
+        <w:rPr>
+          <w:rFonts w:hint="eastAsia" w:ascii="Times New Roman" w:hAnsi="Times New Roman" w:eastAsia="FangSong" w:cs="Times New Roman"/>
+        </w:rPr>
+        <w:t>所有吸附位点</w:t>
+      </w:r>
+      <w:r>
+        <w:rPr>
+          <w:rFonts w:hint="eastAsia" w:ascii="Times New Roman" w:hAnsi="Times New Roman" w:eastAsia="Times New Roman" w:cs="Times New Roman"/>
+        </w:rPr>
+        <w:t>（adsorption</w:t>
+      </w:r>
+      <w:r>
+        <w:rPr>
+          <w:rFonts w:ascii="Times New Roman" w:hAnsi="Times New Roman" w:eastAsia="Times New Roman" w:cs="Times New Roman"/>
+        </w:rPr>
+        <w:t xml:space="preserve"> </w:t>
+      </w:r>
+      <w:r>
+        <w:rPr>
+          <w:rFonts w:hint="eastAsia" w:ascii="Times New Roman" w:hAnsi="Times New Roman" w:eastAsia="Times New Roman" w:cs="Times New Roman"/>
+        </w:rPr>
+        <w:t>sites）</w:t>
+      </w:r>
+      <w:r>
+        <w:rPr>
+          <w:rFonts w:hint="eastAsia" w:ascii="Times New Roman" w:hAnsi="Times New Roman" w:eastAsia="FangSong" w:cs="Times New Roman"/>
+        </w:rPr>
+        <w:t>具有完全等价的微观几何构型与吸附活化能</w:t>
+      </w:r>
+      <w:r>
+        <w:rPr>
+          <w:rFonts w:hint="eastAsia" w:ascii="Times New Roman" w:hAnsi="Times New Roman" w:eastAsia="Times New Roman" w:cs="Times New Roman"/>
+        </w:rPr>
+        <w:t>；</w:t>
+      </w:r>
+    </w:p>
+    <w:p>
+      <w:pPr>
+        <w:numPr>
+          <w:ilvl w:val="0"/>
+          <w:numId w:val="1004"/>
+        </w:numPr>
+        <w:ind w:firstLine="420"/>
+      </w:pPr>
+      <w:r>
+        <w:rPr>
+          <w:rFonts w:hint="eastAsia" w:ascii="Times New Roman" w:hAnsi="Times New Roman" w:eastAsia="FangSong" w:cs="Times New Roman"/>
+        </w:rPr>
+        <w:t>吸附质分子在固体表面仅形成局域化的单分子层吸附</w:t>
+      </w:r>
+      <w:r>
+        <w:rPr>
+          <w:rFonts w:hint="eastAsia" w:ascii="Times New Roman" w:hAnsi="Times New Roman" w:eastAsia="Times New Roman" w:cs="Times New Roman"/>
+        </w:rPr>
+        <w:t>，</w:t>
+      </w:r>
+      <w:r>
+        <w:rPr>
+          <w:rFonts w:hint="eastAsia" w:ascii="Times New Roman" w:hAnsi="Times New Roman" w:eastAsia="FangSong" w:cs="Times New Roman"/>
+        </w:rPr>
+        <w:t>每个活性吸附中心最多仅能容纳吸附一个气体分子</w:t>
+      </w:r>
+      <w:r>
+        <w:rPr>
+          <w:rFonts w:hint="eastAsia" w:ascii="Times New Roman" w:hAnsi="Times New Roman" w:eastAsia="Times New Roman" w:cs="Times New Roman"/>
+        </w:rPr>
+        <w:t>；</w:t>
+      </w:r>
+    </w:p>
+    <w:p>
+      <w:pPr>
+        <w:numPr>
+          <w:ilvl w:val="0"/>
+          <w:numId w:val="1004"/>
+        </w:numPr>
+        <w:ind w:firstLine="420"/>
+      </w:pPr>
+      <w:r>
+        <w:rPr>
+          <w:rFonts w:hint="eastAsia" w:ascii="Times New Roman" w:hAnsi="Times New Roman" w:eastAsia="FangSong" w:cs="Times New Roman"/>
+        </w:rPr>
+        <w:t>已吸附在邻近位点上的吸附质分子之间不存在横向侧向的相互吸引或排斥作用</w:t>
+      </w:r>
+      <w:r>
+        <w:rPr>
+          <w:rFonts w:hint="eastAsia" w:ascii="Times New Roman" w:hAnsi="Times New Roman" w:eastAsia="Times New Roman" w:cs="Times New Roman"/>
+        </w:rPr>
+        <w:t>，</w:t>
+      </w:r>
+      <w:r>
+        <w:rPr>
+          <w:rFonts w:hint="eastAsia" w:ascii="Times New Roman" w:hAnsi="Times New Roman" w:eastAsia="FangSong" w:cs="Times New Roman"/>
+        </w:rPr>
+        <w:t>吸附热不随表面覆盖度的改变而变化</w:t>
+      </w:r>
+      <w:r>
+        <w:rPr>
+          <w:rFonts w:hint="eastAsia" w:ascii="Times New Roman" w:hAnsi="Times New Roman" w:eastAsia="Times New Roman" w:cs="Times New Roman"/>
+        </w:rPr>
+        <w:t>；</w:t>
+      </w:r>
+    </w:p>
+    <w:p>
+      <w:pPr>
+        <w:numPr>
+          <w:ilvl w:val="0"/>
+          <w:numId w:val="1004"/>
+        </w:numPr>
+        <w:ind w:firstLine="420"/>
+      </w:pPr>
+      <w:r>
+        <w:rPr>
+          <w:rFonts w:hint="eastAsia" w:ascii="Times New Roman" w:hAnsi="Times New Roman" w:eastAsia="FangSong" w:cs="Times New Roman"/>
+        </w:rPr>
+        <w:t>吸附过程是一个处于动态统计平衡的可逆过程</w:t>
+      </w:r>
+      <w:r>
+        <w:rPr>
+          <w:rFonts w:hint="eastAsia" w:ascii="Times New Roman" w:hAnsi="Times New Roman" w:eastAsia="Times New Roman" w:cs="Times New Roman"/>
+        </w:rPr>
+        <w:t>，</w:t>
+      </w:r>
+      <w:r>
+        <w:rPr>
+          <w:rFonts w:hint="eastAsia" w:ascii="Times New Roman" w:hAnsi="Times New Roman" w:eastAsia="FangSong" w:cs="Times New Roman"/>
+        </w:rPr>
+        <w:t>即气相分子的表面撞击吸附速率与吸附态分子的热解吸速率在宏观平衡时相等</w:t>
+      </w:r>
+      <w:r>
+        <w:rPr>
+          <w:rFonts w:hint="eastAsia" w:ascii="Times New Roman" w:hAnsi="Times New Roman" w:eastAsia="Times New Roman" w:cs="Times New Roman"/>
+        </w:rPr>
+        <w:t>。</w:t>
+      </w:r>
+    </w:p>
+    <w:p>
+      <w:pPr>
+        <w:pStyle w:val="FirstParagraph"/>
         <w:ind w:firstLine="420"/>
       </w:pPr>
       <w:r>
@@ -21254,18 +20480,18 @@
           <wp:inline>
             <wp:extent cx="2667000" cy="1905464"/>
             <wp:effectExtent b="0" l="0" r="0" t="0"/>
-            <wp:docPr descr="" title="" id="24" name="Picture"/>
+            <wp:docPr descr="" title="" id="23" name="Picture"/>
             <a:graphic>
               <a:graphicData uri="http://schemas.openxmlformats.org/drawingml/2006/picture">
                 <pic:pic>
                   <pic:nvPicPr>
-                    <pic:cNvPr descr="59ffd47110740896f7634284898c77ac0ad84cee091b53b1a53846458ef49d7f.png" id="25" name="Picture"/>
+                    <pic:cNvPr descr="59ffd47110740896f7634284898c77ac0ad84cee091b53b1a53846458ef49d7f.png" id="24" name="Picture"/>
                     <pic:cNvPicPr>
                       <a:picLocks noChangeArrowheads="1" noChangeAspect="1"/>
                     </pic:cNvPicPr>
                   </pic:nvPicPr>
                   <pic:blipFill>
-                    <a:blip r:embed="rId23"/>
+                    <a:blip r:embed="rId22"/>
                     <a:stretch>
                       <a:fillRect/>
                     </a:stretch>
@@ -23935,8 +23161,8 @@
         </m:oMath>
       </m:oMathPara>
     </w:p>
-    <w:bookmarkEnd w:id="26"/>
-    <w:bookmarkStart w:id="33" w:name="多相催化表面反应动力学"/>
+    <w:bookmarkEnd w:id="25"/>
+    <w:bookmarkStart w:id="32" w:name="多相催化表面反应动力学"/>
     <w:p>
       <w:pPr>
         <w:pStyle w:val="Heading2"/>
@@ -24132,171 +23358,153 @@
     <w:p>
       <w:pPr>
         <w:pStyle w:val="BodyText"/>
+        <w:ind w:firstLine="420"/>
+      </w:pPr>
+      <w:r>
+        <w:rPr>
+          <w:rFonts w:hint="eastAsia" w:ascii="Times New Roman" w:hAnsi="Times New Roman" w:eastAsia="FangSong" w:cs="Times New Roman"/>
+        </w:rPr>
+        <w:t>根据反应物分子在表面反应发生前是否均需经历化学吸附活化</w:t>
+      </w:r>
+      <w:r>
+        <w:rPr>
+          <w:rFonts w:hint="eastAsia" w:ascii="Times New Roman" w:hAnsi="Times New Roman" w:eastAsia="Times New Roman" w:cs="Times New Roman"/>
+        </w:rPr>
+        <w:t>，</w:t>
+      </w:r>
+      <w:r>
+        <w:rPr>
+          <w:rFonts w:hint="eastAsia" w:ascii="Times New Roman" w:hAnsi="Times New Roman" w:eastAsia="FangSong" w:cs="Times New Roman"/>
+        </w:rPr>
+        <w:t>多相催化机理确立了两个经典的理论模型</w:t>
+      </w:r>
+      <w:r>
+        <w:rPr>
+          <w:rFonts w:hint="eastAsia" w:ascii="Times New Roman" w:hAnsi="Times New Roman" w:eastAsia="Times New Roman" w:cs="Times New Roman"/>
+        </w:rPr>
+        <w:t>：</w:t>
+      </w:r>
+    </w:p>
+    <w:p>
+      <w:pPr>
+        <w:numPr>
+          <w:ilvl w:val="0"/>
+          <w:numId w:val="1005"/>
+        </w:numPr>
+        <w:ind w:firstLine="420"/>
+      </w:pPr>
+      <w:r>
+        <w:rPr>
+          <w:rFonts w:hint="eastAsia" w:ascii="Times New Roman" w:hAnsi="Times New Roman" w:eastAsia="Times New Roman" w:cs="Times New Roman"/>
+          <w:b/>
+          <w:bCs/>
+        </w:rPr>
+        <w:t>Langmuir-Hinshelwood（LH）</w:t>
+      </w:r>
+      <w:r>
+        <w:rPr>
+          <w:rFonts w:hint="eastAsia" w:ascii="Times New Roman" w:hAnsi="Times New Roman" w:eastAsia="FangSong" w:cs="Times New Roman"/>
+          <w:b/>
+          <w:bCs/>
+        </w:rPr>
+        <w:t>机理</w:t>
+      </w:r>
+      <w:r>
+        <w:rPr>
+          <w:rFonts w:hint="eastAsia" w:ascii="Times New Roman" w:hAnsi="Times New Roman" w:eastAsia="Times New Roman" w:cs="Times New Roman"/>
+        </w:rPr>
+        <w:t>：</w:t>
+      </w:r>
+      <w:r>
+        <w:rPr>
+          <w:rFonts w:hint="eastAsia" w:ascii="Times New Roman" w:hAnsi="Times New Roman" w:eastAsia="FangSong" w:cs="Times New Roman"/>
+        </w:rPr>
+        <w:t>该机理假定</w:t>
+      </w:r>
+      <w:r>
+        <w:rPr>
+          <w:rFonts w:hint="eastAsia" w:ascii="Times New Roman" w:hAnsi="Times New Roman" w:eastAsia="FangSong" w:cs="Times New Roman"/>
+          <w:b/>
+          <w:bCs/>
+        </w:rPr>
+        <w:t xml:space="preserve">所有参与基元反应的反应物分子必须首先通过化学吸附定位在催化剂表面</w:t>
+      </w:r>
+      <w:r>
+        <w:rPr>
+          <w:rFonts w:hint="eastAsia" w:ascii="Times New Roman" w:hAnsi="Times New Roman" w:eastAsia="Times New Roman" w:cs="Times New Roman"/>
+        </w:rPr>
+        <w:t>，</w:t>
+      </w:r>
+      <w:r>
+        <w:rPr>
+          <w:rFonts w:hint="eastAsia" w:ascii="Times New Roman" w:hAnsi="Times New Roman" w:eastAsia="FangSong" w:cs="Times New Roman"/>
+        </w:rPr>
+        <w:t>成为共吸附态物种</w:t>
+      </w:r>
+      <w:r>
+        <w:rPr>
+          <w:rFonts w:hint="eastAsia" w:ascii="Times New Roman" w:hAnsi="Times New Roman" w:eastAsia="Times New Roman" w:cs="Times New Roman"/>
+        </w:rPr>
+        <w:t>；</w:t>
+      </w:r>
+      <w:r>
+        <w:rPr>
+          <w:rFonts w:hint="eastAsia" w:ascii="Times New Roman" w:hAnsi="Times New Roman" w:eastAsia="FangSong" w:cs="Times New Roman"/>
+        </w:rPr>
+        <w:t>随后</w:t>
+      </w:r>
+      <w:r>
+        <w:rPr>
+          <w:rFonts w:hint="eastAsia" w:ascii="Times New Roman" w:hAnsi="Times New Roman" w:eastAsia="Times New Roman" w:cs="Times New Roman"/>
+        </w:rPr>
+        <w:t>，</w:t>
+      </w:r>
+      <w:r>
+        <w:rPr>
+          <w:rFonts w:hint="eastAsia" w:ascii="Times New Roman" w:hAnsi="Times New Roman" w:eastAsia="FangSong" w:cs="Times New Roman"/>
+        </w:rPr>
+        <w:t>相邻吸附位上的活化吸附态分子之间发生双分子重组或双分子相互作用</w:t>
+      </w:r>
+      <w:r>
+        <w:rPr>
+          <w:rFonts w:hint="eastAsia" w:ascii="Times New Roman" w:hAnsi="Times New Roman" w:eastAsia="Times New Roman" w:cs="Times New Roman"/>
+        </w:rPr>
+        <w:t>，</w:t>
+      </w:r>
+      <w:r>
+        <w:rPr>
+          <w:rFonts w:hint="eastAsia" w:ascii="Times New Roman" w:hAnsi="Times New Roman" w:eastAsia="FangSong" w:cs="Times New Roman"/>
+        </w:rPr>
+        <w:t>生成吸附态产物</w:t>
+      </w:r>
+      <w:r>
+        <w:rPr>
+          <w:rFonts w:hint="eastAsia" w:ascii="Times New Roman" w:hAnsi="Times New Roman" w:eastAsia="Times New Roman" w:cs="Times New Roman"/>
+        </w:rPr>
+        <w:t>；</w:t>
+      </w:r>
+      <w:r>
+        <w:rPr>
+          <w:rFonts w:hint="eastAsia" w:ascii="Times New Roman" w:hAnsi="Times New Roman" w:eastAsia="FangSong" w:cs="Times New Roman"/>
+        </w:rPr>
+        <w:t>最后产物发生解吸</w:t>
+      </w:r>
+      <w:r>
+        <w:rPr>
+          <w:rFonts w:hint="eastAsia" w:ascii="Times New Roman" w:hAnsi="Times New Roman" w:eastAsia="Times New Roman" w:cs="Times New Roman"/>
+        </w:rPr>
+        <w:t>。</w:t>
+      </w:r>
+    </w:p>
+    <w:p>
+      <w:pPr>
+        <w:numPr>
+          <w:ilvl w:val="0"/>
+          <w:numId w:val="1005"/>
+        </w:numPr>
         <w:spacing w:after="80"/>
         <w:ind w:firstLine="420"/>
       </w:pPr>
-      <w:r>
-        <w:rPr>
-          <w:rFonts w:hint="eastAsia" w:ascii="Times New Roman" w:hAnsi="Times New Roman" w:eastAsia="FangSong" w:cs="Times New Roman"/>
-        </w:rPr>
-        <w:t>根据反应物分子在表面反应发生前是否均需经历化学吸附活化</w:t>
-      </w:r>
-      <w:r>
-        <w:rPr>
-          <w:rFonts w:hint="eastAsia" w:ascii="Times New Roman" w:hAnsi="Times New Roman" w:eastAsia="Times New Roman" w:cs="Times New Roman"/>
-        </w:rPr>
-        <w:t>，</w:t>
-      </w:r>
-      <w:r>
-        <w:rPr>
-          <w:rFonts w:hint="eastAsia" w:ascii="Times New Roman" w:hAnsi="Times New Roman" w:eastAsia="FangSong" w:cs="Times New Roman"/>
-        </w:rPr>
-        <w:t>多相催化机理确立了两个经典的理论模型</w:t>
-      </w:r>
-      <w:r>
-        <w:rPr>
-          <w:rFonts w:hint="eastAsia" w:ascii="Times New Roman" w:hAnsi="Times New Roman" w:eastAsia="Times New Roman" w:cs="Times New Roman"/>
-        </w:rPr>
-        <w:t>：</w:t>
-      </w:r>
-      <w:r>
-        <w:rPr>
-          <w:rFonts w:ascii="Times New Roman" w:hAnsi="Times New Roman" w:eastAsia="Times New Roman" w:cs="Times New Roman"/>
-        </w:rPr>
-        <w:t xml:space="preserve"> </w:t>
-      </w:r>
-      <w:r>
-        <w:rPr>
-          <w:rFonts w:ascii="Times New Roman" w:hAnsi="Times New Roman" w:eastAsia="Times New Roman" w:cs="Times New Roman"/>
-        </w:rPr>
-        <w:t xml:space="preserve">1.</w:t>
-      </w:r>
-      <w:r>
-        <w:rPr>
-          <w:rFonts w:ascii="Times New Roman" w:hAnsi="Times New Roman" w:eastAsia="Times New Roman" w:cs="Times New Roman"/>
-        </w:rPr>
-        <w:t xml:space="preserve"> </w:t>
-      </w:r>
-      <w:r>
-        <w:rPr>
-          <w:rFonts w:hint="eastAsia" w:ascii="Times New Roman" w:hAnsi="Times New Roman" w:eastAsia="Times New Roman" w:cs="Times New Roman"/>
-          <w:b/>
-          <w:bCs/>
-        </w:rPr>
-        <w:t>Langmuir-Hinshelwood（LH）</w:t>
-      </w:r>
-      <w:r>
-        <w:rPr>
-          <w:rFonts w:hint="eastAsia" w:ascii="Times New Roman" w:hAnsi="Times New Roman" w:eastAsia="FangSong" w:cs="Times New Roman"/>
-          <w:b/>
-          <w:bCs/>
-        </w:rPr>
-        <w:t>机理</w:t>
-      </w:r>
-      <w:r>
-        <w:rPr>
-          <w:rFonts w:hint="eastAsia" w:ascii="Times New Roman" w:hAnsi="Times New Roman" w:eastAsia="Times New Roman" w:cs="Times New Roman"/>
-        </w:rPr>
-        <w:t>：</w:t>
-      </w:r>
-      <w:r>
-        <w:rPr>
-          <w:rFonts w:hint="eastAsia" w:ascii="Times New Roman" w:hAnsi="Times New Roman" w:eastAsia="FangSong" w:cs="Times New Roman"/>
-        </w:rPr>
-        <w:t>该机理假定</w:t>
-      </w:r>
-      <w:r>
-        <w:rPr>
-          <w:rFonts w:hint="eastAsia" w:ascii="Times New Roman" w:hAnsi="Times New Roman" w:eastAsia="FangSong" w:cs="Times New Roman"/>
-          <w:b/>
-          <w:bCs/>
-        </w:rPr>
-        <w:t xml:space="preserve">所有参与基元反应的反应物分子必须首先通过化学吸附定位在催化剂表面</w:t>
-      </w:r>
-      <w:r>
-        <w:rPr>
-          <w:rFonts w:hint="eastAsia" w:ascii="Times New Roman" w:hAnsi="Times New Roman" w:eastAsia="Times New Roman" w:cs="Times New Roman"/>
-        </w:rPr>
-        <w:t>，</w:t>
-      </w:r>
-      <w:r>
-        <w:rPr>
-          <w:rFonts w:hint="eastAsia" w:ascii="Times New Roman" w:hAnsi="Times New Roman" w:eastAsia="FangSong" w:cs="Times New Roman"/>
-        </w:rPr>
-        <w:t>成为共吸附态物种</w:t>
-      </w:r>
-      <w:r>
-        <w:rPr>
-          <w:rFonts w:hint="eastAsia" w:ascii="Times New Roman" w:hAnsi="Times New Roman" w:eastAsia="Times New Roman" w:cs="Times New Roman"/>
-        </w:rPr>
-        <w:t>；</w:t>
-      </w:r>
-      <w:r>
-        <w:rPr>
-          <w:rFonts w:hint="eastAsia" w:ascii="Times New Roman" w:hAnsi="Times New Roman" w:eastAsia="FangSong" w:cs="Times New Roman"/>
-        </w:rPr>
-        <w:t>随后</w:t>
-      </w:r>
-      <w:r>
-        <w:rPr>
-          <w:rFonts w:hint="eastAsia" w:ascii="Times New Roman" w:hAnsi="Times New Roman" w:eastAsia="Times New Roman" w:cs="Times New Roman"/>
-        </w:rPr>
-        <w:t>，</w:t>
-      </w:r>
-      <w:r>
-        <w:rPr>
-          <w:rFonts w:hint="eastAsia" w:ascii="Times New Roman" w:hAnsi="Times New Roman" w:eastAsia="FangSong" w:cs="Times New Roman"/>
-        </w:rPr>
-        <w:t>相邻吸附位上的活化吸附态分子之间发生双分子重组或双分子相互作用</w:t>
-      </w:r>
-      <w:r>
-        <w:rPr>
-          <w:rFonts w:hint="eastAsia" w:ascii="Times New Roman" w:hAnsi="Times New Roman" w:eastAsia="Times New Roman" w:cs="Times New Roman"/>
-        </w:rPr>
-        <w:t>，</w:t>
-      </w:r>
-      <w:r>
-        <w:rPr>
-          <w:rFonts w:hint="eastAsia" w:ascii="Times New Roman" w:hAnsi="Times New Roman" w:eastAsia="FangSong" w:cs="Times New Roman"/>
-        </w:rPr>
-        <w:t>生成吸附态产物</w:t>
-      </w:r>
-      <w:r>
-        <w:rPr>
-          <w:rFonts w:hint="eastAsia" w:ascii="Times New Roman" w:hAnsi="Times New Roman" w:eastAsia="Times New Roman" w:cs="Times New Roman"/>
-        </w:rPr>
-        <w:t>；</w:t>
-      </w:r>
-      <w:r>
-        <w:rPr>
-          <w:rFonts w:hint="eastAsia" w:ascii="Times New Roman" w:hAnsi="Times New Roman" w:eastAsia="FangSong" w:cs="Times New Roman"/>
-        </w:rPr>
-        <w:t>最后产物发生解吸</w:t>
-      </w:r>
-      <w:r>
-        <w:rPr>
-          <w:rFonts w:hint="eastAsia" w:ascii="Times New Roman" w:hAnsi="Times New Roman" w:eastAsia="Times New Roman" w:cs="Times New Roman"/>
-        </w:rPr>
-        <w:t>。</w:t>
-      </w:r>
-      <w:r>
-        <w:rPr>
-          <w:rFonts w:ascii="Times New Roman" w:hAnsi="Times New Roman" w:eastAsia="Times New Roman" w:cs="Times New Roman"/>
-        </w:rPr>
-        <w:t xml:space="preserve"> </w:t>
-      </w:r>
-      <w:r>
-        <w:rPr>
-          <w:rFonts w:ascii="Times New Roman" w:hAnsi="Times New Roman" w:eastAsia="Times New Roman" w:cs="Times New Roman"/>
-        </w:rPr>
-        <w:t xml:space="preserve">2.</w:t>
-      </w:r>
-      <w:r>
-        <w:rPr>
-          <w:rFonts w:ascii="Times New Roman" w:hAnsi="Times New Roman" w:eastAsia="Times New Roman" w:cs="Times New Roman"/>
-        </w:rPr>
-        <w:t xml:space="preserve"> </w:t>
-      </w:r>
       <w:r>
         <w:rPr>
           <w:rFonts w:hint="eastAsia" w:ascii="Times New Roman" w:hAnsi="Times New Roman" w:eastAsia="Times New Roman" w:cs="Times New Roman"/>
@@ -25723,18 +24931,18 @@
                 <wp:inline>
                   <wp:extent cx="2667000" cy="2035830"/>
                   <wp:effectExtent b="0" l="0" r="0" t="0"/>
-                  <wp:docPr descr="" title="" id="28" name="Picture"/>
+                  <wp:docPr descr="" title="" id="27" name="Picture"/>
                   <a:graphic>
                     <a:graphicData uri="http://schemas.openxmlformats.org/drawingml/2006/picture">
                       <pic:pic>
                         <pic:nvPicPr>
-                          <pic:cNvPr descr="13139444db00dcefc9541f744b9288ec34d27567bcd4120aedf1adbedbd66463.jpg" id="29" name="Picture"/>
+                          <pic:cNvPr descr="13139444db00dcefc9541f744b9288ec34d27567bcd4120aedf1adbedbd66463.jpg" id="28" name="Picture"/>
                           <pic:cNvPicPr>
                             <a:picLocks noChangeArrowheads="1" noChangeAspect="1"/>
                           </pic:cNvPicPr>
                         </pic:nvPicPr>
                         <pic:blipFill>
-                          <a:blip r:embed="rId27"/>
+                          <a:blip r:embed="rId26"/>
                           <a:stretch>
                             <a:fillRect/>
                           </a:stretch>
@@ -25777,18 +24985,18 @@
                 <wp:inline>
                   <wp:extent cx="2667000" cy="2240032"/>
                   <wp:effectExtent b="0" l="0" r="0" t="0"/>
-                  <wp:docPr descr="" title="" id="31" name="Picture"/>
+                  <wp:docPr descr="" title="" id="30" name="Picture"/>
                   <a:graphic>
                     <a:graphicData uri="http://schemas.openxmlformats.org/drawingml/2006/picture">
                       <pic:pic>
                         <pic:nvPicPr>
-                          <pic:cNvPr descr="0efaa357708aa7bc13cfb9459d0bfab7ae1294bce98e8e8cf57f3b494612cfa9.jpg" id="32" name="Picture"/>
+                          <pic:cNvPr descr="0efaa357708aa7bc13cfb9459d0bfab7ae1294bce98e8e8cf57f3b494612cfa9.jpg" id="31" name="Picture"/>
                           <pic:cNvPicPr>
                             <a:picLocks noChangeArrowheads="1" noChangeAspect="1"/>
                           </pic:cNvPicPr>
                         </pic:nvPicPr>
                         <pic:blipFill>
-                          <a:blip r:embed="rId30"/>
+                          <a:blip r:embed="rId29"/>
                           <a:stretch>
                             <a:fillRect/>
                           </a:stretch>
@@ -28678,8 +27886,8 @@
         <w:t>。</w:t>
       </w:r>
     </w:p>
-    <w:bookmarkEnd w:id="33"/>
-    <w:bookmarkStart w:id="34" w:name="经典典型例题精析"/>
+    <w:bookmarkEnd w:id="32"/>
+    <w:bookmarkStart w:id="33" w:name="经典典型例题精析"/>
     <w:p>
       <w:pPr>
         <w:pStyle w:val="Heading2"/>
@@ -32805,8 +32013,8 @@
         <w:pStyle w:val="BodyText"/>
       </w:pPr>
     </w:p>
-    <w:bookmarkEnd w:id="34"/>
-    <w:bookmarkStart w:id="41" w:name="竞赛思考强化题与微观机理精解"/>
+    <w:bookmarkEnd w:id="33"/>
+    <w:bookmarkStart w:id="40" w:name="课后习题"/>
     <w:p>
       <w:pPr>
         <w:pStyle w:val="Heading2"/>
@@ -32822,192 +32030,12 @@
         <w:rPr>
           <w:rFonts w:hint="eastAsia" w:ascii="Times New Roman" w:hAnsi="Times New Roman" w:eastAsia="SimHei" w:cs="Times New Roman"/>
         </w:rPr>
-        <w:t xml:space="preserve">竞赛思考强化题与微观机理精解</w:t>
+        <w:t xml:space="preserve">课后习题</w:t>
       </w:r>
     </w:p>
     <w:p>
       <w:pPr>
         <w:pStyle w:val="FirstParagraph"/>
-        <w:ind w:firstLine="420"/>
-      </w:pPr>
-      <w:r>
-        <w:rPr>
-          <w:rFonts w:hint="eastAsia" w:ascii="Times New Roman" w:hAnsi="Times New Roman" w:eastAsia="FangSong" w:cs="Times New Roman"/>
-        </w:rPr>
-        <w:t xml:space="preserve">本组</w:t>
-      </w:r>
-      <w:r>
-        <w:rPr>
-          <w:rFonts w:ascii="Times New Roman" w:hAnsi="Times New Roman" w:eastAsia="Times New Roman" w:cs="Times New Roman"/>
-        </w:rPr>
-        <w:t xml:space="preserve"> 8 </w:t>
-      </w:r>
-      <w:r>
-        <w:rPr>
-          <w:rFonts w:hint="eastAsia" w:ascii="Times New Roman" w:hAnsi="Times New Roman" w:eastAsia="FangSong" w:cs="Times New Roman"/>
-        </w:rPr>
-        <w:t>题覆盖两亲性分子的胶束化热力学与疏水效应</w:t>
-      </w:r>
-      <w:r>
-        <w:rPr>
-          <w:rFonts w:hint="eastAsia" w:ascii="Times New Roman" w:hAnsi="Times New Roman" w:eastAsia="Times New Roman" w:cs="Times New Roman"/>
-        </w:rPr>
-        <w:t>、</w:t>
-      </w:r>
-      <w:r>
-        <w:rPr>
-          <w:rFonts w:hint="eastAsia" w:ascii="Times New Roman" w:hAnsi="Times New Roman" w:eastAsia="FangSong" w:cs="Times New Roman"/>
-        </w:rPr>
-        <w:t>胶团的扩散双电层结构与</w:t>
-      </w:r>
-      <w:r>
-        <w:rPr>
-          <w:rFonts w:ascii="Times New Roman" w:hAnsi="Times New Roman" w:eastAsia="Times New Roman" w:cs="Times New Roman"/>
-        </w:rPr>
-        <w:t xml:space="preserve"> DLVO </w:t>
-      </w:r>
-      <w:r>
-        <w:rPr>
-          <w:rFonts w:hint="eastAsia" w:ascii="Times New Roman" w:hAnsi="Times New Roman" w:eastAsia="FangSong" w:cs="Times New Roman"/>
-        </w:rPr>
-        <w:t>聚沉势垒</w:t>
-      </w:r>
-      <w:r>
-        <w:rPr>
-          <w:rFonts w:hint="eastAsia" w:ascii="Times New Roman" w:hAnsi="Times New Roman" w:eastAsia="Times New Roman" w:cs="Times New Roman"/>
-        </w:rPr>
-        <w:t>、</w:t>
-      </w:r>
-      <w:r>
-        <w:rPr>
-          <w:rFonts w:hint="eastAsia" w:ascii="Times New Roman" w:hAnsi="Times New Roman" w:eastAsia="FangSong" w:cs="Times New Roman"/>
-        </w:rPr>
-        <w:t>弯曲液面的</w:t>
-      </w:r>
-      <w:r>
-        <w:rPr>
-          <w:rFonts w:ascii="Times New Roman" w:hAnsi="Times New Roman" w:eastAsia="Times New Roman" w:cs="Times New Roman"/>
-        </w:rPr>
-        <w:t xml:space="preserve"> Kelvin </w:t>
-      </w:r>
-      <w:r>
-        <w:rPr>
-          <w:rFonts w:hint="eastAsia" w:ascii="Times New Roman" w:hAnsi="Times New Roman" w:eastAsia="FangSong" w:cs="Times New Roman"/>
-        </w:rPr>
-        <w:t>方程与润湿接触角</w:t>
-      </w:r>
-      <w:r>
-        <w:rPr>
-          <w:rFonts w:hint="eastAsia" w:ascii="Times New Roman" w:hAnsi="Times New Roman" w:eastAsia="Times New Roman" w:cs="Times New Roman"/>
-        </w:rPr>
-        <w:t>、Gibbs</w:t>
-      </w:r>
-      <w:r>
-        <w:rPr>
-          <w:rFonts w:ascii="Times New Roman" w:hAnsi="Times New Roman" w:eastAsia="Times New Roman" w:cs="Times New Roman"/>
-        </w:rPr>
-        <w:t xml:space="preserve"> </w:t>
-      </w:r>
-      <w:r>
-        <w:rPr>
-          <w:rFonts w:hint="eastAsia" w:ascii="Times New Roman" w:hAnsi="Times New Roman" w:eastAsia="FangSong" w:cs="Times New Roman"/>
-        </w:rPr>
-        <w:t xml:space="preserve">吸附等温式与</w:t>
-      </w:r>
-      <w:r>
-        <w:rPr>
-          <w:rFonts w:ascii="Times New Roman" w:hAnsi="Times New Roman" w:eastAsia="Times New Roman" w:cs="Times New Roman"/>
-        </w:rPr>
-        <w:t xml:space="preserve"> </w:t>
-      </w:r>
-      <w:r>
-        <w:rPr>
-          <w:rFonts w:hint="eastAsia" w:ascii="Times New Roman" w:hAnsi="Times New Roman" w:eastAsia="Times New Roman" w:cs="Times New Roman"/>
-        </w:rPr>
-        <w:t xml:space="preserve">Langmuir／BET</w:t>
-      </w:r>
-      <w:r>
-        <w:rPr>
-          <w:rFonts w:ascii="Times New Roman" w:hAnsi="Times New Roman" w:eastAsia="Times New Roman" w:cs="Times New Roman"/>
-        </w:rPr>
-        <w:t xml:space="preserve"> </w:t>
-      </w:r>
-      <w:r>
-        <w:rPr>
-          <w:rFonts w:hint="eastAsia" w:ascii="Times New Roman" w:hAnsi="Times New Roman" w:eastAsia="FangSong" w:cs="Times New Roman"/>
-        </w:rPr>
-        <w:t>吸附</w:t>
-      </w:r>
-      <w:r>
-        <w:rPr>
-          <w:rFonts w:hint="eastAsia" w:ascii="Times New Roman" w:hAnsi="Times New Roman" w:eastAsia="Times New Roman" w:cs="Times New Roman"/>
-        </w:rPr>
-        <w:t>、</w:t>
-      </w:r>
-      <w:r>
-        <w:rPr>
-          <w:rFonts w:hint="eastAsia" w:ascii="Times New Roman" w:hAnsi="Times New Roman" w:eastAsia="FangSong" w:cs="Times New Roman"/>
-        </w:rPr>
-        <w:t>多相催化的表面反应机理等本讲核心考点</w:t>
-      </w:r>
-      <w:r>
-        <w:rPr>
-          <w:rFonts w:hint="eastAsia" w:ascii="Times New Roman" w:hAnsi="Times New Roman" w:eastAsia="Times New Roman" w:cs="Times New Roman"/>
-        </w:rPr>
-        <w:t>。</w:t>
-      </w:r>
-      <w:r>
-        <w:rPr>
-          <w:rFonts w:hint="eastAsia" w:ascii="Times New Roman" w:hAnsi="Times New Roman" w:eastAsia="FangSong" w:cs="Times New Roman"/>
-        </w:rPr>
-        <w:t>本讲在初赛考纲中着墨有限</w:t>
-      </w:r>
-      <w:r>
-        <w:rPr>
-          <w:rFonts w:hint="eastAsia" w:ascii="Times New Roman" w:hAnsi="Times New Roman" w:eastAsia="Times New Roman" w:cs="Times New Roman"/>
-        </w:rPr>
-        <w:t>、</w:t>
-      </w:r>
-      <w:r>
-        <w:rPr>
-          <w:rFonts w:hint="eastAsia" w:ascii="Times New Roman" w:hAnsi="Times New Roman" w:eastAsia="FangSong" w:cs="Times New Roman"/>
-        </w:rPr>
-        <w:t>题库内可直接组入的合规题卡稀少</w:t>
-      </w:r>
-      <w:r>
-        <w:rPr>
-          <w:rFonts w:hint="eastAsia" w:ascii="Times New Roman" w:hAnsi="Times New Roman" w:eastAsia="Times New Roman" w:cs="Times New Roman"/>
-        </w:rPr>
-        <w:t>，</w:t>
-      </w:r>
-      <w:r>
-        <w:rPr>
-          <w:rFonts w:hint="eastAsia" w:ascii="Times New Roman" w:hAnsi="Times New Roman" w:eastAsia="FangSong" w:cs="Times New Roman"/>
-        </w:rPr>
-        <w:t>故练习区按实际可用题源收编</w:t>
-      </w:r>
-      <w:r>
-        <w:rPr>
-          <w:rFonts w:hint="eastAsia" w:ascii="Times New Roman" w:hAnsi="Times New Roman" w:eastAsia="Times New Roman" w:cs="Times New Roman"/>
-        </w:rPr>
-        <w:t>，</w:t>
-      </w:r>
-      <w:r>
-        <w:rPr>
-          <w:rFonts w:hint="eastAsia" w:ascii="Times New Roman" w:hAnsi="Times New Roman" w:eastAsia="FangSong" w:cs="Times New Roman"/>
-        </w:rPr>
-        <w:t>不另补自编题</w:t>
-      </w:r>
-      <w:r>
-        <w:rPr>
-          <w:rFonts w:hint="eastAsia" w:ascii="Times New Roman" w:hAnsi="Times New Roman" w:eastAsia="Times New Roman" w:cs="Times New Roman"/>
-        </w:rPr>
-        <w:t>。</w:t>
-      </w:r>
-    </w:p>
-    <w:p>
-      <w:pPr>
-        <w:pStyle w:val="BodyText"/>
         <w:ind w:firstLine="420"/>
       </w:pPr>
       <w:r>
@@ -33520,18 +32548,18 @@
           <wp:inline>
             <wp:extent cx="2667000" cy="663388"/>
             <wp:effectExtent b="0" l="0" r="0" t="0"/>
-            <wp:docPr descr="" title="" id="36" name="Picture"/>
+            <wp:docPr descr="" title="" id="35" name="Picture"/>
             <a:graphic>
               <a:graphicData uri="http://schemas.openxmlformats.org/drawingml/2006/picture">
                 <pic:pic>
                   <pic:nvPicPr>
-                    <pic:cNvPr descr="55125888c9038d0151cb59250696920f2ba5c5689bde8452fc567ba9f90e7e65.jpg" id="37" name="Picture"/>
+                    <pic:cNvPr descr="55125888c9038d0151cb59250696920f2ba5c5689bde8452fc567ba9f90e7e65.jpg" id="36" name="Picture"/>
                     <pic:cNvPicPr>
                       <a:picLocks noChangeArrowheads="1" noChangeAspect="1"/>
                     </pic:cNvPicPr>
                   </pic:nvPicPr>
                   <pic:blipFill>
-                    <a:blip r:embed="rId35"/>
+                    <a:blip r:embed="rId34"/>
                     <a:stretch>
                       <a:fillRect/>
                     </a:stretch>
@@ -33608,18 +32636,18 @@
           <wp:inline>
             <wp:extent cx="2667000" cy="2657542"/>
             <wp:effectExtent b="0" l="0" r="0" t="0"/>
-            <wp:docPr descr="" title="" id="39" name="Picture"/>
+            <wp:docPr descr="" title="" id="38" name="Picture"/>
             <a:graphic>
               <a:graphicData uri="http://schemas.openxmlformats.org/drawingml/2006/picture">
                 <pic:pic>
                   <pic:nvPicPr>
-                    <pic:cNvPr descr="e5acca06d7a32c043378347ad2efaabda37c533d57add849c6e0d99be487909c.jpg" id="40" name="Picture"/>
+                    <pic:cNvPr descr="e5acca06d7a32c043378347ad2efaabda37c533d57add849c6e0d99be487909c.jpg" id="39" name="Picture"/>
                     <pic:cNvPicPr>
                       <a:picLocks noChangeArrowheads="1" noChangeAspect="1"/>
                     </pic:cNvPicPr>
                   </pic:nvPicPr>
                   <pic:blipFill>
-                    <a:blip r:embed="rId38"/>
+                    <a:blip r:embed="rId37"/>
                     <a:stretch>
                       <a:fillRect/>
                     </a:stretch>
@@ -33765,7 +32793,7 @@
       <w:pPr>
         <w:numPr>
           <w:ilvl w:val="0"/>
-          <w:numId w:val="1001"/>
+          <w:numId w:val="1006"/>
         </w:numPr>
         <w:ind w:firstLine="420"/>
       </w:pPr>
@@ -33834,7 +32862,7 @@
       <w:pPr>
         <w:numPr>
           <w:ilvl w:val="0"/>
-          <w:numId w:val="1001"/>
+          <w:numId w:val="1006"/>
         </w:numPr>
         <w:ind w:firstLine="420"/>
       </w:pPr>
@@ -33976,7 +33004,7 @@
       <w:pPr>
         <w:numPr>
           <w:ilvl w:val="0"/>
-          <w:numId w:val="1001"/>
+          <w:numId w:val="1006"/>
         </w:numPr>
         <w:ind w:firstLine="420"/>
       </w:pPr>
@@ -34093,7 +33121,7 @@
       <w:pPr>
         <w:numPr>
           <w:ilvl w:val="0"/>
-          <w:numId w:val="1001"/>
+          <w:numId w:val="1006"/>
         </w:numPr>
         <w:ind w:firstLine="420"/>
       </w:pPr>
@@ -47967,9 +46995,9 @@
         <w:spacing w:before="120"/>
       </w:pPr>
     </w:p>
-    <w:bookmarkEnd w:id="41"/>
+    <w:bookmarkEnd w:id="40"/>
     <w:sectPr>
-      <w:footerReference w:type="default" r:id="rId9"/>
+      <w:footerReference w:type="default" r:id="rId10"/>
       <w:footnotePr>
         <w:numRestart w:val="eachSect"/>
       </w:footnotePr>
@@ -48110,6 +47138,91 @@
     <w:lvl w:ilvl="8">
       <w:numFmt w:val="bullet"/>
       <w:lvlText w:val=" "/>
+      <w:lvlJc w:val="left"/>
+      <w:pPr>
+        <w:ind w:left="6480" w:hanging="360"/>
+      </w:pPr>
+    </w:lvl>
+  </w:abstractNum>
+  <w:abstractNum w:abstractNumId="99411">
+    <w:nsid w:val="00A99411"/>
+    <w:multiLevelType w:val="multilevel"/>
+    <w:lvl w:ilvl="0">
+      <w:start w:val="1"/>
+      <w:numFmt w:val="decimal"/>
+      <w:lvlText w:val="%1."/>
+      <w:lvlJc w:val="left"/>
+      <w:pPr>
+        <w:ind w:left="720" w:hanging="360"/>
+      </w:pPr>
+    </w:lvl>
+    <w:lvl w:ilvl="1">
+      <w:start w:val="1"/>
+      <w:numFmt w:val="decimal"/>
+      <w:lvlText w:val="%2."/>
+      <w:lvlJc w:val="left"/>
+      <w:pPr>
+        <w:ind w:left="1440" w:hanging="360"/>
+      </w:pPr>
+    </w:lvl>
+    <w:lvl w:ilvl="2">
+      <w:start w:val="1"/>
+      <w:numFmt w:val="decimal"/>
+      <w:lvlText w:val="%3."/>
+      <w:lvlJc w:val="left"/>
+      <w:pPr>
+        <w:ind w:left="2160" w:hanging="360"/>
+      </w:pPr>
+    </w:lvl>
+    <w:lvl w:ilvl="3">
+      <w:start w:val="1"/>
+      <w:numFmt w:val="decimal"/>
+      <w:lvlText w:val="%4."/>
+      <w:lvlJc w:val="left"/>
+      <w:pPr>
+        <w:ind w:left="2880" w:hanging="360"/>
+      </w:pPr>
+    </w:lvl>
+    <w:lvl w:ilvl="4">
+      <w:start w:val="1"/>
+      <w:numFmt w:val="decimal"/>
+      <w:lvlText w:val="%5."/>
+      <w:lvlJc w:val="left"/>
+      <w:pPr>
+        <w:ind w:left="3600" w:hanging="360"/>
+      </w:pPr>
+    </w:lvl>
+    <w:lvl w:ilvl="5">
+      <w:start w:val="1"/>
+      <w:numFmt w:val="decimal"/>
+      <w:lvlText w:val="%6."/>
+      <w:lvlJc w:val="left"/>
+      <w:pPr>
+        <w:ind w:left="4320" w:hanging="360"/>
+      </w:pPr>
+    </w:lvl>
+    <w:lvl w:ilvl="6">
+      <w:start w:val="1"/>
+      <w:numFmt w:val="decimal"/>
+      <w:lvlText w:val="%7."/>
+      <w:lvlJc w:val="left"/>
+      <w:pPr>
+        <w:ind w:left="5040" w:hanging="360"/>
+      </w:pPr>
+    </w:lvl>
+    <w:lvl w:ilvl="7">
+      <w:start w:val="1"/>
+      <w:numFmt w:val="decimal"/>
+      <w:lvlText w:val="%8."/>
+      <w:lvlJc w:val="left"/>
+      <w:pPr>
+        <w:ind w:left="5760" w:hanging="360"/>
+      </w:pPr>
+    </w:lvl>
+    <w:lvl w:ilvl="8">
+      <w:start w:val="1"/>
+      <w:numFmt w:val="decimal"/>
+      <w:lvlText w:val="%9."/>
       <w:lvlJc w:val="left"/>
       <w:pPr>
         <w:ind w:left="6480" w:hanging="360"/>
@@ -48205,6 +47318,156 @@
     <w:abstractNumId w:val="990"/>
   </w:num>
   <w:num w:numId="1001">
+    <w:abstractNumId w:val="99411"/>
+    <w:lvlOverride w:ilvl="0">
+      <w:startOverride w:val="1"/>
+    </w:lvlOverride>
+    <w:lvlOverride w:ilvl="1">
+      <w:startOverride w:val="1"/>
+    </w:lvlOverride>
+    <w:lvlOverride w:ilvl="2">
+      <w:startOverride w:val="1"/>
+    </w:lvlOverride>
+    <w:lvlOverride w:ilvl="3">
+      <w:startOverride w:val="1"/>
+    </w:lvlOverride>
+    <w:lvlOverride w:ilvl="4">
+      <w:startOverride w:val="1"/>
+    </w:lvlOverride>
+    <w:lvlOverride w:ilvl="5">
+      <w:startOverride w:val="1"/>
+    </w:lvlOverride>
+    <w:lvlOverride w:ilvl="6">
+      <w:startOverride w:val="1"/>
+    </w:lvlOverride>
+    <w:lvlOverride w:ilvl="7">
+      <w:startOverride w:val="1"/>
+    </w:lvlOverride>
+    <w:lvlOverride w:ilvl="8">
+      <w:startOverride w:val="1"/>
+    </w:lvlOverride>
+  </w:num>
+  <w:num w:numId="1002">
+    <w:abstractNumId w:val="99411"/>
+    <w:lvlOverride w:ilvl="0">
+      <w:startOverride w:val="1"/>
+    </w:lvlOverride>
+    <w:lvlOverride w:ilvl="1">
+      <w:startOverride w:val="1"/>
+    </w:lvlOverride>
+    <w:lvlOverride w:ilvl="2">
+      <w:startOverride w:val="1"/>
+    </w:lvlOverride>
+    <w:lvlOverride w:ilvl="3">
+      <w:startOverride w:val="1"/>
+    </w:lvlOverride>
+    <w:lvlOverride w:ilvl="4">
+      <w:startOverride w:val="1"/>
+    </w:lvlOverride>
+    <w:lvlOverride w:ilvl="5">
+      <w:startOverride w:val="1"/>
+    </w:lvlOverride>
+    <w:lvlOverride w:ilvl="6">
+      <w:startOverride w:val="1"/>
+    </w:lvlOverride>
+    <w:lvlOverride w:ilvl="7">
+      <w:startOverride w:val="1"/>
+    </w:lvlOverride>
+    <w:lvlOverride w:ilvl="8">
+      <w:startOverride w:val="1"/>
+    </w:lvlOverride>
+  </w:num>
+  <w:num w:numId="1003">
+    <w:abstractNumId w:val="99411"/>
+    <w:lvlOverride w:ilvl="0">
+      <w:startOverride w:val="1"/>
+    </w:lvlOverride>
+    <w:lvlOverride w:ilvl="1">
+      <w:startOverride w:val="1"/>
+    </w:lvlOverride>
+    <w:lvlOverride w:ilvl="2">
+      <w:startOverride w:val="1"/>
+    </w:lvlOverride>
+    <w:lvlOverride w:ilvl="3">
+      <w:startOverride w:val="1"/>
+    </w:lvlOverride>
+    <w:lvlOverride w:ilvl="4">
+      <w:startOverride w:val="1"/>
+    </w:lvlOverride>
+    <w:lvlOverride w:ilvl="5">
+      <w:startOverride w:val="1"/>
+    </w:lvlOverride>
+    <w:lvlOverride w:ilvl="6">
+      <w:startOverride w:val="1"/>
+    </w:lvlOverride>
+    <w:lvlOverride w:ilvl="7">
+      <w:startOverride w:val="1"/>
+    </w:lvlOverride>
+    <w:lvlOverride w:ilvl="8">
+      <w:startOverride w:val="1"/>
+    </w:lvlOverride>
+  </w:num>
+  <w:num w:numId="1004">
+    <w:abstractNumId w:val="99411"/>
+    <w:lvlOverride w:ilvl="0">
+      <w:startOverride w:val="1"/>
+    </w:lvlOverride>
+    <w:lvlOverride w:ilvl="1">
+      <w:startOverride w:val="1"/>
+    </w:lvlOverride>
+    <w:lvlOverride w:ilvl="2">
+      <w:startOverride w:val="1"/>
+    </w:lvlOverride>
+    <w:lvlOverride w:ilvl="3">
+      <w:startOverride w:val="1"/>
+    </w:lvlOverride>
+    <w:lvlOverride w:ilvl="4">
+      <w:startOverride w:val="1"/>
+    </w:lvlOverride>
+    <w:lvlOverride w:ilvl="5">
+      <w:startOverride w:val="1"/>
+    </w:lvlOverride>
+    <w:lvlOverride w:ilvl="6">
+      <w:startOverride w:val="1"/>
+    </w:lvlOverride>
+    <w:lvlOverride w:ilvl="7">
+      <w:startOverride w:val="1"/>
+    </w:lvlOverride>
+    <w:lvlOverride w:ilvl="8">
+      <w:startOverride w:val="1"/>
+    </w:lvlOverride>
+  </w:num>
+  <w:num w:numId="1005">
+    <w:abstractNumId w:val="99411"/>
+    <w:lvlOverride w:ilvl="0">
+      <w:startOverride w:val="1"/>
+    </w:lvlOverride>
+    <w:lvlOverride w:ilvl="1">
+      <w:startOverride w:val="1"/>
+    </w:lvlOverride>
+    <w:lvlOverride w:ilvl="2">
+      <w:startOverride w:val="1"/>
+    </w:lvlOverride>
+    <w:lvlOverride w:ilvl="3">
+      <w:startOverride w:val="1"/>
+    </w:lvlOverride>
+    <w:lvlOverride w:ilvl="4">
+      <w:startOverride w:val="1"/>
+    </w:lvlOverride>
+    <w:lvlOverride w:ilvl="5">
+      <w:startOverride w:val="1"/>
+    </w:lvlOverride>
+    <w:lvlOverride w:ilvl="6">
+      <w:startOverride w:val="1"/>
+    </w:lvlOverride>
+    <w:lvlOverride w:ilvl="7">
+      <w:startOverride w:val="1"/>
+    </w:lvlOverride>
+    <w:lvlOverride w:ilvl="8">
+      <w:startOverride w:val="1"/>
+    </w:lvlOverride>
+  </w:num>
+  <w:num w:numId="1006">
     <w:abstractNumId w:val="99431"/>
     <w:lvlOverride w:ilvl="0">
       <w:startOverride w:val="1"/>

--- a/06-学生侧材料/讲义/学生专用版/3-物理化学/胶体与表面物理化学-超级充实版（学生专用版）.docx
+++ b/06-学生侧材料/讲义/学生专用版/3-物理化学/胶体与表面物理化学-超级充实版（学生专用版）.docx
@@ -1826,7 +1826,7 @@
         <w:rPr>
           <w:rFonts w:hint="eastAsia" w:ascii="Times New Roman" w:hAnsi="Times New Roman" w:eastAsia="FangSong" w:cs="Times New Roman"/>
         </w:rPr>
-        <w:t>产生极为巨大的正熵增</w:t>
+        <w:t>产生巨大的正熵增</w:t>
       </w:r>
       <w:r>
         <w:rPr>
@@ -3059,7 +3059,7 @@
         <w:rPr>
           <w:rFonts w:hint="eastAsia" w:ascii="Times New Roman" w:hAnsi="Times New Roman" w:eastAsia="FangSong" w:cs="Times New Roman"/>
         </w:rPr>
-        <w:t>憎液溶胶的比表面积极为巨大</w:t>
+        <w:t>憎液溶胶的比表面积巨大</w:t>
       </w:r>
       <w:r>
         <w:rPr>
@@ -7439,7 +7439,7 @@
         <w:rPr>
           <w:rFonts w:hint="eastAsia" w:ascii="Times New Roman" w:hAnsi="Times New Roman" w:eastAsia="FangSong" w:cs="Times New Roman"/>
         </w:rPr>
-        <w:t>这一极度悬殊的数值比例深刻揭示了多价反离子对双电层扩散势垒毁灭性的压缩聚沉效率</w:t>
+        <w:t>这一悬殊的数值比例深刻揭示了多价反离子对双电层扩散势垒显著的压缩聚沉效率</w:t>
       </w:r>
       <w:r>
         <w:rPr>

--- a/06-学生侧材料/讲义/学生专用版/3-物理化学/胶体与表面物理化学-超级充实版（学生专用版）.docx
+++ b/06-学生侧材料/讲义/学生专用版/3-物理化学/胶体与表面物理化学-超级充实版（学生专用版）.docx
@@ -1563,95 +1563,155 @@
     </w:tbl>
     <w:p>
       <w:pPr>
-        <w:pStyle w:val="BodyText"/>
-        <w:spacing w:before="160" w:after="80"/>
+        <w:spacing w:before="120" w:after="80"/>
+      </w:pPr>
+    </w:p>
+    <w:tbl>
+      <w:tblPr>
+        <w:tblStyle w:val="Table"/>
+        <w:tblW w:type="pct" w:w="5000"/>
+        <w:tblLayout w:type="fixed"/>
+        <w:tblLook w:firstRow="1" w:lastRow="0" w:firstColumn="0" w:lastColumn="0" w:noHBand="0" w:noVBand="0" w:val="0020"/>
         <w:jc w:val="center"/>
-      </w:pPr>
-      <w:r>
-        <w:rPr>
-          <w:rFonts w:ascii="Times New Roman" w:hAnsi="Times New Roman" w:eastAsia="Times New Roman" w:cs="Times New Roman"/>
-        </w:rPr>
-        <w:drawing>
-          <wp:inline>
-            <wp:extent cx="2667000" cy="1704300"/>
-            <wp:effectExtent b="0" l="0" r="0" t="0"/>
-            <wp:docPr descr="" title="" id="10" name="Picture"/>
-            <a:graphic>
-              <a:graphicData uri="http://schemas.openxmlformats.org/drawingml/2006/picture">
-                <pic:pic>
-                  <pic:nvPicPr>
-                    <pic:cNvPr descr="bb6c9d4f0dceea4ae5c58a6f06a17d03cce08db716b87be7191a364b5cb0652f.jpg" id="11" name="Picture"/>
-                    <pic:cNvPicPr>
-                      <a:picLocks noChangeArrowheads="1" noChangeAspect="1"/>
-                    </pic:cNvPicPr>
-                  </pic:nvPicPr>
-                  <pic:blipFill>
-                    <a:blip r:embed="rId9"/>
-                    <a:stretch>
-                      <a:fillRect/>
-                    </a:stretch>
-                  </pic:blipFill>
-                  <pic:spPr bwMode="auto">
-                    <a:xfrm>
-                      <a:off x="0" y="0"/>
-                      <a:ext cx="2667000" cy="1704300"/>
-                    </a:xfrm>
-                    <a:prstGeom prst="rect">
-                      <a:avLst/>
-                    </a:prstGeom>
-                    <a:noFill/>
-                    <a:ln w="9525">
-                      <a:noFill/>
-                      <a:headEnd/>
-                      <a:tailEnd/>
-                    </a:ln>
-                  </pic:spPr>
-                </pic:pic>
-              </a:graphicData>
-            </a:graphic>
-          </wp:inline>
-        </w:drawing>
-      </w:r>
-      <w:r>
-        <w:rPr>
-          <w:rFonts w:ascii="Times New Roman" w:hAnsi="Times New Roman" w:eastAsia="Times New Roman" w:cs="Times New Roman"/>
-        </w:rPr>
-        <w:t xml:space="preserve"> </w:t>
-      </w:r>
-      <w:r>
-        <w:rPr>
-          <w:rFonts w:ascii="Times New Roman" w:hAnsi="Times New Roman" w:eastAsia="Times New Roman" w:cs="Times New Roman"/>
-        </w:rPr>
-        <w:t xml:space="preserve">&gt; </w:t>
-      </w:r>
-      <w:r>
-        <w:rPr>
-          <w:rFonts w:hint="eastAsia" w:ascii="Times New Roman" w:hAnsi="Times New Roman" w:eastAsia="FangSong" w:cs="Times New Roman"/>
-        </w:rPr>
-        <w:t xml:space="preserve">图</w:t>
-      </w:r>
-      <w:r>
-        <w:rPr>
-          <w:rFonts w:ascii="Times New Roman" w:hAnsi="Times New Roman" w:eastAsia="Times New Roman" w:cs="Times New Roman"/>
-        </w:rPr>
-        <w:t xml:space="preserve"> </w:t>
-      </w:r>
-      <w:r>
-        <w:rPr>
-          <w:rFonts w:hint="eastAsia" w:ascii="Times New Roman" w:hAnsi="Times New Roman" w:eastAsia="Times New Roman" w:cs="Times New Roman"/>
-        </w:rPr>
-        <w:t>8-1：</w:t>
-      </w:r>
-      <w:r>
-        <w:rPr>
-          <w:rFonts w:hint="eastAsia" w:ascii="Times New Roman" w:hAnsi="Times New Roman" w:eastAsia="FangSong" w:cs="Times New Roman"/>
-        </w:rPr>
-        <w:t>表面活性剂溶液物理性质随浓度变化拐点图</w:t>
-      </w:r>
-    </w:p>
+        <w:tblBorders>
+          <w:top w:val="single" w:sz="12" w:space="0" w:color="333333"/>
+          <w:bottom w:val="single" w:sz="12" w:space="0" w:color="333333"/>
+          <w:left w:val="none"/>
+          <w:right w:val="none"/>
+          <w:insideH w:val="none"/>
+          <w:insideV w:val="none"/>
+        </w:tblBorders>
+      </w:tblPr>
+      <w:tblGrid>
+        <w:gridCol w:w="7920"/>
+      </w:tblGrid>
+      <w:tr>
+        <w:trPr>
+          <w:tblHeader w:val="on"/>
+        </w:trPr>
+        <w:tc>
+          <w:tcPr>
+            <w:tcBorders>
+              <w:bottom w:val="single" w:sz="6" w:space="0" w:color="333333"/>
+            </w:tcBorders>
+          </w:tcPr>
+          <w:p>
+            <w:pPr>
+              <w:pStyle w:val="Compact"/>
+              <w:jc w:val="center"/>
+            </w:pPr>
+            <w:r>
+              <w:rPr>
+                <w:rFonts w:hint="eastAsia" w:ascii="Times New Roman" w:hAnsi="Times New Roman" w:eastAsia="SimHei" w:cs="Times New Roman"/>
+                <w:b/>
+              </w:rPr>
+              <w:t xml:space="preserve">表面活性剂溶液物理性质随</w:t>
+            </w:r>
+          </w:p>
+        </w:tc>
+      </w:tr>
+      <w:tr>
+        <w:tc>
+          <w:tcPr/>
+          <w:p>
+            <w:pPr>
+              <w:pStyle w:val="Compact"/>
+              <w:jc w:val="center"/>
+            </w:pPr>
+            <w:r>
+              <w:rPr>
+                <w:rFonts w:ascii="Times New Roman" w:hAnsi="Times New Roman" w:eastAsia="Times New Roman" w:cs="Times New Roman"/>
+              </w:rPr>
+              <w:drawing>
+                <wp:inline>
+                  <wp:extent cx="2667000" cy="1704300"/>
+                  <wp:effectExtent b="0" l="0" r="0" t="0"/>
+                  <wp:docPr descr="" title="" id="10" name="Picture"/>
+                  <a:graphic>
+                    <a:graphicData uri="http://schemas.openxmlformats.org/drawingml/2006/picture">
+                      <pic:pic>
+                        <pic:nvPicPr>
+                          <pic:cNvPr descr="bb6c9d4f0dceea4ae5c58a6f06a17d03cce08db716b87be7191a364b5cb0652f.jpg" id="11" name="Picture"/>
+                          <pic:cNvPicPr>
+                            <a:picLocks noChangeArrowheads="1" noChangeAspect="1"/>
+                          </pic:cNvPicPr>
+                        </pic:nvPicPr>
+                        <pic:blipFill>
+                          <a:blip r:embed="rId9"/>
+                          <a:stretch>
+                            <a:fillRect/>
+                          </a:stretch>
+                        </pic:blipFill>
+                        <pic:spPr bwMode="auto">
+                          <a:xfrm>
+                            <a:off x="0" y="0"/>
+                            <a:ext cx="2667000" cy="1704300"/>
+                          </a:xfrm>
+                          <a:prstGeom prst="rect">
+                            <a:avLst/>
+                          </a:prstGeom>
+                          <a:noFill/>
+                          <a:ln w="9525">
+                            <a:noFill/>
+                            <a:headEnd/>
+                            <a:tailEnd/>
+                          </a:ln>
+                        </pic:spPr>
+                      </pic:pic>
+                    </a:graphicData>
+                  </a:graphic>
+                </wp:inline>
+              </w:drawing>
+            </w:r>
+          </w:p>
+        </w:tc>
+      </w:tr>
+      <w:tr>
+        <w:tc>
+          <w:tcPr/>
+          <w:p>
+            <w:pPr>
+              <w:pStyle w:val="Compact"/>
+              <w:jc w:val="center"/>
+            </w:pPr>
+            <w:r>
+              <w:rPr>
+                <w:rFonts w:ascii="Times New Roman" w:hAnsi="Times New Roman" w:eastAsia="Times New Roman" w:cs="Times New Roman"/>
+              </w:rPr>
+              <w:t xml:space="preserve">&gt; </w:t>
+            </w:r>
+            <w:r>
+              <w:rPr>
+                <w:rFonts w:hint="eastAsia" w:ascii="Times New Roman" w:hAnsi="Times New Roman" w:eastAsia="FangSong" w:cs="Times New Roman"/>
+              </w:rPr>
+              <w:t xml:space="preserve">图</w:t>
+            </w:r>
+            <w:r>
+              <w:rPr>
+                <w:rFonts w:ascii="Times New Roman" w:hAnsi="Times New Roman" w:eastAsia="Times New Roman" w:cs="Times New Roman"/>
+              </w:rPr>
+              <w:t xml:space="preserve"> </w:t>
+            </w:r>
+            <w:r>
+              <w:rPr>
+                <w:rFonts w:hint="eastAsia" w:ascii="Times New Roman" w:hAnsi="Times New Roman" w:eastAsia="Times New Roman" w:cs="Times New Roman"/>
+              </w:rPr>
+              <w:t>8-1：</w:t>
+            </w:r>
+            <w:r>
+              <w:rPr>
+                <w:rFonts w:hint="eastAsia" w:ascii="Times New Roman" w:hAnsi="Times New Roman" w:eastAsia="FangSong" w:cs="Times New Roman"/>
+              </w:rPr>
+              <w:t>表面活性剂溶液物理性质随浓度变化拐点图</w:t>
+            </w:r>
+          </w:p>
+        </w:tc>
+      </w:tr>
+    </w:tbl>
     <w:p>
       <w:pPr>
         <w:pStyle w:val="BodyText"/>
+        <w:spacing w:before="120"/>
         <w:ind w:firstLine="420"/>
       </w:pPr>
       <w:r>
@@ -3599,6 +3659,7 @@
     <w:p>
       <w:pPr>
         <w:pStyle w:val="BodyText"/>
+        <w:spacing w:after="80"/>
         <w:ind w:firstLine="420"/>
       </w:pPr>
       <w:r>
@@ -3830,97 +3891,152 @@
         <w:t>。</w:t>
       </w:r>
     </w:p>
+    <w:tbl>
+      <w:tblPr>
+        <w:tblStyle w:val="Table"/>
+        <w:tblW w:type="pct" w:w="5000"/>
+        <w:tblLayout w:type="fixed"/>
+        <w:tblLook w:firstRow="1" w:lastRow="0" w:firstColumn="0" w:lastColumn="0" w:noHBand="0" w:noVBand="0" w:val="0020"/>
+        <w:jc w:val="center"/>
+        <w:tblBorders>
+          <w:top w:val="single" w:sz="12" w:space="0" w:color="333333"/>
+          <w:bottom w:val="single" w:sz="12" w:space="0" w:color="333333"/>
+          <w:left w:val="none"/>
+          <w:right w:val="none"/>
+          <w:insideH w:val="none"/>
+          <w:insideV w:val="none"/>
+        </w:tblBorders>
+      </w:tblPr>
+      <w:tblGrid>
+        <w:gridCol w:w="7920"/>
+      </w:tblGrid>
+      <w:tr>
+        <w:trPr>
+          <w:tblHeader w:val="on"/>
+        </w:trPr>
+        <w:tc>
+          <w:tcPr>
+            <w:tcBorders>
+              <w:bottom w:val="single" w:sz="6" w:space="0" w:color="333333"/>
+            </w:tcBorders>
+          </w:tcPr>
+          <w:p>
+            <w:pPr>
+              <w:pStyle w:val="Compact"/>
+              <w:jc w:val="center"/>
+            </w:pPr>
+            <w:r>
+              <w:rPr>
+                <w:rFonts w:hint="eastAsia" w:ascii="Times New Roman" w:hAnsi="Times New Roman" w:eastAsia="SimHei" w:cs="Times New Roman"/>
+                <w:b/>
+              </w:rPr>
+              <w:t xml:space="preserve">氢氧化铁水溶胶胶团</w:t>
+            </w:r>
+          </w:p>
+        </w:tc>
+      </w:tr>
+      <w:tr>
+        <w:tc>
+          <w:tcPr/>
+          <w:p>
+            <w:pPr>
+              <w:pStyle w:val="Compact"/>
+              <w:jc w:val="center"/>
+            </w:pPr>
+            <w:r>
+              <w:rPr>
+                <w:rFonts w:ascii="Times New Roman" w:hAnsi="Times New Roman" w:eastAsia="Times New Roman" w:cs="Times New Roman"/>
+              </w:rPr>
+              <w:drawing>
+                <wp:inline>
+                  <wp:extent cx="2667000" cy="1302805"/>
+                  <wp:effectExtent b="0" l="0" r="0" t="0"/>
+                  <wp:docPr descr="" title="" id="14" name="Picture"/>
+                  <a:graphic>
+                    <a:graphicData uri="http://schemas.openxmlformats.org/drawingml/2006/picture">
+                      <pic:pic>
+                        <pic:nvPicPr>
+                          <pic:cNvPr descr="977f7d41bf153374a8eff146aae29570a8cbb834c0fd510380b765dd9b4cd6ea.jpg" id="15" name="Picture"/>
+                          <pic:cNvPicPr>
+                            <a:picLocks noChangeArrowheads="1" noChangeAspect="1"/>
+                          </pic:cNvPicPr>
+                        </pic:nvPicPr>
+                        <pic:blipFill>
+                          <a:blip r:embed="rId13"/>
+                          <a:stretch>
+                            <a:fillRect/>
+                          </a:stretch>
+                        </pic:blipFill>
+                        <pic:spPr bwMode="auto">
+                          <a:xfrm>
+                            <a:off x="0" y="0"/>
+                            <a:ext cx="2667000" cy="1302805"/>
+                          </a:xfrm>
+                          <a:prstGeom prst="rect">
+                            <a:avLst/>
+                          </a:prstGeom>
+                          <a:noFill/>
+                          <a:ln w="9525">
+                            <a:noFill/>
+                            <a:headEnd/>
+                            <a:tailEnd/>
+                          </a:ln>
+                        </pic:spPr>
+                      </pic:pic>
+                    </a:graphicData>
+                  </a:graphic>
+                </wp:inline>
+              </w:drawing>
+            </w:r>
+          </w:p>
+        </w:tc>
+      </w:tr>
+      <w:tr>
+        <w:tc>
+          <w:tcPr/>
+          <w:p>
+            <w:pPr>
+              <w:pStyle w:val="Compact"/>
+              <w:jc w:val="center"/>
+            </w:pPr>
+            <w:r>
+              <w:rPr>
+                <w:rFonts w:ascii="Times New Roman" w:hAnsi="Times New Roman" w:eastAsia="Times New Roman" w:cs="Times New Roman"/>
+              </w:rPr>
+              <w:t xml:space="preserve">&gt; </w:t>
+            </w:r>
+            <w:r>
+              <w:rPr>
+                <w:rFonts w:hint="eastAsia" w:ascii="Times New Roman" w:hAnsi="Times New Roman" w:eastAsia="FangSong" w:cs="Times New Roman"/>
+              </w:rPr>
+              <w:t xml:space="preserve">图</w:t>
+            </w:r>
+            <w:r>
+              <w:rPr>
+                <w:rFonts w:ascii="Times New Roman" w:hAnsi="Times New Roman" w:eastAsia="Times New Roman" w:cs="Times New Roman"/>
+              </w:rPr>
+              <w:t xml:space="preserve"> </w:t>
+            </w:r>
+            <w:r>
+              <w:rPr>
+                <w:rFonts w:hint="eastAsia" w:ascii="Times New Roman" w:hAnsi="Times New Roman" w:eastAsia="Times New Roman" w:cs="Times New Roman"/>
+              </w:rPr>
+              <w:t>8-2：</w:t>
+            </w:r>
+            <w:r>
+              <w:rPr>
+                <w:rFonts w:hint="eastAsia" w:ascii="Times New Roman" w:hAnsi="Times New Roman" w:eastAsia="FangSong" w:cs="Times New Roman"/>
+              </w:rPr>
+              <w:t>氢氧化铁水溶胶胶团结构与双电层层次示意图</w:t>
+            </w:r>
+          </w:p>
+        </w:tc>
+      </w:tr>
+    </w:tbl>
     <w:p>
       <w:pPr>
         <w:pStyle w:val="BodyText"/>
-        <w:spacing w:before="160" w:after="80"/>
-        <w:jc w:val="center"/>
-      </w:pPr>
-      <w:r>
-        <w:rPr>
-          <w:rFonts w:ascii="Times New Roman" w:hAnsi="Times New Roman" w:eastAsia="Times New Roman" w:cs="Times New Roman"/>
-        </w:rPr>
-        <w:drawing>
-          <wp:inline>
-            <wp:extent cx="2667000" cy="1302805"/>
-            <wp:effectExtent b="0" l="0" r="0" t="0"/>
-            <wp:docPr descr="" title="" id="14" name="Picture"/>
-            <a:graphic>
-              <a:graphicData uri="http://schemas.openxmlformats.org/drawingml/2006/picture">
-                <pic:pic>
-                  <pic:nvPicPr>
-                    <pic:cNvPr descr="977f7d41bf153374a8eff146aae29570a8cbb834c0fd510380b765dd9b4cd6ea.jpg" id="15" name="Picture"/>
-                    <pic:cNvPicPr>
-                      <a:picLocks noChangeArrowheads="1" noChangeAspect="1"/>
-                    </pic:cNvPicPr>
-                  </pic:nvPicPr>
-                  <pic:blipFill>
-                    <a:blip r:embed="rId13"/>
-                    <a:stretch>
-                      <a:fillRect/>
-                    </a:stretch>
-                  </pic:blipFill>
-                  <pic:spPr bwMode="auto">
-                    <a:xfrm>
-                      <a:off x="0" y="0"/>
-                      <a:ext cx="2667000" cy="1302805"/>
-                    </a:xfrm>
-                    <a:prstGeom prst="rect">
-                      <a:avLst/>
-                    </a:prstGeom>
-                    <a:noFill/>
-                    <a:ln w="9525">
-                      <a:noFill/>
-                      <a:headEnd/>
-                      <a:tailEnd/>
-                    </a:ln>
-                  </pic:spPr>
-                </pic:pic>
-              </a:graphicData>
-            </a:graphic>
-          </wp:inline>
-        </w:drawing>
-      </w:r>
-      <w:r>
-        <w:rPr>
-          <w:rFonts w:ascii="Times New Roman" w:hAnsi="Times New Roman" w:eastAsia="Times New Roman" w:cs="Times New Roman"/>
-        </w:rPr>
-        <w:t xml:space="preserve"> </w:t>
-      </w:r>
-      <w:r>
-        <w:rPr>
-          <w:rFonts w:ascii="Times New Roman" w:hAnsi="Times New Roman" w:eastAsia="Times New Roman" w:cs="Times New Roman"/>
-        </w:rPr>
-        <w:t xml:space="preserve">&gt; </w:t>
-      </w:r>
-      <w:r>
-        <w:rPr>
-          <w:rFonts w:hint="eastAsia" w:ascii="Times New Roman" w:hAnsi="Times New Roman" w:eastAsia="FangSong" w:cs="Times New Roman"/>
-        </w:rPr>
-        <w:t xml:space="preserve">图</w:t>
-      </w:r>
-      <w:r>
-        <w:rPr>
-          <w:rFonts w:ascii="Times New Roman" w:hAnsi="Times New Roman" w:eastAsia="Times New Roman" w:cs="Times New Roman"/>
-        </w:rPr>
-        <w:t xml:space="preserve"> </w:t>
-      </w:r>
-      <w:r>
-        <w:rPr>
-          <w:rFonts w:hint="eastAsia" w:ascii="Times New Roman" w:hAnsi="Times New Roman" w:eastAsia="Times New Roman" w:cs="Times New Roman"/>
-        </w:rPr>
-        <w:t>8-2：</w:t>
-      </w:r>
-      <w:r>
-        <w:rPr>
-          <w:rFonts w:hint="eastAsia" w:ascii="Times New Roman" w:hAnsi="Times New Roman" w:eastAsia="FangSong" w:cs="Times New Roman"/>
-        </w:rPr>
-        <w:t>氢氧化铁水溶胶胶团结构与双电层层次示意图</w:t>
-      </w:r>
-    </w:p>
-    <w:p>
-      <w:pPr>
-        <w:pStyle w:val="BodyText"/>
+        <w:spacing w:before="120"/>
         <w:ind w:firstLine="420"/>
       </w:pPr>
       <w:r>
@@ -5132,6 +5248,7 @@
     <w:p>
       <w:pPr>
         <w:pStyle w:val="FirstParagraph"/>
+        <w:spacing w:after="80"/>
         <w:ind w:firstLine="420"/>
       </w:pPr>
       <w:r>
@@ -5326,103 +5443,165 @@
         <w:t>。</w:t>
       </w:r>
     </w:p>
+    <w:tbl>
+      <w:tblPr>
+        <w:tblStyle w:val="Table"/>
+        <w:tblW w:type="pct" w:w="5000"/>
+        <w:tblLayout w:type="fixed"/>
+        <w:tblLook w:firstRow="1" w:lastRow="0" w:firstColumn="0" w:lastColumn="0" w:noHBand="0" w:noVBand="0" w:val="0020"/>
+        <w:jc w:val="center"/>
+        <w:tblBorders>
+          <w:top w:val="single" w:sz="12" w:space="0" w:color="333333"/>
+          <w:bottom w:val="single" w:sz="12" w:space="0" w:color="333333"/>
+          <w:left w:val="none"/>
+          <w:right w:val="none"/>
+          <w:insideH w:val="none"/>
+          <w:insideV w:val="none"/>
+        </w:tblBorders>
+      </w:tblPr>
+      <w:tblGrid>
+        <w:gridCol w:w="7920"/>
+      </w:tblGrid>
+      <w:tr>
+        <w:trPr>
+          <w:tblHeader w:val="on"/>
+        </w:trPr>
+        <w:tc>
+          <w:tcPr>
+            <w:tcBorders>
+              <w:bottom w:val="single" w:sz="6" w:space="0" w:color="333333"/>
+            </w:tcBorders>
+          </w:tcPr>
+          <w:p>
+            <w:pPr>
+              <w:pStyle w:val="Compact"/>
+              <w:jc w:val="center"/>
+            </w:pPr>
+            <w:r>
+              <w:rPr>
+                <w:rFonts w:ascii="Times New Roman" w:hAnsi="Times New Roman" w:eastAsia="Times New Roman" w:cs="Times New Roman"/>
+                <w:b/>
+              </w:rPr>
+              <w:t xml:space="preserve">DLVO </w:t>
+            </w:r>
+            <w:r>
+              <w:rPr>
+                <w:rFonts w:hint="eastAsia" w:ascii="Times New Roman" w:hAnsi="Times New Roman" w:eastAsia="SimHei" w:cs="Times New Roman"/>
+                <w:b/>
+              </w:rPr>
+              <w:t xml:space="preserve">理论总势能</w:t>
+            </w:r>
+          </w:p>
+        </w:tc>
+      </w:tr>
+      <w:tr>
+        <w:tc>
+          <w:tcPr/>
+          <w:p>
+            <w:pPr>
+              <w:pStyle w:val="Compact"/>
+              <w:jc w:val="center"/>
+            </w:pPr>
+            <w:r>
+              <w:rPr>
+                <w:rFonts w:ascii="Times New Roman" w:hAnsi="Times New Roman" w:eastAsia="Times New Roman" w:cs="Times New Roman"/>
+              </w:rPr>
+              <w:drawing>
+                <wp:inline>
+                  <wp:extent cx="2667000" cy="1549862"/>
+                  <wp:effectExtent b="0" l="0" r="0" t="0"/>
+                  <wp:docPr descr="" title="" id="17" name="Picture"/>
+                  <a:graphic>
+                    <a:graphicData uri="http://schemas.openxmlformats.org/drawingml/2006/picture">
+                      <pic:pic>
+                        <pic:nvPicPr>
+                          <pic:cNvPr descr="a3db6dbb675217e4c91998cbc99f7e634402d47cc3b46a361a8d9acc5143420c.jpg" id="18" name="Picture"/>
+                          <pic:cNvPicPr>
+                            <a:picLocks noChangeArrowheads="1" noChangeAspect="1"/>
+                          </pic:cNvPicPr>
+                        </pic:nvPicPr>
+                        <pic:blipFill>
+                          <a:blip r:embed="rId16"/>
+                          <a:stretch>
+                            <a:fillRect/>
+                          </a:stretch>
+                        </pic:blipFill>
+                        <pic:spPr bwMode="auto">
+                          <a:xfrm>
+                            <a:off x="0" y="0"/>
+                            <a:ext cx="2667000" cy="1549862"/>
+                          </a:xfrm>
+                          <a:prstGeom prst="rect">
+                            <a:avLst/>
+                          </a:prstGeom>
+                          <a:noFill/>
+                          <a:ln w="9525">
+                            <a:noFill/>
+                            <a:headEnd/>
+                            <a:tailEnd/>
+                          </a:ln>
+                        </pic:spPr>
+                      </pic:pic>
+                    </a:graphicData>
+                  </a:graphic>
+                </wp:inline>
+              </w:drawing>
+            </w:r>
+          </w:p>
+        </w:tc>
+      </w:tr>
+      <w:tr>
+        <w:tc>
+          <w:tcPr/>
+          <w:p>
+            <w:pPr>
+              <w:pStyle w:val="Compact"/>
+              <w:jc w:val="center"/>
+            </w:pPr>
+            <w:r>
+              <w:rPr>
+                <w:rFonts w:ascii="Times New Roman" w:hAnsi="Times New Roman" w:eastAsia="Times New Roman" w:cs="Times New Roman"/>
+              </w:rPr>
+              <w:t xml:space="preserve">&gt; </w:t>
+            </w:r>
+            <w:r>
+              <w:rPr>
+                <w:rFonts w:hint="eastAsia" w:ascii="Times New Roman" w:hAnsi="Times New Roman" w:eastAsia="FangSong" w:cs="Times New Roman"/>
+              </w:rPr>
+              <w:t xml:space="preserve">图</w:t>
+            </w:r>
+            <w:r>
+              <w:rPr>
+                <w:rFonts w:ascii="Times New Roman" w:hAnsi="Times New Roman" w:eastAsia="Times New Roman" w:cs="Times New Roman"/>
+              </w:rPr>
+              <w:t xml:space="preserve"> </w:t>
+            </w:r>
+            <w:r>
+              <w:rPr>
+                <w:rFonts w:hint="eastAsia" w:ascii="Times New Roman" w:hAnsi="Times New Roman" w:eastAsia="Times New Roman" w:cs="Times New Roman"/>
+              </w:rPr>
+              <w:t xml:space="preserve">8-3：DLVO</w:t>
+            </w:r>
+            <w:r>
+              <w:rPr>
+                <w:rFonts w:ascii="Times New Roman" w:hAnsi="Times New Roman" w:eastAsia="Times New Roman" w:cs="Times New Roman"/>
+              </w:rPr>
+              <w:t xml:space="preserve"> </w:t>
+            </w:r>
+            <w:r>
+              <w:rPr>
+                <w:rFonts w:hint="eastAsia" w:ascii="Times New Roman" w:hAnsi="Times New Roman" w:eastAsia="FangSong" w:cs="Times New Roman"/>
+              </w:rPr>
+              <w:t xml:space="preserve">理论总势能曲线与聚沉势垒示意图</w:t>
+            </w:r>
+          </w:p>
+        </w:tc>
+      </w:tr>
+    </w:tbl>
     <w:p>
       <w:pPr>
         <w:pStyle w:val="BodyText"/>
-        <w:spacing w:before="160" w:after="80"/>
-        <w:jc w:val="center"/>
-      </w:pPr>
-      <w:r>
-        <w:rPr>
-          <w:rFonts w:ascii="Times New Roman" w:hAnsi="Times New Roman" w:eastAsia="Times New Roman" w:cs="Times New Roman"/>
-        </w:rPr>
-        <w:drawing>
-          <wp:inline>
-            <wp:extent cx="2667000" cy="1549862"/>
-            <wp:effectExtent b="0" l="0" r="0" t="0"/>
-            <wp:docPr descr="" title="" id="17" name="Picture"/>
-            <a:graphic>
-              <a:graphicData uri="http://schemas.openxmlformats.org/drawingml/2006/picture">
-                <pic:pic>
-                  <pic:nvPicPr>
-                    <pic:cNvPr descr="a3db6dbb675217e4c91998cbc99f7e634402d47cc3b46a361a8d9acc5143420c.jpg" id="18" name="Picture"/>
-                    <pic:cNvPicPr>
-                      <a:picLocks noChangeArrowheads="1" noChangeAspect="1"/>
-                    </pic:cNvPicPr>
-                  </pic:nvPicPr>
-                  <pic:blipFill>
-                    <a:blip r:embed="rId16"/>
-                    <a:stretch>
-                      <a:fillRect/>
-                    </a:stretch>
-                  </pic:blipFill>
-                  <pic:spPr bwMode="auto">
-                    <a:xfrm>
-                      <a:off x="0" y="0"/>
-                      <a:ext cx="2667000" cy="1549862"/>
-                    </a:xfrm>
-                    <a:prstGeom prst="rect">
-                      <a:avLst/>
-                    </a:prstGeom>
-                    <a:noFill/>
-                    <a:ln w="9525">
-                      <a:noFill/>
-                      <a:headEnd/>
-                      <a:tailEnd/>
-                    </a:ln>
-                  </pic:spPr>
-                </pic:pic>
-              </a:graphicData>
-            </a:graphic>
-          </wp:inline>
-        </w:drawing>
-      </w:r>
-      <w:r>
-        <w:rPr>
-          <w:rFonts w:ascii="Times New Roman" w:hAnsi="Times New Roman" w:eastAsia="Times New Roman" w:cs="Times New Roman"/>
-        </w:rPr>
-        <w:t xml:space="preserve"> </w:t>
-      </w:r>
-      <w:r>
-        <w:rPr>
-          <w:rFonts w:ascii="Times New Roman" w:hAnsi="Times New Roman" w:eastAsia="Times New Roman" w:cs="Times New Roman"/>
-        </w:rPr>
-        <w:t xml:space="preserve">&gt; </w:t>
-      </w:r>
-      <w:r>
-        <w:rPr>
-          <w:rFonts w:hint="eastAsia" w:ascii="Times New Roman" w:hAnsi="Times New Roman" w:eastAsia="FangSong" w:cs="Times New Roman"/>
-        </w:rPr>
-        <w:t xml:space="preserve">图</w:t>
-      </w:r>
-      <w:r>
-        <w:rPr>
-          <w:rFonts w:ascii="Times New Roman" w:hAnsi="Times New Roman" w:eastAsia="Times New Roman" w:cs="Times New Roman"/>
-        </w:rPr>
-        <w:t xml:space="preserve"> </w:t>
-      </w:r>
-      <w:r>
-        <w:rPr>
-          <w:rFonts w:hint="eastAsia" w:ascii="Times New Roman" w:hAnsi="Times New Roman" w:eastAsia="Times New Roman" w:cs="Times New Roman"/>
-        </w:rPr>
-        <w:t xml:space="preserve">8-3：DLVO</w:t>
-      </w:r>
-      <w:r>
-        <w:rPr>
-          <w:rFonts w:ascii="Times New Roman" w:hAnsi="Times New Roman" w:eastAsia="Times New Roman" w:cs="Times New Roman"/>
-        </w:rPr>
-        <w:t xml:space="preserve"> </w:t>
-      </w:r>
-      <w:r>
-        <w:rPr>
-          <w:rFonts w:hint="eastAsia" w:ascii="Times New Roman" w:hAnsi="Times New Roman" w:eastAsia="FangSong" w:cs="Times New Roman"/>
-        </w:rPr>
-        <w:t xml:space="preserve">理论总势能曲线与聚沉势垒示意图</w:t>
-      </w:r>
-    </w:p>
-    <w:p>
-      <w:pPr>
-        <w:pStyle w:val="BodyText"/>
+        <w:spacing w:before="120"/>
         <w:ind w:firstLine="420"/>
       </w:pPr>
       <w:r>
@@ -20291,6 +20470,7 @@
     <w:p>
       <w:pPr>
         <w:pStyle w:val="FirstParagraph"/>
+        <w:spacing w:after="80"/>
         <w:ind w:firstLine="420"/>
       </w:pPr>
       <w:r>
@@ -20466,109 +20646,164 @@
         <w:t>。</w:t>
       </w:r>
     </w:p>
+    <w:tbl>
+      <w:tblPr>
+        <w:tblStyle w:val="Table"/>
+        <w:tblW w:type="pct" w:w="5000"/>
+        <w:tblLayout w:type="fixed"/>
+        <w:tblLook w:firstRow="1" w:lastRow="0" w:firstColumn="0" w:lastColumn="0" w:noHBand="0" w:noVBand="0" w:val="0020"/>
+        <w:jc w:val="center"/>
+        <w:tblBorders>
+          <w:top w:val="single" w:sz="12" w:space="0" w:color="333333"/>
+          <w:bottom w:val="single" w:sz="12" w:space="0" w:color="333333"/>
+          <w:left w:val="none"/>
+          <w:right w:val="none"/>
+          <w:insideH w:val="none"/>
+          <w:insideV w:val="none"/>
+        </w:tblBorders>
+      </w:tblPr>
+      <w:tblGrid>
+        <w:gridCol w:w="7920"/>
+      </w:tblGrid>
+      <w:tr>
+        <w:trPr>
+          <w:tblHeader w:val="on"/>
+        </w:trPr>
+        <w:tc>
+          <w:tcPr>
+            <w:tcBorders>
+              <w:bottom w:val="single" w:sz="6" w:space="0" w:color="333333"/>
+            </w:tcBorders>
+          </w:tcPr>
+          <w:p>
+            <w:pPr>
+              <w:pStyle w:val="Compact"/>
+              <w:jc w:val="center"/>
+            </w:pPr>
+            <w:r>
+              <w:rPr>
+                <w:rFonts w:hint="eastAsia" w:ascii="Times New Roman" w:hAnsi="Times New Roman" w:eastAsia="SimHei" w:cs="Times New Roman"/>
+                <w:b/>
+              </w:rPr>
+              <w:t xml:space="preserve">典型单分子层</w:t>
+            </w:r>
+          </w:p>
+        </w:tc>
+      </w:tr>
+      <w:tr>
+        <w:tc>
+          <w:tcPr/>
+          <w:p>
+            <w:pPr>
+              <w:pStyle w:val="Compact"/>
+              <w:jc w:val="center"/>
+            </w:pPr>
+            <w:r>
+              <w:rPr>
+                <w:rFonts w:ascii="Times New Roman" w:hAnsi="Times New Roman" w:eastAsia="Times New Roman" w:cs="Times New Roman"/>
+              </w:rPr>
+              <w:drawing>
+                <wp:inline>
+                  <wp:extent cx="2667000" cy="1905464"/>
+                  <wp:effectExtent b="0" l="0" r="0" t="0"/>
+                  <wp:docPr descr="" title="" id="23" name="Picture"/>
+                  <a:graphic>
+                    <a:graphicData uri="http://schemas.openxmlformats.org/drawingml/2006/picture">
+                      <pic:pic>
+                        <pic:nvPicPr>
+                          <pic:cNvPr descr="59ffd47110740896f7634284898c77ac0ad84cee091b53b1a53846458ef49d7f.png" id="24" name="Picture"/>
+                          <pic:cNvPicPr>
+                            <a:picLocks noChangeArrowheads="1" noChangeAspect="1"/>
+                          </pic:cNvPicPr>
+                        </pic:nvPicPr>
+                        <pic:blipFill>
+                          <a:blip r:embed="rId22"/>
+                          <a:stretch>
+                            <a:fillRect/>
+                          </a:stretch>
+                        </pic:blipFill>
+                        <pic:spPr bwMode="auto">
+                          <a:xfrm>
+                            <a:off x="0" y="0"/>
+                            <a:ext cx="2667000" cy="1905464"/>
+                          </a:xfrm>
+                          <a:prstGeom prst="rect">
+                            <a:avLst/>
+                          </a:prstGeom>
+                          <a:noFill/>
+                          <a:ln w="9525">
+                            <a:noFill/>
+                            <a:headEnd/>
+                            <a:tailEnd/>
+                          </a:ln>
+                        </pic:spPr>
+                      </pic:pic>
+                    </a:graphicData>
+                  </a:graphic>
+                </wp:inline>
+              </w:drawing>
+            </w:r>
+          </w:p>
+        </w:tc>
+      </w:tr>
+      <w:tr>
+        <w:tc>
+          <w:tcPr/>
+          <w:p>
+            <w:pPr>
+              <w:pStyle w:val="Compact"/>
+              <w:jc w:val="center"/>
+            </w:pPr>
+            <w:r>
+              <w:rPr>
+                <w:rFonts w:ascii="Times New Roman" w:hAnsi="Times New Roman" w:eastAsia="Times New Roman" w:cs="Times New Roman"/>
+              </w:rPr>
+              <w:t xml:space="preserve">&gt; </w:t>
+            </w:r>
+            <w:r>
+              <w:rPr>
+                <w:rFonts w:hint="eastAsia" w:ascii="Times New Roman" w:hAnsi="Times New Roman" w:eastAsia="FangSong" w:cs="Times New Roman"/>
+              </w:rPr>
+              <w:t xml:space="preserve">图</w:t>
+            </w:r>
+            <w:r>
+              <w:rPr>
+                <w:rFonts w:ascii="Times New Roman" w:hAnsi="Times New Roman" w:eastAsia="Times New Roman" w:cs="Times New Roman"/>
+              </w:rPr>
+              <w:t xml:space="preserve"> </w:t>
+            </w:r>
+            <w:r>
+              <w:rPr>
+                <w:rFonts w:hint="eastAsia" w:ascii="Times New Roman" w:hAnsi="Times New Roman" w:eastAsia="Times New Roman" w:cs="Times New Roman"/>
+              </w:rPr>
+              <w:t>8-4：</w:t>
+            </w:r>
+            <w:r>
+              <w:rPr>
+                <w:rFonts w:hint="eastAsia" w:ascii="Times New Roman" w:hAnsi="Times New Roman" w:eastAsia="FangSong" w:cs="Times New Roman"/>
+              </w:rPr>
+              <w:t>典型单分子层</w:t>
+            </w:r>
+            <w:r>
+              <w:rPr>
+                <w:rFonts w:ascii="Times New Roman" w:hAnsi="Times New Roman" w:eastAsia="Times New Roman" w:cs="Times New Roman"/>
+              </w:rPr>
+              <w:t xml:space="preserve"> Langmuir </w:t>
+            </w:r>
+            <w:r>
+              <w:rPr>
+                <w:rFonts w:hint="eastAsia" w:ascii="Times New Roman" w:hAnsi="Times New Roman" w:eastAsia="FangSong" w:cs="Times New Roman"/>
+              </w:rPr>
+              <w:t xml:space="preserve">吸附等温线</w:t>
+            </w:r>
+          </w:p>
+        </w:tc>
+      </w:tr>
+    </w:tbl>
     <w:p>
       <w:pPr>
         <w:pStyle w:val="BodyText"/>
-        <w:spacing w:before="160" w:after="80"/>
-        <w:jc w:val="center"/>
-      </w:pPr>
-      <w:r>
-        <w:rPr>
-          <w:rFonts w:ascii="Times New Roman" w:hAnsi="Times New Roman" w:eastAsia="Times New Roman" w:cs="Times New Roman"/>
-        </w:rPr>
-        <w:drawing>
-          <wp:inline>
-            <wp:extent cx="2667000" cy="1905464"/>
-            <wp:effectExtent b="0" l="0" r="0" t="0"/>
-            <wp:docPr descr="" title="" id="23" name="Picture"/>
-            <a:graphic>
-              <a:graphicData uri="http://schemas.openxmlformats.org/drawingml/2006/picture">
-                <pic:pic>
-                  <pic:nvPicPr>
-                    <pic:cNvPr descr="59ffd47110740896f7634284898c77ac0ad84cee091b53b1a53846458ef49d7f.png" id="24" name="Picture"/>
-                    <pic:cNvPicPr>
-                      <a:picLocks noChangeArrowheads="1" noChangeAspect="1"/>
-                    </pic:cNvPicPr>
-                  </pic:nvPicPr>
-                  <pic:blipFill>
-                    <a:blip r:embed="rId22"/>
-                    <a:stretch>
-                      <a:fillRect/>
-                    </a:stretch>
-                  </pic:blipFill>
-                  <pic:spPr bwMode="auto">
-                    <a:xfrm>
-                      <a:off x="0" y="0"/>
-                      <a:ext cx="2667000" cy="1905464"/>
-                    </a:xfrm>
-                    <a:prstGeom prst="rect">
-                      <a:avLst/>
-                    </a:prstGeom>
-                    <a:noFill/>
-                    <a:ln w="9525">
-                      <a:noFill/>
-                      <a:headEnd/>
-                      <a:tailEnd/>
-                    </a:ln>
-                  </pic:spPr>
-                </pic:pic>
-              </a:graphicData>
-            </a:graphic>
-          </wp:inline>
-        </w:drawing>
-      </w:r>
-      <w:r>
-        <w:rPr>
-          <w:rFonts w:ascii="Times New Roman" w:hAnsi="Times New Roman" w:eastAsia="Times New Roman" w:cs="Times New Roman"/>
-        </w:rPr>
-        <w:t xml:space="preserve"> </w:t>
-      </w:r>
-      <w:r>
-        <w:rPr>
-          <w:rFonts w:ascii="Times New Roman" w:hAnsi="Times New Roman" w:eastAsia="Times New Roman" w:cs="Times New Roman"/>
-        </w:rPr>
-        <w:t xml:space="preserve">&gt; </w:t>
-      </w:r>
-      <w:r>
-        <w:rPr>
-          <w:rFonts w:hint="eastAsia" w:ascii="Times New Roman" w:hAnsi="Times New Roman" w:eastAsia="FangSong" w:cs="Times New Roman"/>
-        </w:rPr>
-        <w:t xml:space="preserve">图</w:t>
-      </w:r>
-      <w:r>
-        <w:rPr>
-          <w:rFonts w:ascii="Times New Roman" w:hAnsi="Times New Roman" w:eastAsia="Times New Roman" w:cs="Times New Roman"/>
-        </w:rPr>
-        <w:t xml:space="preserve"> </w:t>
-      </w:r>
-      <w:r>
-        <w:rPr>
-          <w:rFonts w:hint="eastAsia" w:ascii="Times New Roman" w:hAnsi="Times New Roman" w:eastAsia="Times New Roman" w:cs="Times New Roman"/>
-        </w:rPr>
-        <w:t>8-4：</w:t>
-      </w:r>
-      <w:r>
-        <w:rPr>
-          <w:rFonts w:hint="eastAsia" w:ascii="Times New Roman" w:hAnsi="Times New Roman" w:eastAsia="FangSong" w:cs="Times New Roman"/>
-        </w:rPr>
-        <w:t>典型单分子层</w:t>
-      </w:r>
-      <w:r>
-        <w:rPr>
-          <w:rFonts w:ascii="Times New Roman" w:hAnsi="Times New Roman" w:eastAsia="Times New Roman" w:cs="Times New Roman"/>
-        </w:rPr>
-        <w:t xml:space="preserve"> Langmuir </w:t>
-      </w:r>
-      <w:r>
-        <w:rPr>
-          <w:rFonts w:hint="eastAsia" w:ascii="Times New Roman" w:hAnsi="Times New Roman" w:eastAsia="FangSong" w:cs="Times New Roman"/>
-        </w:rPr>
-        <w:t xml:space="preserve">吸附等温线</w:t>
-      </w:r>
-    </w:p>
-    <w:p>
-      <w:pPr>
-        <w:pStyle w:val="BodyText"/>
+        <w:spacing w:before="120"/>
         <w:ind w:firstLine="420"/>
       </w:pPr>
       <w:r>
@@ -24929,7 +25164,7 @@
               </w:rPr>
               <w:drawing>
                 <wp:inline>
-                  <wp:extent cx="2667000" cy="2035830"/>
+                  <wp:extent cx="2381250" cy="1817705"/>
                   <wp:effectExtent b="0" l="0" r="0" t="0"/>
                   <wp:docPr descr="" title="" id="27" name="Picture"/>
                   <a:graphic>
@@ -24950,7 +25185,7 @@
                         <pic:spPr bwMode="auto">
                           <a:xfrm>
                             <a:off x="0" y="0"/>
-                            <a:ext cx="2667000" cy="2035830"/>
+                            <a:ext cx="2381250" cy="1817705"/>
                           </a:xfrm>
                           <a:prstGeom prst="rect">
                             <a:avLst/>
@@ -24983,7 +25218,7 @@
               </w:rPr>
               <w:drawing>
                 <wp:inline>
-                  <wp:extent cx="2667000" cy="2240032"/>
+                  <wp:extent cx="2381250" cy="2000029"/>
                   <wp:effectExtent b="0" l="0" r="0" t="0"/>
                   <wp:docPr descr="" title="" id="30" name="Picture"/>
                   <a:graphic>
@@ -25004,7 +25239,7 @@
                         <pic:spPr bwMode="auto">
                           <a:xfrm>
                             <a:off x="0" y="0"/>
-                            <a:ext cx="2667000" cy="2240032"/>
+                            <a:ext cx="2381250" cy="2000029"/>
                           </a:xfrm>
                           <a:prstGeom prst="rect">
                             <a:avLst/>
@@ -32481,6 +32716,7 @@
     <w:p>
       <w:pPr>
         <w:pStyle w:val="BodyText"/>
+        <w:spacing w:after="80"/>
         <w:ind w:firstLine="420"/>
       </w:pPr>
       <w:r>
@@ -32534,215 +32770,296 @@
         <w:t>。</w:t>
       </w:r>
     </w:p>
+    <w:tbl>
+      <w:tblPr>
+        <w:tblStyle w:val="Table"/>
+        <w:tblW w:type="pct" w:w="5000"/>
+        <w:tblLayout w:type="fixed"/>
+        <w:tblLook w:firstRow="1" w:lastRow="0" w:firstColumn="0" w:lastColumn="0" w:noHBand="0" w:noVBand="0" w:val="0020"/>
+        <w:jc w:val="center"/>
+        <w:tblBorders>
+          <w:top w:val="single" w:sz="12" w:space="0" w:color="333333"/>
+          <w:bottom w:val="single" w:sz="12" w:space="0" w:color="333333"/>
+          <w:left w:val="none"/>
+          <w:right w:val="none"/>
+          <w:insideH w:val="none"/>
+          <w:insideV w:val="none"/>
+        </w:tblBorders>
+      </w:tblPr>
+      <w:tblGrid>
+        <w:gridCol w:w="3960"/>
+        <w:gridCol w:w="3960"/>
+      </w:tblGrid>
+      <w:tr>
+        <w:trPr>
+          <w:tblHeader w:val="on"/>
+        </w:trPr>
+        <w:tc>
+          <w:tcPr>
+            <w:tcBorders>
+              <w:bottom w:val="single" w:sz="6" w:space="0" w:color="333333"/>
+            </w:tcBorders>
+          </w:tcPr>
+          <w:p>
+            <w:pPr>
+              <w:pStyle w:val="Compact"/>
+              <w:jc w:val="center"/>
+            </w:pPr>
+            <w:r>
+              <w:rPr>
+                <w:rFonts w:hint="eastAsia" w:ascii="Times New Roman" w:hAnsi="Times New Roman" w:eastAsia="SimHei" w:cs="Times New Roman"/>
+                <w:b/>
+              </w:rPr>
+              <w:t xml:space="preserve">两亲性分子</w:t>
+            </w:r>
+          </w:p>
+        </w:tc>
+        <w:tc>
+          <w:tcPr>
+            <w:tcBorders>
+              <w:bottom w:val="single" w:sz="6" w:space="0" w:color="333333"/>
+            </w:tcBorders>
+          </w:tcPr>
+          <w:p>
+            <w:pPr>
+              <w:pStyle w:val="Compact"/>
+              <w:jc w:val="center"/>
+            </w:pPr>
+            <w:r>
+              <w:rPr>
+                <w:rFonts w:hint="eastAsia" w:ascii="Times New Roman" w:hAnsi="Times New Roman" w:eastAsia="SimHei" w:cs="Times New Roman"/>
+                <w:b/>
+              </w:rPr>
+              <w:t xml:space="preserve">球形胶束</w:t>
+            </w:r>
+          </w:p>
+        </w:tc>
+      </w:tr>
+      <w:tr>
+        <w:tc>
+          <w:tcPr/>
+          <w:p>
+            <w:pPr>
+              <w:pStyle w:val="Compact"/>
+              <w:jc w:val="center"/>
+            </w:pPr>
+            <w:r>
+              <w:rPr>
+                <w:rFonts w:ascii="Times New Roman" w:hAnsi="Times New Roman" w:eastAsia="Times New Roman" w:cs="Times New Roman"/>
+              </w:rPr>
+              <w:drawing>
+                <wp:inline>
+                  <wp:extent cx="2381250" cy="592310"/>
+                  <wp:effectExtent b="0" l="0" r="0" t="0"/>
+                  <wp:docPr descr="" title="" id="35" name="Picture"/>
+                  <a:graphic>
+                    <a:graphicData uri="http://schemas.openxmlformats.org/drawingml/2006/picture">
+                      <pic:pic>
+                        <pic:nvPicPr>
+                          <pic:cNvPr descr="55125888c9038d0151cb59250696920f2ba5c5689bde8452fc567ba9f90e7e65.jpg" id="36" name="Picture"/>
+                          <pic:cNvPicPr>
+                            <a:picLocks noChangeArrowheads="1" noChangeAspect="1"/>
+                          </pic:cNvPicPr>
+                        </pic:nvPicPr>
+                        <pic:blipFill>
+                          <a:blip r:embed="rId34"/>
+                          <a:stretch>
+                            <a:fillRect/>
+                          </a:stretch>
+                        </pic:blipFill>
+                        <pic:spPr bwMode="auto">
+                          <a:xfrm>
+                            <a:off x="0" y="0"/>
+                            <a:ext cx="2381250" cy="592310"/>
+                          </a:xfrm>
+                          <a:prstGeom prst="rect">
+                            <a:avLst/>
+                          </a:prstGeom>
+                          <a:noFill/>
+                          <a:ln w="9525">
+                            <a:noFill/>
+                            <a:headEnd/>
+                            <a:tailEnd/>
+                          </a:ln>
+                        </pic:spPr>
+                      </pic:pic>
+                    </a:graphicData>
+                  </a:graphic>
+                </wp:inline>
+              </w:drawing>
+            </w:r>
+          </w:p>
+        </w:tc>
+        <w:tc>
+          <w:tcPr/>
+          <w:p>
+            <w:pPr>
+              <w:pStyle w:val="Compact"/>
+              <w:jc w:val="center"/>
+            </w:pPr>
+            <w:r>
+              <w:rPr>
+                <w:rFonts w:ascii="Times New Roman" w:hAnsi="Times New Roman" w:eastAsia="Times New Roman" w:cs="Times New Roman"/>
+              </w:rPr>
+              <w:drawing>
+                <wp:inline>
+                  <wp:extent cx="2381250" cy="2372805"/>
+                  <wp:effectExtent b="0" l="0" r="0" t="0"/>
+                  <wp:docPr descr="" title="" id="38" name="Picture"/>
+                  <a:graphic>
+                    <a:graphicData uri="http://schemas.openxmlformats.org/drawingml/2006/picture">
+                      <pic:pic>
+                        <pic:nvPicPr>
+                          <pic:cNvPr descr="e5acca06d7a32c043378347ad2efaabda37c533d57add849c6e0d99be487909c.jpg" id="39" name="Picture"/>
+                          <pic:cNvPicPr>
+                            <a:picLocks noChangeArrowheads="1" noChangeAspect="1"/>
+                          </pic:cNvPicPr>
+                        </pic:nvPicPr>
+                        <pic:blipFill>
+                          <a:blip r:embed="rId37"/>
+                          <a:stretch>
+                            <a:fillRect/>
+                          </a:stretch>
+                        </pic:blipFill>
+                        <pic:spPr bwMode="auto">
+                          <a:xfrm>
+                            <a:off x="0" y="0"/>
+                            <a:ext cx="2381250" cy="2372805"/>
+                          </a:xfrm>
+                          <a:prstGeom prst="rect">
+                            <a:avLst/>
+                          </a:prstGeom>
+                          <a:noFill/>
+                          <a:ln w="9525">
+                            <a:noFill/>
+                            <a:headEnd/>
+                            <a:tailEnd/>
+                          </a:ln>
+                        </pic:spPr>
+                      </pic:pic>
+                    </a:graphicData>
+                  </a:graphic>
+                </wp:inline>
+              </w:drawing>
+            </w:r>
+          </w:p>
+        </w:tc>
+      </w:tr>
+      <w:tr>
+        <w:tc>
+          <w:tcPr/>
+          <w:p>
+            <w:pPr>
+              <w:pStyle w:val="Compact"/>
+              <w:jc w:val="center"/>
+            </w:pPr>
+            <w:r>
+              <w:rPr>
+                <w:rFonts w:ascii="Times New Roman" w:hAnsi="Times New Roman" w:eastAsia="Times New Roman" w:cs="Times New Roman"/>
+              </w:rPr>
+              <w:t xml:space="preserve">&gt; </w:t>
+            </w:r>
+            <w:r>
+              <w:rPr>
+                <w:rFonts w:hint="eastAsia" w:ascii="Times New Roman" w:hAnsi="Times New Roman" w:eastAsia="FangSong" w:cs="Times New Roman"/>
+              </w:rPr>
+              <w:t xml:space="preserve">图</w:t>
+            </w:r>
+            <w:r>
+              <w:rPr>
+                <w:rFonts w:ascii="Times New Roman" w:hAnsi="Times New Roman" w:eastAsia="Times New Roman" w:cs="Times New Roman"/>
+              </w:rPr>
+              <w:t xml:space="preserve"> </w:t>
+            </w:r>
+            <w:r>
+              <w:rPr>
+                <w:rFonts w:hint="eastAsia" w:ascii="Times New Roman" w:hAnsi="Times New Roman" w:eastAsia="Times New Roman" w:cs="Times New Roman"/>
+              </w:rPr>
+              <w:t>8-6：</w:t>
+            </w:r>
+            <w:r>
+              <w:rPr>
+                <w:rFonts w:hint="eastAsia" w:ascii="Times New Roman" w:hAnsi="Times New Roman" w:eastAsia="FangSong" w:cs="Times New Roman"/>
+              </w:rPr>
+              <w:t>两亲性分子的亲水头基与疏水尾链结构示意</w:t>
+            </w:r>
+          </w:p>
+        </w:tc>
+        <w:tc>
+          <w:tcPr/>
+          <w:p>
+            <w:pPr>
+              <w:pStyle w:val="Compact"/>
+              <w:jc w:val="center"/>
+            </w:pPr>
+            <w:r>
+              <w:rPr>
+                <w:rFonts w:ascii="Times New Roman" w:hAnsi="Times New Roman" w:eastAsia="Times New Roman" w:cs="Times New Roman"/>
+              </w:rPr>
+              <w:t xml:space="preserve">&gt; </w:t>
+            </w:r>
+            <w:r>
+              <w:rPr>
+                <w:rFonts w:hint="eastAsia" w:ascii="Times New Roman" w:hAnsi="Times New Roman" w:eastAsia="FangSong" w:cs="Times New Roman"/>
+              </w:rPr>
+              <w:t xml:space="preserve">图</w:t>
+            </w:r>
+            <w:r>
+              <w:rPr>
+                <w:rFonts w:ascii="Times New Roman" w:hAnsi="Times New Roman" w:eastAsia="Times New Roman" w:cs="Times New Roman"/>
+              </w:rPr>
+              <w:t xml:space="preserve"> </w:t>
+            </w:r>
+            <w:r>
+              <w:rPr>
+                <w:rFonts w:hint="eastAsia" w:ascii="Times New Roman" w:hAnsi="Times New Roman" w:eastAsia="Times New Roman" w:cs="Times New Roman"/>
+              </w:rPr>
+              <w:t>8-7：</w:t>
+            </w:r>
+            <w:r>
+              <w:rPr>
+                <w:rFonts w:hint="eastAsia" w:ascii="Times New Roman" w:hAnsi="Times New Roman" w:eastAsia="FangSong" w:cs="Times New Roman"/>
+              </w:rPr>
+              <w:t>球形胶束的径向结构示意</w:t>
+            </w:r>
+            <w:r>
+              <w:rPr>
+                <w:rFonts w:hint="eastAsia" w:ascii="Times New Roman" w:hAnsi="Times New Roman" w:eastAsia="Times New Roman" w:cs="Times New Roman"/>
+              </w:rPr>
+              <w:t>（</w:t>
+            </w:r>
+            <w:r>
+              <w:rPr>
+                <w:rFonts w:hint="eastAsia" w:ascii="Times New Roman" w:hAnsi="Times New Roman" w:eastAsia="FangSong" w:cs="Times New Roman"/>
+              </w:rPr>
+              <w:t>头基朝外</w:t>
+            </w:r>
+            <w:r>
+              <w:rPr>
+                <w:rFonts w:hint="eastAsia" w:ascii="Times New Roman" w:hAnsi="Times New Roman" w:eastAsia="Times New Roman" w:cs="Times New Roman"/>
+              </w:rPr>
+              <w:t>、</w:t>
+            </w:r>
+            <w:r>
+              <w:rPr>
+                <w:rFonts w:hint="eastAsia" w:ascii="Times New Roman" w:hAnsi="Times New Roman" w:eastAsia="FangSong" w:cs="Times New Roman"/>
+              </w:rPr>
+              <w:t>尾链朝内</w:t>
+            </w:r>
+            <w:r>
+              <w:rPr>
+                <w:rFonts w:hint="eastAsia" w:ascii="Times New Roman" w:hAnsi="Times New Roman" w:eastAsia="Times New Roman" w:cs="Times New Roman"/>
+              </w:rPr>
+              <w:t>）</w:t>
+            </w:r>
+          </w:p>
+        </w:tc>
+      </w:tr>
+    </w:tbl>
     <w:p>
       <w:pPr>
         <w:pStyle w:val="BodyText"/>
-        <w:spacing w:before="160" w:after="80"/>
-        <w:jc w:val="center"/>
-      </w:pPr>
-      <w:r>
-        <w:rPr>
-          <w:rFonts w:ascii="Times New Roman" w:hAnsi="Times New Roman" w:eastAsia="Times New Roman" w:cs="Times New Roman"/>
-        </w:rPr>
-        <w:drawing>
-          <wp:inline>
-            <wp:extent cx="2667000" cy="663388"/>
-            <wp:effectExtent b="0" l="0" r="0" t="0"/>
-            <wp:docPr descr="" title="" id="35" name="Picture"/>
-            <a:graphic>
-              <a:graphicData uri="http://schemas.openxmlformats.org/drawingml/2006/picture">
-                <pic:pic>
-                  <pic:nvPicPr>
-                    <pic:cNvPr descr="55125888c9038d0151cb59250696920f2ba5c5689bde8452fc567ba9f90e7e65.jpg" id="36" name="Picture"/>
-                    <pic:cNvPicPr>
-                      <a:picLocks noChangeArrowheads="1" noChangeAspect="1"/>
-                    </pic:cNvPicPr>
-                  </pic:nvPicPr>
-                  <pic:blipFill>
-                    <a:blip r:embed="rId34"/>
-                    <a:stretch>
-                      <a:fillRect/>
-                    </a:stretch>
-                  </pic:blipFill>
-                  <pic:spPr bwMode="auto">
-                    <a:xfrm>
-                      <a:off x="0" y="0"/>
-                      <a:ext cx="2667000" cy="663388"/>
-                    </a:xfrm>
-                    <a:prstGeom prst="rect">
-                      <a:avLst/>
-                    </a:prstGeom>
-                    <a:noFill/>
-                    <a:ln w="9525">
-                      <a:noFill/>
-                      <a:headEnd/>
-                      <a:tailEnd/>
-                    </a:ln>
-                  </pic:spPr>
-                </pic:pic>
-              </a:graphicData>
-            </a:graphic>
-          </wp:inline>
-        </w:drawing>
-      </w:r>
-      <w:r>
-        <w:rPr>
-          <w:rFonts w:ascii="Times New Roman" w:hAnsi="Times New Roman" w:eastAsia="Times New Roman" w:cs="Times New Roman"/>
-        </w:rPr>
-        <w:t xml:space="preserve"> </w:t>
-      </w:r>
-      <w:r>
-        <w:rPr>
-          <w:rFonts w:ascii="Times New Roman" w:hAnsi="Times New Roman" w:eastAsia="Times New Roman" w:cs="Times New Roman"/>
-        </w:rPr>
-        <w:t xml:space="preserve">&gt; </w:t>
-      </w:r>
-      <w:r>
-        <w:rPr>
-          <w:rFonts w:hint="eastAsia" w:ascii="Times New Roman" w:hAnsi="Times New Roman" w:eastAsia="FangSong" w:cs="Times New Roman"/>
-        </w:rPr>
-        <w:t xml:space="preserve">图</w:t>
-      </w:r>
-      <w:r>
-        <w:rPr>
-          <w:rFonts w:ascii="Times New Roman" w:hAnsi="Times New Roman" w:eastAsia="Times New Roman" w:cs="Times New Roman"/>
-        </w:rPr>
-        <w:t xml:space="preserve"> </w:t>
-      </w:r>
-      <w:r>
-        <w:rPr>
-          <w:rFonts w:hint="eastAsia" w:ascii="Times New Roman" w:hAnsi="Times New Roman" w:eastAsia="Times New Roman" w:cs="Times New Roman"/>
-        </w:rPr>
-        <w:t>8-6：</w:t>
-      </w:r>
-      <w:r>
-        <w:rPr>
-          <w:rFonts w:hint="eastAsia" w:ascii="Times New Roman" w:hAnsi="Times New Roman" w:eastAsia="FangSong" w:cs="Times New Roman"/>
-        </w:rPr>
-        <w:t>两亲性分子的亲水头基与疏水尾链结构示意</w:t>
-      </w:r>
-    </w:p>
-    <w:p>
-      <w:pPr>
-        <w:pStyle w:val="BodyText"/>
-        <w:spacing w:before="160" w:after="80"/>
-        <w:jc w:val="center"/>
-      </w:pPr>
-      <w:r>
-        <w:rPr>
-          <w:rFonts w:ascii="Times New Roman" w:hAnsi="Times New Roman" w:eastAsia="Times New Roman" w:cs="Times New Roman"/>
-        </w:rPr>
-        <w:drawing>
-          <wp:inline>
-            <wp:extent cx="2667000" cy="2657542"/>
-            <wp:effectExtent b="0" l="0" r="0" t="0"/>
-            <wp:docPr descr="" title="" id="38" name="Picture"/>
-            <a:graphic>
-              <a:graphicData uri="http://schemas.openxmlformats.org/drawingml/2006/picture">
-                <pic:pic>
-                  <pic:nvPicPr>
-                    <pic:cNvPr descr="e5acca06d7a32c043378347ad2efaabda37c533d57add849c6e0d99be487909c.jpg" id="39" name="Picture"/>
-                    <pic:cNvPicPr>
-                      <a:picLocks noChangeArrowheads="1" noChangeAspect="1"/>
-                    </pic:cNvPicPr>
-                  </pic:nvPicPr>
-                  <pic:blipFill>
-                    <a:blip r:embed="rId37"/>
-                    <a:stretch>
-                      <a:fillRect/>
-                    </a:stretch>
-                  </pic:blipFill>
-                  <pic:spPr bwMode="auto">
-                    <a:xfrm>
-                      <a:off x="0" y="0"/>
-                      <a:ext cx="2667000" cy="2657542"/>
-                    </a:xfrm>
-                    <a:prstGeom prst="rect">
-                      <a:avLst/>
-                    </a:prstGeom>
-                    <a:noFill/>
-                    <a:ln w="9525">
-                      <a:noFill/>
-                      <a:headEnd/>
-                      <a:tailEnd/>
-                    </a:ln>
-                  </pic:spPr>
-                </pic:pic>
-              </a:graphicData>
-            </a:graphic>
-          </wp:inline>
-        </w:drawing>
-      </w:r>
-      <w:r>
-        <w:rPr>
-          <w:rFonts w:ascii="Times New Roman" w:hAnsi="Times New Roman" w:eastAsia="Times New Roman" w:cs="Times New Roman"/>
-        </w:rPr>
-        <w:t xml:space="preserve"> </w:t>
-      </w:r>
-      <w:r>
-        <w:rPr>
-          <w:rFonts w:ascii="Times New Roman" w:hAnsi="Times New Roman" w:eastAsia="Times New Roman" w:cs="Times New Roman"/>
-        </w:rPr>
-        <w:t xml:space="preserve">&gt; </w:t>
-      </w:r>
-      <w:r>
-        <w:rPr>
-          <w:rFonts w:hint="eastAsia" w:ascii="Times New Roman" w:hAnsi="Times New Roman" w:eastAsia="FangSong" w:cs="Times New Roman"/>
-        </w:rPr>
-        <w:t xml:space="preserve">图</w:t>
-      </w:r>
-      <w:r>
-        <w:rPr>
-          <w:rFonts w:ascii="Times New Roman" w:hAnsi="Times New Roman" w:eastAsia="Times New Roman" w:cs="Times New Roman"/>
-        </w:rPr>
-        <w:t xml:space="preserve"> </w:t>
-      </w:r>
-      <w:r>
-        <w:rPr>
-          <w:rFonts w:hint="eastAsia" w:ascii="Times New Roman" w:hAnsi="Times New Roman" w:eastAsia="Times New Roman" w:cs="Times New Roman"/>
-        </w:rPr>
-        <w:t>8-7：</w:t>
-      </w:r>
-      <w:r>
-        <w:rPr>
-          <w:rFonts w:hint="eastAsia" w:ascii="Times New Roman" w:hAnsi="Times New Roman" w:eastAsia="FangSong" w:cs="Times New Roman"/>
-        </w:rPr>
-        <w:t>球形胶束的径向结构示意</w:t>
-      </w:r>
-      <w:r>
-        <w:rPr>
-          <w:rFonts w:hint="eastAsia" w:ascii="Times New Roman" w:hAnsi="Times New Roman" w:eastAsia="Times New Roman" w:cs="Times New Roman"/>
-        </w:rPr>
-        <w:t>（</w:t>
-      </w:r>
-      <w:r>
-        <w:rPr>
-          <w:rFonts w:hint="eastAsia" w:ascii="Times New Roman" w:hAnsi="Times New Roman" w:eastAsia="FangSong" w:cs="Times New Roman"/>
-        </w:rPr>
-        <w:t>头基朝外</w:t>
-      </w:r>
-      <w:r>
-        <w:rPr>
-          <w:rFonts w:hint="eastAsia" w:ascii="Times New Roman" w:hAnsi="Times New Roman" w:eastAsia="Times New Roman" w:cs="Times New Roman"/>
-        </w:rPr>
-        <w:t>、</w:t>
-      </w:r>
-      <w:r>
-        <w:rPr>
-          <w:rFonts w:hint="eastAsia" w:ascii="Times New Roman" w:hAnsi="Times New Roman" w:eastAsia="FangSong" w:cs="Times New Roman"/>
-        </w:rPr>
-        <w:t>尾链朝内</w:t>
-      </w:r>
-      <w:r>
-        <w:rPr>
-          <w:rFonts w:hint="eastAsia" w:ascii="Times New Roman" w:hAnsi="Times New Roman" w:eastAsia="Times New Roman" w:cs="Times New Roman"/>
-        </w:rPr>
-        <w:t>）</w:t>
-      </w:r>
-    </w:p>
-    <w:p>
-      <w:pPr>
-        <w:pStyle w:val="BodyText"/>
+        <w:spacing w:before="120"/>
       </w:pPr>
     </w:p>
     <w:p>

--- a/06-学生侧材料/讲义/学生专用版/3-物理化学/胶体与表面物理化学-超级充实版（学生专用版）.docx
+++ b/06-学生侧材料/讲义/学生专用版/3-物理化学/胶体与表面物理化学-超级充实版（学生专用版）.docx
@@ -25270,9 +25270,39 @@
             </w:pPr>
             <w:r>
               <w:rPr>
+                <w:rFonts w:ascii="Times New Roman" w:hAnsi="Times New Roman" w:eastAsia="Times New Roman" w:cs="Times New Roman"/>
+              </w:rPr>
+              <w:t xml:space="preserve">&gt; </w:t>
+            </w:r>
+            <w:r>
+              <w:rPr>
                 <w:rFonts w:hint="eastAsia" w:ascii="Times New Roman" w:hAnsi="Times New Roman" w:eastAsia="FangSong" w:cs="Times New Roman"/>
               </w:rPr>
-              <w:t>速率随分压先升后降</w:t>
+              <w:t xml:space="preserve">图</w:t>
+            </w:r>
+            <w:r>
+              <w:rPr>
+                <w:rFonts w:ascii="Times New Roman" w:hAnsi="Times New Roman" w:eastAsia="Times New Roman" w:cs="Times New Roman"/>
+              </w:rPr>
+              <w:t xml:space="preserve"> </w:t>
+            </w:r>
+            <w:r>
+              <w:rPr>
+                <w:rFonts w:hint="eastAsia" w:ascii="Times New Roman" w:hAnsi="Times New Roman" w:eastAsia="Times New Roman" w:cs="Times New Roman"/>
+              </w:rPr>
+              <w:t xml:space="preserve">8-5：Langmuir-Hinshelwood</w:t>
+            </w:r>
+            <w:r>
+              <w:rPr>
+                <w:rFonts w:ascii="Times New Roman" w:hAnsi="Times New Roman" w:eastAsia="Times New Roman" w:cs="Times New Roman"/>
+              </w:rPr>
+              <w:t xml:space="preserve"> </w:t>
+            </w:r>
+            <w:r>
+              <w:rPr>
+                <w:rFonts w:hint="eastAsia" w:ascii="Times New Roman" w:hAnsi="Times New Roman" w:eastAsia="FangSong" w:cs="Times New Roman"/>
+              </w:rPr>
+              <w:t>机理速率随分压先升后降</w:t>
             </w:r>
             <w:r>
               <w:rPr>
@@ -25297,9 +25327,39 @@
             </w:pPr>
             <w:r>
               <w:rPr>
+                <w:rFonts w:ascii="Times New Roman" w:hAnsi="Times New Roman" w:eastAsia="Times New Roman" w:cs="Times New Roman"/>
+              </w:rPr>
+              <w:t xml:space="preserve">&gt; </w:t>
+            </w:r>
+            <w:r>
+              <w:rPr>
                 <w:rFonts w:hint="eastAsia" w:ascii="Times New Roman" w:hAnsi="Times New Roman" w:eastAsia="FangSong" w:cs="Times New Roman"/>
               </w:rPr>
-              <w:t>速率随分压单调递增</w:t>
+              <w:t xml:space="preserve">图</w:t>
+            </w:r>
+            <w:r>
+              <w:rPr>
+                <w:rFonts w:ascii="Times New Roman" w:hAnsi="Times New Roman" w:eastAsia="Times New Roman" w:cs="Times New Roman"/>
+              </w:rPr>
+              <w:t xml:space="preserve"> </w:t>
+            </w:r>
+            <w:r>
+              <w:rPr>
+                <w:rFonts w:hint="eastAsia" w:ascii="Times New Roman" w:hAnsi="Times New Roman" w:eastAsia="Times New Roman" w:cs="Times New Roman"/>
+              </w:rPr>
+              <w:t xml:space="preserve">8-6：Eley-Rideal</w:t>
+            </w:r>
+            <w:r>
+              <w:rPr>
+                <w:rFonts w:ascii="Times New Roman" w:hAnsi="Times New Roman" w:eastAsia="Times New Roman" w:cs="Times New Roman"/>
+              </w:rPr>
+              <w:t xml:space="preserve"> </w:t>
+            </w:r>
+            <w:r>
+              <w:rPr>
+                <w:rFonts w:hint="eastAsia" w:ascii="Times New Roman" w:hAnsi="Times New Roman" w:eastAsia="FangSong" w:cs="Times New Roman"/>
+              </w:rPr>
+              <w:t>机理速率随分压单调递增</w:t>
             </w:r>
             <w:r>
               <w:rPr>
@@ -25319,86 +25379,8 @@
     </w:tbl>
     <w:p>
       <w:pPr>
-        <w:pStyle w:val="BlockText"/>
-        <w:spacing w:before="40" w:after="160"/>
-        <w:jc w:val="center"/>
-      </w:pPr>
-      <w:r>
-        <w:rPr>
-          <w:rFonts w:hint="eastAsia" w:ascii="Times New Roman" w:hAnsi="Times New Roman" w:eastAsia="FangSong" w:cs="Times New Roman"/>
-          <w:b w:val="0"/>
-          <w:i w:val="0"/>
-          <w:sz w:val="21"/>
-        </w:rPr>
-        <w:t xml:space="preserve">图</w:t>
-      </w:r>
-      <w:r>
-        <w:rPr>
-          <w:rFonts w:ascii="Times New Roman" w:hAnsi="Times New Roman" w:eastAsia="FangSong" w:cs="Times New Roman"/>
-          <w:b w:val="0"/>
-          <w:i w:val="0"/>
-          <w:sz w:val="21"/>
-        </w:rPr>
-        <w:t xml:space="preserve"> </w:t>
-      </w:r>
-      <w:r>
-        <w:rPr>
-          <w:rFonts w:hint="eastAsia" w:ascii="Times New Roman" w:hAnsi="Times New Roman" w:eastAsia="FangSong" w:cs="Times New Roman"/>
-          <w:b w:val="0"/>
-          <w:i w:val="0"/>
-          <w:sz w:val="21"/>
-        </w:rPr>
-        <w:t>8-5：</w:t>
-      </w:r>
-      <w:r>
-        <w:rPr>
-          <w:rFonts w:hint="eastAsia" w:ascii="Times New Roman" w:hAnsi="Times New Roman" w:eastAsia="FangSong" w:cs="Times New Roman"/>
-          <w:b w:val="0"/>
-          <w:i w:val="0"/>
-          <w:sz w:val="21"/>
-        </w:rPr>
-        <w:t>多相催化</w:t>
-      </w:r>
-      <w:r>
-        <w:rPr>
-          <w:rFonts w:ascii="Times New Roman" w:hAnsi="Times New Roman" w:eastAsia="FangSong" w:cs="Times New Roman"/>
-          <w:b w:val="0"/>
-          <w:i w:val="0"/>
-          <w:sz w:val="21"/>
-        </w:rPr>
-        <w:t xml:space="preserve"> LH </w:t>
-      </w:r>
-      <w:r>
-        <w:rPr>
-          <w:rFonts w:hint="eastAsia" w:ascii="Times New Roman" w:hAnsi="Times New Roman" w:eastAsia="FangSong" w:cs="Times New Roman"/>
-          <w:b w:val="0"/>
-          <w:i w:val="0"/>
-          <w:sz w:val="21"/>
-        </w:rPr>
-        <w:t xml:space="preserve">与</w:t>
-      </w:r>
-      <w:r>
-        <w:rPr>
-          <w:rFonts w:ascii="Times New Roman" w:hAnsi="Times New Roman" w:eastAsia="FangSong" w:cs="Times New Roman"/>
-          <w:b w:val="0"/>
-          <w:i w:val="0"/>
-          <w:sz w:val="21"/>
-        </w:rPr>
-        <w:t xml:space="preserve"> ER </w:t>
-      </w:r>
-      <w:r>
-        <w:rPr>
-          <w:rFonts w:hint="eastAsia" w:ascii="Times New Roman" w:hAnsi="Times New Roman" w:eastAsia="FangSong" w:cs="Times New Roman"/>
-          <w:b w:val="0"/>
-          <w:i w:val="0"/>
-          <w:sz w:val="21"/>
-        </w:rPr>
-        <w:t xml:space="preserve">机理速率特征对比图</w:t>
-      </w:r>
-    </w:p>
-    <w:p>
-      <w:pPr>
-        <w:pStyle w:val="FirstParagraph"/>
+        <w:pStyle w:val="BodyText"/>
+        <w:spacing w:before="120"/>
         <w:ind w:firstLine="420"/>
       </w:pPr>
       <w:r>
@@ -32975,7 +32957,7 @@
               <w:rPr>
                 <w:rFonts w:hint="eastAsia" w:ascii="Times New Roman" w:hAnsi="Times New Roman" w:eastAsia="Times New Roman" w:cs="Times New Roman"/>
               </w:rPr>
-              <w:t>8-6：</w:t>
+              <w:t>8-7：</w:t>
             </w:r>
             <w:r>
               <w:rPr>
@@ -33014,7 +32996,7 @@
               <w:rPr>
                 <w:rFonts w:hint="eastAsia" w:ascii="Times New Roman" w:hAnsi="Times New Roman" w:eastAsia="Times New Roman" w:cs="Times New Roman"/>
               </w:rPr>
-              <w:t>8-7：</w:t>
+              <w:t>8-8：</w:t>
             </w:r>
             <w:r>
               <w:rPr>

--- a/06-学生侧材料/讲义/学生专用版/3-物理化学/胶体与表面物理化学-超级充实版（学生专用版）.docx
+++ b/06-学生侧材料/讲义/学生专用版/3-物理化学/胶体与表面物理化学-超级充实版（学生专用版）.docx
@@ -28200,12 +28200,12 @@
         </w:rPr>
         <w:t>）</w:t>
       </w:r>
-      <w:r>
-        <w:rPr>
-          <w:rFonts w:ascii="Times New Roman" w:hAnsi="Times New Roman" w:eastAsia="Times New Roman" w:cs="Times New Roman"/>
-        </w:rPr>
-        <w:t xml:space="preserve"> </w:t>
-      </w:r>
+    </w:p>
+    <w:p>
+      <w:pPr>
+        <w:pStyle w:val="BodyText"/>
+        <w:ind w:firstLine="420"/>
+      </w:pPr>
       <w:r>
         <w:rPr>
           <w:rFonts w:hint="eastAsia" w:ascii="Times New Roman" w:hAnsi="Times New Roman" w:eastAsia="FangSong" w:cs="Times New Roman"/>
@@ -30333,12 +30333,12 @@
         </w:rPr>
         <w:t>）</w:t>
       </w:r>
-      <w:r>
-        <w:rPr>
-          <w:rFonts w:ascii="Times New Roman" w:hAnsi="Times New Roman" w:eastAsia="Times New Roman" w:cs="Times New Roman"/>
-        </w:rPr>
-        <w:t xml:space="preserve"> </w:t>
-      </w:r>
+    </w:p>
+    <w:p>
+      <w:pPr>
+        <w:pStyle w:val="BodyText"/>
+        <w:ind w:firstLine="420"/>
+      </w:pPr>
       <w:r>
         <w:rPr>
           <w:rFonts w:hint="eastAsia" w:ascii="Times New Roman" w:hAnsi="Times New Roman" w:eastAsia="FangSong" w:cs="Times New Roman"/>
@@ -31009,12 +31009,12 @@
         </w:rPr>
         <w:t>）</w:t>
       </w:r>
-      <w:r>
-        <w:rPr>
-          <w:rFonts w:ascii="Times New Roman" w:hAnsi="Times New Roman" w:eastAsia="Times New Roman" w:cs="Times New Roman"/>
-        </w:rPr>
-        <w:t xml:space="preserve"> </w:t>
-      </w:r>
+    </w:p>
+    <w:p>
+      <w:pPr>
+        <w:pStyle w:val="BodyText"/>
+        <w:ind w:firstLine="420"/>
+      </w:pPr>
       <w:r>
         <w:rPr>
           <w:rFonts w:hint="eastAsia" w:ascii="Times New Roman" w:hAnsi="Times New Roman" w:eastAsia="FangSong" w:cs="Times New Roman"/>
@@ -33701,12 +33701,12 @@
         </w:rPr>
         <w:t>____。</w:t>
       </w:r>
-      <w:r>
-        <w:rPr>
-          <w:rFonts w:ascii="Times New Roman" w:hAnsi="Times New Roman" w:eastAsia="Times New Roman" w:cs="Times New Roman"/>
-        </w:rPr>
-        <w:t xml:space="preserve"> </w:t>
-      </w:r>
+    </w:p>
+    <w:p>
+      <w:pPr>
+        <w:pStyle w:val="BodyText"/>
+        <w:ind w:firstLine="420"/>
+      </w:pPr>
       <w:r>
         <w:rPr>
           <w:rFonts w:ascii="Times New Roman" w:hAnsi="Times New Roman" w:eastAsia="Times New Roman" w:cs="Times New Roman"/>
@@ -44701,12 +44701,12 @@
         </w:rPr>
         <w:t>。</w:t>
       </w:r>
-      <w:r>
-        <w:rPr>
-          <w:rFonts w:ascii="Times New Roman" w:hAnsi="Times New Roman" w:eastAsia="Times New Roman" w:cs="Times New Roman"/>
-        </w:rPr>
-        <w:t xml:space="preserve"> </w:t>
-      </w:r>
+    </w:p>
+    <w:p>
+      <w:pPr>
+        <w:pStyle w:val="BodyText"/>
+        <w:ind w:firstLine="420"/>
+      </w:pPr>
       <w:r>
         <w:rPr>
           <w:rFonts w:hint="eastAsia" w:ascii="Times New Roman" w:hAnsi="Times New Roman" w:eastAsia="Times New Roman" w:cs="Times New Roman"/>

--- a/06-学生侧材料/讲义/学生专用版/3-物理化学/胶体与表面物理化学-超级充实版（学生专用版）.docx
+++ b/06-学生侧材料/讲义/学生专用版/3-物理化学/胶体与表面物理化学-超级充实版（学生专用版）.docx
@@ -20239,12 +20239,12 @@
         </w:rPr>
         <w:t xml:space="preserve">。</w:t>
       </w:r>
-      <w:r>
-        <w:rPr>
-          <w:rFonts w:ascii="Times New Roman" w:hAnsi="Times New Roman" w:eastAsia="Times New Roman" w:cs="Times New Roman"/>
-        </w:rPr>
-        <w:t xml:space="preserve"> </w:t>
-      </w:r>
+    </w:p>
+    <w:p>
+      <w:pPr>
+        <w:pStyle w:val="BodyText"/>
+        <w:ind w:firstLine="420"/>
+      </w:pPr>
       <w:r>
         <w:rPr>
           <w:rFonts w:hint="eastAsia" w:ascii="Times New Roman" w:hAnsi="Times New Roman" w:eastAsia="FangSong" w:cs="Times New Roman"/>
@@ -28767,18 +28767,15 @@
         </w:rPr>
         <w:t xml:space="preserve">。</w:t>
       </w:r>
-      <w:r>
-        <w:rPr>
-          <w:rFonts w:ascii="Times New Roman" w:hAnsi="Times New Roman" w:eastAsia="Times New Roman" w:cs="Times New Roman"/>
-        </w:rPr>
-        <w:t xml:space="preserve"> </w:t>
-      </w:r>
-      <w:r>
-        <w:rPr>
-          <w:rFonts w:ascii="Times New Roman" w:hAnsi="Times New Roman" w:eastAsia="Times New Roman" w:cs="Times New Roman"/>
-        </w:rPr>
-        <w:t xml:space="preserve">(1) </w:t>
-      </w:r>
+    </w:p>
+    <w:p>
+      <w:pPr>
+        <w:numPr>
+          <w:ilvl w:val="0"/>
+          <w:numId w:val="1006"/>
+        </w:numPr>
+        <w:ind w:firstLine="420"/>
+      </w:pPr>
       <w:r>
         <w:rPr>
           <w:rFonts w:hint="eastAsia" w:ascii="Times New Roman" w:hAnsi="Times New Roman" w:eastAsia="FangSong" w:cs="Times New Roman"/>
@@ -28992,18 +28989,15 @@
         </w:rPr>
         <w:t xml:space="preserve">；</w:t>
       </w:r>
-      <w:r>
-        <w:rPr>
-          <w:rFonts w:ascii="Times New Roman" w:hAnsi="Times New Roman" w:eastAsia="Times New Roman" w:cs="Times New Roman"/>
-        </w:rPr>
-        <w:t xml:space="preserve"> </w:t>
-      </w:r>
-      <w:r>
-        <w:rPr>
-          <w:rFonts w:ascii="Times New Roman" w:hAnsi="Times New Roman" w:eastAsia="Times New Roman" w:cs="Times New Roman"/>
-        </w:rPr>
-        <w:t xml:space="preserve">(2) </w:t>
-      </w:r>
+    </w:p>
+    <w:p>
+      <w:pPr>
+        <w:numPr>
+          <w:ilvl w:val="0"/>
+          <w:numId w:val="1006"/>
+        </w:numPr>
+        <w:ind w:firstLine="420"/>
+      </w:pPr>
       <w:r>
         <w:rPr>
           <w:rFonts w:hint="eastAsia" w:ascii="Times New Roman" w:hAnsi="Times New Roman" w:eastAsia="FangSong" w:cs="Times New Roman"/>
@@ -29124,81 +29118,78 @@
         </w:rPr>
         <w:t>）；</w:t>
       </w:r>
-      <w:r>
-        <w:rPr>
-          <w:rFonts w:ascii="Times New Roman" w:hAnsi="Times New Roman" w:eastAsia="Times New Roman" w:cs="Times New Roman"/>
-        </w:rPr>
-        <w:t xml:space="preserve"> </w:t>
-      </w:r>
-      <w:r>
-        <w:rPr>
-          <w:rFonts w:ascii="Times New Roman" w:hAnsi="Times New Roman" w:eastAsia="Times New Roman" w:cs="Times New Roman"/>
-        </w:rPr>
-        <w:t xml:space="preserve">(3) </w:t>
-      </w:r>
-      <w:r>
-        <w:rPr>
-          <w:rFonts w:hint="eastAsia" w:ascii="Times New Roman" w:hAnsi="Times New Roman" w:eastAsia="FangSong" w:cs="Times New Roman"/>
-        </w:rPr>
-        <w:t>分析若在量热计算中错误忽略表面熵项</w:t>
-      </w:r>
-      <w:r>
-        <w:rPr>
-          <w:rFonts w:hint="eastAsia" w:ascii="Times New Roman" w:hAnsi="Times New Roman" w:eastAsia="Times New Roman" w:cs="Times New Roman"/>
-        </w:rPr>
-        <w:t>（</w:t>
-      </w:r>
-      <w:r>
-        <w:rPr>
-          <w:rFonts w:hint="eastAsia" w:ascii="Times New Roman" w:hAnsi="Times New Roman" w:eastAsia="FangSong" w:cs="Times New Roman"/>
-        </w:rPr>
-        <w:t>即直接代入表面张力</w:t>
-      </w:r>
-      <w:r>
-        <w:rPr>
-          <w:rFonts w:ascii="Times New Roman" w:hAnsi="Times New Roman" w:eastAsia="Times New Roman" w:cs="Times New Roman"/>
-        </w:rPr>
-        <w:t xml:space="preserve"> </w:t>
-      </w:r>
-      <m:oMath>
-        <m:r>
-          <m:t>σ</m:t>
-        </m:r>
-      </m:oMath>
-      <w:r>
-        <w:rPr>
-          <w:rFonts w:ascii="Times New Roman" w:hAnsi="Times New Roman" w:eastAsia="Times New Roman" w:cs="Times New Roman"/>
-        </w:rPr>
-        <w:t xml:space="preserve"> </w:t>
-      </w:r>
-      <w:r>
-        <w:rPr>
-          <w:rFonts w:hint="eastAsia" w:ascii="Times New Roman" w:hAnsi="Times New Roman" w:eastAsia="FangSong" w:cs="Times New Roman"/>
-        </w:rPr>
-        <w:t>作为能量尺度</w:t>
-      </w:r>
-      <w:r>
-        <w:rPr>
-          <w:rFonts w:hint="eastAsia" w:ascii="Times New Roman" w:hAnsi="Times New Roman" w:eastAsia="Times New Roman" w:cs="Times New Roman"/>
-        </w:rPr>
-        <w:t>）</w:t>
-      </w:r>
-      <w:r>
-        <w:rPr>
-          <w:rFonts w:hint="eastAsia" w:ascii="Times New Roman" w:hAnsi="Times New Roman" w:eastAsia="FangSong" w:cs="Times New Roman"/>
-        </w:rPr>
-        <w:t>所造成的相对计算偏差率</w:t>
-      </w:r>
-      <w:r>
-        <w:rPr>
-          <w:rFonts w:hint="eastAsia" w:ascii="Times New Roman" w:hAnsi="Times New Roman" w:eastAsia="Times New Roman" w:cs="Times New Roman"/>
-        </w:rPr>
-        <w:t>。</w:t>
-      </w:r>
     </w:p>
     <w:p>
       <w:pPr>
-        <w:pStyle w:val="BodyText"/>
+        <w:numPr>
+          <w:ilvl w:val="0"/>
+          <w:numId w:val="1006"/>
+        </w:numPr>
+        <w:ind w:firstLine="420"/>
+      </w:pPr>
+      <w:r>
+        <w:rPr>
+          <w:rFonts w:hint="eastAsia" w:ascii="Times New Roman" w:hAnsi="Times New Roman" w:eastAsia="FangSong" w:cs="Times New Roman"/>
+        </w:rPr>
+        <w:t>分析若在量热计算中错误忽略表面熵项</w:t>
+      </w:r>
+      <w:r>
+        <w:rPr>
+          <w:rFonts w:hint="eastAsia" w:ascii="Times New Roman" w:hAnsi="Times New Roman" w:eastAsia="Times New Roman" w:cs="Times New Roman"/>
+        </w:rPr>
+        <w:t>（</w:t>
+      </w:r>
+      <w:r>
+        <w:rPr>
+          <w:rFonts w:hint="eastAsia" w:ascii="Times New Roman" w:hAnsi="Times New Roman" w:eastAsia="FangSong" w:cs="Times New Roman"/>
+        </w:rPr>
+        <w:t>即直接代入表面张力</w:t>
+      </w:r>
+      <w:r>
+        <w:rPr>
+          <w:rFonts w:ascii="Times New Roman" w:hAnsi="Times New Roman" w:eastAsia="Times New Roman" w:cs="Times New Roman"/>
+        </w:rPr>
+        <w:t xml:space="preserve"> </w:t>
+      </w:r>
+      <m:oMath>
+        <m:r>
+          <m:t>σ</m:t>
+        </m:r>
+      </m:oMath>
+      <w:r>
+        <w:rPr>
+          <w:rFonts w:ascii="Times New Roman" w:hAnsi="Times New Roman" w:eastAsia="Times New Roman" w:cs="Times New Roman"/>
+        </w:rPr>
+        <w:t xml:space="preserve"> </w:t>
+      </w:r>
+      <w:r>
+        <w:rPr>
+          <w:rFonts w:hint="eastAsia" w:ascii="Times New Roman" w:hAnsi="Times New Roman" w:eastAsia="FangSong" w:cs="Times New Roman"/>
+        </w:rPr>
+        <w:t>作为能量尺度</w:t>
+      </w:r>
+      <w:r>
+        <w:rPr>
+          <w:rFonts w:hint="eastAsia" w:ascii="Times New Roman" w:hAnsi="Times New Roman" w:eastAsia="Times New Roman" w:cs="Times New Roman"/>
+        </w:rPr>
+        <w:t>）</w:t>
+      </w:r>
+      <w:r>
+        <w:rPr>
+          <w:rFonts w:hint="eastAsia" w:ascii="Times New Roman" w:hAnsi="Times New Roman" w:eastAsia="FangSong" w:cs="Times New Roman"/>
+        </w:rPr>
+        <w:t>所造成的相对计算偏差率</w:t>
+      </w:r>
+      <w:r>
+        <w:rPr>
+          <w:rFonts w:hint="eastAsia" w:ascii="Times New Roman" w:hAnsi="Times New Roman" w:eastAsia="Times New Roman" w:cs="Times New Roman"/>
+        </w:rPr>
+        <w:t>。</w:t>
+      </w:r>
+    </w:p>
+    <w:p>
+      <w:pPr>
+        <w:pStyle w:val="FirstParagraph"/>
       </w:pPr>
     </w:p>
     <w:p>
@@ -29462,18 +29453,15 @@
         </w:rPr>
         <w:t xml:space="preserve">）。</w:t>
       </w:r>
-      <w:r>
-        <w:rPr>
-          <w:rFonts w:ascii="Times New Roman" w:hAnsi="Times New Roman" w:eastAsia="Times New Roman" w:cs="Times New Roman"/>
-        </w:rPr>
-        <w:t xml:space="preserve"> </w:t>
-      </w:r>
-      <w:r>
-        <w:rPr>
-          <w:rFonts w:ascii="Times New Roman" w:hAnsi="Times New Roman" w:eastAsia="Times New Roman" w:cs="Times New Roman"/>
-        </w:rPr>
-        <w:t xml:space="preserve">(1) </w:t>
-      </w:r>
+    </w:p>
+    <w:p>
+      <w:pPr>
+        <w:numPr>
+          <w:ilvl w:val="0"/>
+          <w:numId w:val="1007"/>
+        </w:numPr>
+        <w:ind w:firstLine="420"/>
+      </w:pPr>
       <w:r>
         <w:rPr>
           <w:rFonts w:hint="eastAsia" w:ascii="Times New Roman" w:hAnsi="Times New Roman" w:eastAsia="FangSong" w:cs="Times New Roman"/>
@@ -29647,18 +29635,15 @@
         </w:rPr>
         <w:t>；</w:t>
       </w:r>
-      <w:r>
-        <w:rPr>
-          <w:rFonts w:ascii="Times New Roman" w:hAnsi="Times New Roman" w:eastAsia="Times New Roman" w:cs="Times New Roman"/>
-        </w:rPr>
-        <w:t xml:space="preserve"> </w:t>
-      </w:r>
-      <w:r>
-        <w:rPr>
-          <w:rFonts w:ascii="Times New Roman" w:hAnsi="Times New Roman" w:eastAsia="Times New Roman" w:cs="Times New Roman"/>
-        </w:rPr>
-        <w:t xml:space="preserve">(2) </w:t>
-      </w:r>
+    </w:p>
+    <w:p>
+      <w:pPr>
+        <w:numPr>
+          <w:ilvl w:val="0"/>
+          <w:numId w:val="1007"/>
+        </w:numPr>
+        <w:ind w:firstLine="420"/>
+      </w:pPr>
       <w:r>
         <w:rPr>
           <w:rFonts w:hint="eastAsia" w:ascii="Times New Roman" w:hAnsi="Times New Roman" w:eastAsia="FangSong" w:cs="Times New Roman"/>
@@ -30001,18 +29986,15 @@
         </w:rPr>
         <w:t xml:space="preserve">；</w:t>
       </w:r>
-      <w:r>
-        <w:rPr>
-          <w:rFonts w:ascii="Times New Roman" w:hAnsi="Times New Roman" w:eastAsia="Times New Roman" w:cs="Times New Roman"/>
-        </w:rPr>
-        <w:t xml:space="preserve"> </w:t>
-      </w:r>
-      <w:r>
-        <w:rPr>
-          <w:rFonts w:ascii="Times New Roman" w:hAnsi="Times New Roman" w:eastAsia="Times New Roman" w:cs="Times New Roman"/>
-        </w:rPr>
-        <w:t xml:space="preserve">(3) </w:t>
-      </w:r>
+    </w:p>
+    <w:p>
+      <w:pPr>
+        <w:numPr>
+          <w:ilvl w:val="0"/>
+          <w:numId w:val="1007"/>
+        </w:numPr>
+        <w:ind w:firstLine="420"/>
+      </w:pPr>
       <w:r>
         <w:rPr>
           <w:rFonts w:hint="eastAsia" w:ascii="Times New Roman" w:hAnsi="Times New Roman" w:eastAsia="FangSong" w:cs="Times New Roman"/>
@@ -30267,7 +30249,7 @@
     </w:p>
     <w:p>
       <w:pPr>
-        <w:pStyle w:val="BodyText"/>
+        <w:pStyle w:val="FirstParagraph"/>
       </w:pPr>
     </w:p>
     <w:p>
@@ -30655,18 +30637,15 @@
         </w:rPr>
         <w:t>。</w:t>
       </w:r>
-      <w:r>
-        <w:rPr>
-          <w:rFonts w:ascii="Times New Roman" w:hAnsi="Times New Roman" w:eastAsia="Times New Roman" w:cs="Times New Roman"/>
-        </w:rPr>
-        <w:t xml:space="preserve"> </w:t>
-      </w:r>
-      <w:r>
-        <w:rPr>
-          <w:rFonts w:ascii="Times New Roman" w:hAnsi="Times New Roman" w:eastAsia="Times New Roman" w:cs="Times New Roman"/>
-        </w:rPr>
-        <w:t xml:space="preserve">(1) </w:t>
-      </w:r>
+    </w:p>
+    <w:p>
+      <w:pPr>
+        <w:numPr>
+          <w:ilvl w:val="0"/>
+          <w:numId w:val="1008"/>
+        </w:numPr>
+        <w:ind w:firstLine="420"/>
+      </w:pPr>
       <w:r>
         <w:rPr>
           <w:rFonts w:hint="eastAsia" w:ascii="Times New Roman" w:hAnsi="Times New Roman" w:eastAsia="FangSong" w:cs="Times New Roman"/>
@@ -30750,18 +30729,15 @@
         </w:rPr>
         <w:t>）；</w:t>
       </w:r>
-      <w:r>
-        <w:rPr>
-          <w:rFonts w:ascii="Times New Roman" w:hAnsi="Times New Roman" w:eastAsia="Times New Roman" w:cs="Times New Roman"/>
-        </w:rPr>
-        <w:t xml:space="preserve"> </w:t>
-      </w:r>
-      <w:r>
-        <w:rPr>
-          <w:rFonts w:ascii="Times New Roman" w:hAnsi="Times New Roman" w:eastAsia="Times New Roman" w:cs="Times New Roman"/>
-        </w:rPr>
-        <w:t xml:space="preserve">(2) </w:t>
-      </w:r>
+    </w:p>
+    <w:p>
+      <w:pPr>
+        <w:numPr>
+          <w:ilvl w:val="0"/>
+          <w:numId w:val="1008"/>
+        </w:numPr>
+        <w:ind w:firstLine="420"/>
+      </w:pPr>
       <w:r>
         <w:rPr>
           <w:rFonts w:hint="eastAsia" w:ascii="Times New Roman" w:hAnsi="Times New Roman" w:eastAsia="FangSong" w:cs="Times New Roman"/>
@@ -30831,18 +30807,15 @@
         </w:rPr>
         <w:t xml:space="preserve">；</w:t>
       </w:r>
-      <w:r>
-        <w:rPr>
-          <w:rFonts w:ascii="Times New Roman" w:hAnsi="Times New Roman" w:eastAsia="Times New Roman" w:cs="Times New Roman"/>
-        </w:rPr>
-        <w:t xml:space="preserve"> </w:t>
-      </w:r>
-      <w:r>
-        <w:rPr>
-          <w:rFonts w:ascii="Times New Roman" w:hAnsi="Times New Roman" w:eastAsia="Times New Roman" w:cs="Times New Roman"/>
-        </w:rPr>
-        <w:t xml:space="preserve">(3) </w:t>
-      </w:r>
+    </w:p>
+    <w:p>
+      <w:pPr>
+        <w:numPr>
+          <w:ilvl w:val="0"/>
+          <w:numId w:val="1008"/>
+        </w:numPr>
+        <w:ind w:firstLine="420"/>
+      </w:pPr>
       <w:r>
         <w:rPr>
           <w:rFonts w:hint="eastAsia" w:ascii="Times New Roman" w:hAnsi="Times New Roman" w:eastAsia="FangSong" w:cs="Times New Roman"/>
@@ -30951,7 +30924,7 @@
     </w:p>
     <w:p>
       <w:pPr>
-        <w:pStyle w:val="BodyText"/>
+        <w:pStyle w:val="FirstParagraph"/>
       </w:pPr>
     </w:p>
     <w:p>
@@ -31274,18 +31247,15 @@
         </w:rPr>
         <w:t xml:space="preserve">。</w:t>
       </w:r>
-      <w:r>
-        <w:rPr>
-          <w:rFonts w:ascii="Times New Roman" w:hAnsi="Times New Roman" w:eastAsia="Times New Roman" w:cs="Times New Roman"/>
-        </w:rPr>
-        <w:t xml:space="preserve"> </w:t>
-      </w:r>
-      <w:r>
-        <w:rPr>
-          <w:rFonts w:ascii="Times New Roman" w:hAnsi="Times New Roman" w:eastAsia="Times New Roman" w:cs="Times New Roman"/>
-        </w:rPr>
-        <w:t xml:space="preserve">(1) </w:t>
-      </w:r>
+    </w:p>
+    <w:p>
+      <w:pPr>
+        <w:numPr>
+          <w:ilvl w:val="0"/>
+          <w:numId w:val="1009"/>
+        </w:numPr>
+        <w:ind w:firstLine="420"/>
+      </w:pPr>
       <w:r>
         <w:rPr>
           <w:rFonts w:hint="eastAsia" w:ascii="Times New Roman" w:hAnsi="Times New Roman" w:eastAsia="FangSong" w:cs="Times New Roman"/>
@@ -31534,18 +31504,15 @@
         </w:rPr>
         <w:t xml:space="preserve">）；</w:t>
       </w:r>
-      <w:r>
-        <w:rPr>
-          <w:rFonts w:ascii="Times New Roman" w:hAnsi="Times New Roman" w:eastAsia="Times New Roman" w:cs="Times New Roman"/>
-        </w:rPr>
-        <w:t xml:space="preserve"> </w:t>
-      </w:r>
-      <w:r>
-        <w:rPr>
-          <w:rFonts w:ascii="Times New Roman" w:hAnsi="Times New Roman" w:eastAsia="Times New Roman" w:cs="Times New Roman"/>
-        </w:rPr>
-        <w:t xml:space="preserve">(2) </w:t>
-      </w:r>
+    </w:p>
+    <w:p>
+      <w:pPr>
+        <w:numPr>
+          <w:ilvl w:val="0"/>
+          <w:numId w:val="1009"/>
+        </w:numPr>
+        <w:ind w:firstLine="420"/>
+      </w:pPr>
       <w:r>
         <w:rPr>
           <w:rFonts w:hint="eastAsia" w:ascii="Times New Roman" w:hAnsi="Times New Roman" w:eastAsia="FangSong" w:cs="Times New Roman"/>
@@ -31780,18 +31747,15 @@
         </w:rPr>
         <w:t>；</w:t>
       </w:r>
-      <w:r>
-        <w:rPr>
-          <w:rFonts w:ascii="Times New Roman" w:hAnsi="Times New Roman" w:eastAsia="Times New Roman" w:cs="Times New Roman"/>
-        </w:rPr>
-        <w:t xml:space="preserve"> </w:t>
-      </w:r>
-      <w:r>
-        <w:rPr>
-          <w:rFonts w:ascii="Times New Roman" w:hAnsi="Times New Roman" w:eastAsia="Times New Roman" w:cs="Times New Roman"/>
-        </w:rPr>
-        <w:t xml:space="preserve">(3) </w:t>
-      </w:r>
+    </w:p>
+    <w:p>
+      <w:pPr>
+        <w:numPr>
+          <w:ilvl w:val="0"/>
+          <w:numId w:val="1009"/>
+        </w:numPr>
+        <w:ind w:firstLine="420"/>
+      </w:pPr>
       <w:r>
         <w:rPr>
           <w:rFonts w:hint="eastAsia" w:ascii="Times New Roman" w:hAnsi="Times New Roman" w:eastAsia="FangSong" w:cs="Times New Roman"/>
@@ -32227,7 +32191,7 @@
     </w:p>
     <w:p>
       <w:pPr>
-        <w:pStyle w:val="BodyText"/>
+        <w:pStyle w:val="FirstParagraph"/>
       </w:pPr>
     </w:p>
     <w:bookmarkEnd w:id="33"/>
@@ -33092,7 +33056,7 @@
       <w:pPr>
         <w:numPr>
           <w:ilvl w:val="0"/>
-          <w:numId w:val="1006"/>
+          <w:numId w:val="1010"/>
         </w:numPr>
         <w:ind w:firstLine="420"/>
       </w:pPr>
@@ -33161,7 +33125,7 @@
       <w:pPr>
         <w:numPr>
           <w:ilvl w:val="0"/>
-          <w:numId w:val="1006"/>
+          <w:numId w:val="1010"/>
         </w:numPr>
         <w:ind w:firstLine="420"/>
       </w:pPr>
@@ -33303,7 +33267,7 @@
       <w:pPr>
         <w:numPr>
           <w:ilvl w:val="0"/>
-          <w:numId w:val="1006"/>
+          <w:numId w:val="1010"/>
         </w:numPr>
         <w:ind w:firstLine="420"/>
       </w:pPr>
@@ -33420,7 +33384,7 @@
       <w:pPr>
         <w:numPr>
           <w:ilvl w:val="0"/>
-          <w:numId w:val="1006"/>
+          <w:numId w:val="1010"/>
         </w:numPr>
         <w:ind w:firstLine="420"/>
       </w:pPr>
@@ -47767,6 +47731,126 @@
     </w:lvlOverride>
   </w:num>
   <w:num w:numId="1006">
+    <w:abstractNumId w:val="99431"/>
+    <w:lvlOverride w:ilvl="0">
+      <w:startOverride w:val="1"/>
+    </w:lvlOverride>
+    <w:lvlOverride w:ilvl="1">
+      <w:startOverride w:val="1"/>
+    </w:lvlOverride>
+    <w:lvlOverride w:ilvl="2">
+      <w:startOverride w:val="1"/>
+    </w:lvlOverride>
+    <w:lvlOverride w:ilvl="3">
+      <w:startOverride w:val="1"/>
+    </w:lvlOverride>
+    <w:lvlOverride w:ilvl="4">
+      <w:startOverride w:val="1"/>
+    </w:lvlOverride>
+    <w:lvlOverride w:ilvl="5">
+      <w:startOverride w:val="1"/>
+    </w:lvlOverride>
+    <w:lvlOverride w:ilvl="6">
+      <w:startOverride w:val="1"/>
+    </w:lvlOverride>
+    <w:lvlOverride w:ilvl="7">
+      <w:startOverride w:val="1"/>
+    </w:lvlOverride>
+    <w:lvlOverride w:ilvl="8">
+      <w:startOverride w:val="1"/>
+    </w:lvlOverride>
+  </w:num>
+  <w:num w:numId="1007">
+    <w:abstractNumId w:val="99431"/>
+    <w:lvlOverride w:ilvl="0">
+      <w:startOverride w:val="1"/>
+    </w:lvlOverride>
+    <w:lvlOverride w:ilvl="1">
+      <w:startOverride w:val="1"/>
+    </w:lvlOverride>
+    <w:lvlOverride w:ilvl="2">
+      <w:startOverride w:val="1"/>
+    </w:lvlOverride>
+    <w:lvlOverride w:ilvl="3">
+      <w:startOverride w:val="1"/>
+    </w:lvlOverride>
+    <w:lvlOverride w:ilvl="4">
+      <w:startOverride w:val="1"/>
+    </w:lvlOverride>
+    <w:lvlOverride w:ilvl="5">
+      <w:startOverride w:val="1"/>
+    </w:lvlOverride>
+    <w:lvlOverride w:ilvl="6">
+      <w:startOverride w:val="1"/>
+    </w:lvlOverride>
+    <w:lvlOverride w:ilvl="7">
+      <w:startOverride w:val="1"/>
+    </w:lvlOverride>
+    <w:lvlOverride w:ilvl="8">
+      <w:startOverride w:val="1"/>
+    </w:lvlOverride>
+  </w:num>
+  <w:num w:numId="1008">
+    <w:abstractNumId w:val="99431"/>
+    <w:lvlOverride w:ilvl="0">
+      <w:startOverride w:val="1"/>
+    </w:lvlOverride>
+    <w:lvlOverride w:ilvl="1">
+      <w:startOverride w:val="1"/>
+    </w:lvlOverride>
+    <w:lvlOverride w:ilvl="2">
+      <w:startOverride w:val="1"/>
+    </w:lvlOverride>
+    <w:lvlOverride w:ilvl="3">
+      <w:startOverride w:val="1"/>
+    </w:lvlOverride>
+    <w:lvlOverride w:ilvl="4">
+      <w:startOverride w:val="1"/>
+    </w:lvlOverride>
+    <w:lvlOverride w:ilvl="5">
+      <w:startOverride w:val="1"/>
+    </w:lvlOverride>
+    <w:lvlOverride w:ilvl="6">
+      <w:startOverride w:val="1"/>
+    </w:lvlOverride>
+    <w:lvlOverride w:ilvl="7">
+      <w:startOverride w:val="1"/>
+    </w:lvlOverride>
+    <w:lvlOverride w:ilvl="8">
+      <w:startOverride w:val="1"/>
+    </w:lvlOverride>
+  </w:num>
+  <w:num w:numId="1009">
+    <w:abstractNumId w:val="99431"/>
+    <w:lvlOverride w:ilvl="0">
+      <w:startOverride w:val="1"/>
+    </w:lvlOverride>
+    <w:lvlOverride w:ilvl="1">
+      <w:startOverride w:val="1"/>
+    </w:lvlOverride>
+    <w:lvlOverride w:ilvl="2">
+      <w:startOverride w:val="1"/>
+    </w:lvlOverride>
+    <w:lvlOverride w:ilvl="3">
+      <w:startOverride w:val="1"/>
+    </w:lvlOverride>
+    <w:lvlOverride w:ilvl="4">
+      <w:startOverride w:val="1"/>
+    </w:lvlOverride>
+    <w:lvlOverride w:ilvl="5">
+      <w:startOverride w:val="1"/>
+    </w:lvlOverride>
+    <w:lvlOverride w:ilvl="6">
+      <w:startOverride w:val="1"/>
+    </w:lvlOverride>
+    <w:lvlOverride w:ilvl="7">
+      <w:startOverride w:val="1"/>
+    </w:lvlOverride>
+    <w:lvlOverride w:ilvl="8">
+      <w:startOverride w:val="1"/>
+    </w:lvlOverride>
+  </w:num>
+  <w:num w:numId="1010">
     <w:abstractNumId w:val="99431"/>
     <w:lvlOverride w:ilvl="0">
       <w:startOverride w:val="1"/>

--- a/06-学生侧材料/讲义/学生专用版/3-物理化学/胶体与表面物理化学-超级充实版（学生专用版）.docx
+++ b/06-学生侧材料/讲义/学生专用版/3-物理化学/胶体与表面物理化学-超级充实版（学生专用版）.docx
@@ -9490,10 +9490,10 @@
         </w:tblBorders>
       </w:tblPr>
       <w:tblGrid>
-        <w:gridCol w:w="1980"/>
-        <w:gridCol w:w="1980"/>
-        <w:gridCol w:w="1980"/>
-        <w:gridCol w:w="1980"/>
+        <w:gridCol w:w="1188"/>
+        <w:gridCol w:w="2838"/>
+        <w:gridCol w:w="1584"/>
+        <w:gridCol w:w="2310"/>
       </w:tblGrid>
       <w:tr>
         <w:trPr>
@@ -15462,10 +15462,10 @@
         </w:tblBorders>
       </w:tblPr>
       <w:tblGrid>
-        <w:gridCol w:w="1980"/>
-        <w:gridCol w:w="1980"/>
-        <w:gridCol w:w="1980"/>
-        <w:gridCol w:w="1980"/>
+        <w:gridCol w:w="2177"/>
+        <w:gridCol w:w="2045"/>
+        <w:gridCol w:w="1385"/>
+        <w:gridCol w:w="2309"/>
       </w:tblGrid>
       <w:tr>
         <w:trPr>
@@ -23860,9 +23860,9 @@
         </w:tblBorders>
       </w:tblPr>
       <w:tblGrid>
-        <w:gridCol w:w="2640"/>
-        <w:gridCol w:w="2640"/>
-        <w:gridCol w:w="2640"/>
+        <w:gridCol w:w="1122"/>
+        <w:gridCol w:w="3828"/>
+        <w:gridCol w:w="2970"/>
       </w:tblGrid>
       <w:tr>
         <w:trPr>
